--- a/extracted_jsons/TestReport_SAROJ DEVI (OQG2604250052)_2600133939_1eb3f888-f97e-4181-b84d-d9536de7af26.docx
+++ b/extracted_jsons/TestReport_SAROJ DEVI (OQG2604250052)_2600133939_1eb3f888-f97e-4181-b84d-d9536de7af26.docx
@@ -18,12 +18,12 @@
         <w:jc w:val="center"/>
         <w:tblLook w:firstColumn="1" w:firstRow="1" w:lastColumn="0" w:lastRow="0" w:noHBand="0" w:noVBand="1" w:val="04A0"/>
         <w:tblBorders>
-          <w:top w:val="single" w:sz="2" w:space="0" w:color="cbd5e1"/>
-          <w:left w:val="single" w:sz="2" w:space="0" w:color="cbd5e1"/>
-          <w:bottom w:val="single" w:sz="2" w:space="0" w:color="cbd5e1"/>
-          <w:right w:val="single" w:sz="2" w:space="0" w:color="cbd5e1"/>
-          <w:insideH w:val="single" w:sz="2" w:space="0" w:color="cbd5e1"/>
-          <w:insideV w:val="single" w:sz="2" w:space="0" w:color="cbd5e1"/>
+          <w:top w:val="single" w:sz="2" w:space="0" w:color="000000"/>
+          <w:left w:val="single" w:sz="2" w:space="0" w:color="000000"/>
+          <w:bottom w:val="single" w:sz="2" w:space="0" w:color="000000"/>
+          <w:right w:val="single" w:sz="2" w:space="0" w:color="000000"/>
+          <w:insideH w:val="single" w:sz="2" w:space="0" w:color="000000"/>
+          <w:insideV w:val="single" w:sz="2" w:space="0" w:color="000000"/>
         </w:tblBorders>
       </w:tblPr>
       <w:tblGrid>
@@ -418,10 +418,10 @@
           <w:rFonts w:ascii="Cambria" w:hAnsi="Cambria"/>
           <w:b/>
           <w:i w:val="0"/>
-          <w:color w:val="1F497D"/>
-          <w:sz w:val="26"/>
+          <w:color w:val="215868"/>
+          <w:sz w:val="32"/>
         </w:rPr>
-        <w:t>Breast and Ovarian Extended Panel-Liquid Biopsy Assay</w:t>
+        <w:t>TEST NAME</w:t>
       </w:r>
     </w:p>
     <w:p>
@@ -433,7 +433,7 @@
         <w:rPr>
           <w:rFonts w:ascii="Cambria" w:hAnsi="Cambria"/>
           <w:color w:val="000000"/>
-          <w:sz w:val="20"/>
+          <w:sz w:val="24"/>
         </w:rPr>
         <w:t>Clinical Indication: Carcinoma Breast</w:t>
       </w:r>
@@ -441,18 +441,28 @@
     <w:p>
       <w:pPr>
         <w:keepNext/>
-        <w:spacing w:before="306" w:after="80"/>
-        <w:jc w:val="left"/>
+        <w:shd w:val="clear" w:color="auto" w:fill="C00000"/>
+        <w:spacing w:before="160" w:after="160"/>
+        <w:jc w:val="center"/>
       </w:pPr>
       <w:r>
         <w:rPr>
           <w:rFonts w:ascii="Cambria" w:hAnsi="Cambria"/>
           <w:b/>
-          <w:i w:val="0"/>
-          <w:color w:val="1F497D"/>
+          <w:color w:val="FFFFFF"/>
           <w:sz w:val="26"/>
         </w:rPr>
-        <w:t>Positive (Clinically significant variant detected)</w:t>
+        <w:t>Positive</w:t>
+        <w:br/>
+      </w:r>
+      <w:r>
+        <w:rPr>
+          <w:rFonts w:ascii="Cambria" w:hAnsi="Cambria"/>
+          <w:b w:val="0"/>
+          <w:color w:val="FFFFFF"/>
+          <w:sz w:val="19"/>
+        </w:rPr>
+        <w:t>(Clinically significant variant detected)</w:t>
       </w:r>
     </w:p>
     <w:p>
@@ -471,12 +481,12 @@
         <w:jc w:val="center"/>
         <w:tblLook w:firstColumn="1" w:firstRow="1" w:lastColumn="0" w:lastRow="0" w:noHBand="0" w:noVBand="1" w:val="04A0"/>
         <w:tblBorders>
-          <w:top w:val="single" w:sz="4" w:space="0" w:color="1f497d"/>
-          <w:left w:val="single" w:sz="4" w:space="0" w:color="1f497d"/>
-          <w:bottom w:val="single" w:sz="4" w:space="0" w:color="1f497d"/>
-          <w:right w:val="single" w:sz="4" w:space="0" w:color="1f497d"/>
-          <w:insideH w:val="single" w:sz="4" w:space="0" w:color="1f497d"/>
-          <w:insideV w:val="single" w:sz="4" w:space="0" w:color="1f497d"/>
+          <w:top w:val="single" w:sz="4" w:space="0" w:color="000000"/>
+          <w:left w:val="single" w:sz="4" w:space="0" w:color="000000"/>
+          <w:bottom w:val="single" w:sz="4" w:space="0" w:color="000000"/>
+          <w:right w:val="single" w:sz="4" w:space="0" w:color="000000"/>
+          <w:insideH w:val="single" w:sz="4" w:space="0" w:color="000000"/>
+          <w:insideV w:val="single" w:sz="4" w:space="0" w:color="000000"/>
         </w:tblBorders>
       </w:tblPr>
       <w:tblGrid>
@@ -495,7 +505,7 @@
         <w:tc>
           <w:tcPr>
             <w:tcW w:type="dxa" w:w="1683"/>
-            <w:shd w:val="clear" w:color="auto" w:fill="1f497d"/>
+            <w:shd w:val="clear" w:color="auto" w:fill="008080"/>
             <w:tcMar>
               <w:top w:w="60" w:type="dxa"/>
               <w:bottom w:w="60" w:type="dxa"/>
@@ -512,7 +522,7 @@
                 <w:rFonts w:ascii="Cambria" w:hAnsi="Cambria"/>
                 <w:b/>
                 <w:color w:val="FFFFFF"/>
-                <w:sz w:val="19"/>
+                <w:sz w:val="20"/>
               </w:rPr>
               <w:t>Gene &amp; Transcript</w:t>
             </w:r>
@@ -521,7 +531,7 @@
         <w:tc>
           <w:tcPr>
             <w:tcW w:type="dxa" w:w="1763"/>
-            <w:shd w:val="clear" w:color="auto" w:fill="1f497d"/>
+            <w:shd w:val="clear" w:color="auto" w:fill="008080"/>
             <w:tcMar>
               <w:top w:w="60" w:type="dxa"/>
               <w:bottom w:w="60" w:type="dxa"/>
@@ -538,7 +548,7 @@
                 <w:rFonts w:ascii="Cambria" w:hAnsi="Cambria"/>
                 <w:b/>
                 <w:color w:val="FFFFFF"/>
-                <w:sz w:val="19"/>
+                <w:sz w:val="20"/>
               </w:rPr>
               <w:t>Variant</w:t>
             </w:r>
@@ -547,7 +557,7 @@
         <w:tc>
           <w:tcPr>
             <w:tcW w:type="dxa" w:w="1237"/>
-            <w:shd w:val="clear" w:color="auto" w:fill="1f497d"/>
+            <w:shd w:val="clear" w:color="auto" w:fill="008080"/>
             <w:tcMar>
               <w:top w:w="60" w:type="dxa"/>
               <w:bottom w:w="60" w:type="dxa"/>
@@ -564,7 +574,7 @@
                 <w:rFonts w:ascii="Cambria" w:hAnsi="Cambria"/>
                 <w:b/>
                 <w:color w:val="FFFFFF"/>
-                <w:sz w:val="19"/>
+                <w:sz w:val="20"/>
               </w:rPr>
               <w:t>Exon</w:t>
             </w:r>
@@ -573,7 +583,7 @@
         <w:tc>
           <w:tcPr>
             <w:tcW w:type="dxa" w:w="1510"/>
-            <w:shd w:val="clear" w:color="auto" w:fill="1f497d"/>
+            <w:shd w:val="clear" w:color="auto" w:fill="008080"/>
             <w:tcMar>
               <w:top w:w="60" w:type="dxa"/>
               <w:bottom w:w="60" w:type="dxa"/>
@@ -590,7 +600,7 @@
                 <w:rFonts w:ascii="Cambria" w:hAnsi="Cambria"/>
                 <w:b/>
                 <w:color w:val="FFFFFF"/>
-                <w:sz w:val="19"/>
+                <w:sz w:val="20"/>
               </w:rPr>
               <w:t>Coverage / VAF</w:t>
             </w:r>
@@ -599,7 +609,7 @@
         <w:tc>
           <w:tcPr>
             <w:tcW w:type="dxa" w:w="1510"/>
-            <w:shd w:val="clear" w:color="auto" w:fill="1f497d"/>
+            <w:shd w:val="clear" w:color="auto" w:fill="008080"/>
             <w:tcMar>
               <w:top w:w="60" w:type="dxa"/>
               <w:bottom w:w="60" w:type="dxa"/>
@@ -616,7 +626,7 @@
                 <w:rFonts w:ascii="Cambria" w:hAnsi="Cambria"/>
                 <w:b/>
                 <w:color w:val="FFFFFF"/>
-                <w:sz w:val="19"/>
+                <w:sz w:val="20"/>
               </w:rPr>
               <w:t>Classification</w:t>
             </w:r>
@@ -625,7 +635,7 @@
         <w:tc>
           <w:tcPr>
             <w:tcW w:type="dxa" w:w="2763"/>
-            <w:shd w:val="clear" w:color="auto" w:fill="1f497d"/>
+            <w:shd w:val="clear" w:color="auto" w:fill="008080"/>
             <w:tcMar>
               <w:top w:w="60" w:type="dxa"/>
               <w:bottom w:w="60" w:type="dxa"/>
@@ -642,7 +652,7 @@
                 <w:rFonts w:ascii="Cambria" w:hAnsi="Cambria"/>
                 <w:b/>
                 <w:color w:val="FFFFFF"/>
-                <w:sz w:val="19"/>
+                <w:sz w:val="20"/>
               </w:rPr>
               <w:t>Relevant Biomarker</w:t>
             </w:r>
@@ -656,6 +666,7 @@
         <w:tc>
           <w:tcPr>
             <w:tcW w:type="dxa" w:w="1683"/>
+            <w:shd w:val="clear" w:color="auto" w:fill="daedf3"/>
             <w:tcMar>
               <w:top w:w="60" w:type="dxa"/>
               <w:bottom w:w="60" w:type="dxa"/>
@@ -664,11 +675,16 @@
             </w:tcMar>
           </w:tcPr>
           <w:p>
+            <w:pPr>
+              <w:jc w:val="left"/>
+            </w:pPr>
             <w:r>
               <w:rPr>
                 <w:rFonts w:ascii="Cambria" w:hAnsi="Cambria"/>
+                <w:b w:val="0"/>
+                <w:i w:val="0"/>
                 <w:color w:val="000000"/>
-                <w:sz w:val="19"/>
+                <w:sz w:val="20"/>
               </w:rPr>
               <w:t>PIK3CA</w:t>
               <w:br/>
@@ -681,6 +697,7 @@
         <w:tc>
           <w:tcPr>
             <w:tcW w:type="dxa" w:w="1763"/>
+            <w:shd w:val="clear" w:color="auto" w:fill="daedf3"/>
             <w:tcMar>
               <w:top w:w="60" w:type="dxa"/>
               <w:bottom w:w="60" w:type="dxa"/>
@@ -689,11 +706,16 @@
             </w:tcMar>
           </w:tcPr>
           <w:p>
+            <w:pPr>
+              <w:jc w:val="left"/>
+            </w:pPr>
             <w:r>
               <w:rPr>
                 <w:rFonts w:ascii="Cambria" w:hAnsi="Cambria"/>
+                <w:b w:val="0"/>
+                <w:i w:val="0"/>
                 <w:color w:val="000000"/>
-                <w:sz w:val="19"/>
+                <w:sz w:val="20"/>
               </w:rPr>
               <w:t>c.1258T&gt;C</w:t>
               <w:br/>
@@ -704,6 +726,7 @@
         <w:tc>
           <w:tcPr>
             <w:tcW w:type="dxa" w:w="1237"/>
+            <w:shd w:val="clear" w:color="auto" w:fill="daedf3"/>
             <w:tcMar>
               <w:top w:w="60" w:type="dxa"/>
               <w:bottom w:w="60" w:type="dxa"/>
@@ -712,11 +735,16 @@
             </w:tcMar>
           </w:tcPr>
           <w:p>
+            <w:pPr>
+              <w:jc w:val="left"/>
+            </w:pPr>
             <w:r>
               <w:rPr>
                 <w:rFonts w:ascii="Cambria" w:hAnsi="Cambria"/>
+                <w:b w:val="0"/>
+                <w:i w:val="0"/>
                 <w:color w:val="000000"/>
-                <w:sz w:val="19"/>
+                <w:sz w:val="20"/>
               </w:rPr>
               <w:t>Exon 8</w:t>
             </w:r>
@@ -725,6 +753,7 @@
         <w:tc>
           <w:tcPr>
             <w:tcW w:type="dxa" w:w="1510"/>
+            <w:shd w:val="clear" w:color="auto" w:fill="daedf3"/>
             <w:tcMar>
               <w:top w:w="60" w:type="dxa"/>
               <w:bottom w:w="60" w:type="dxa"/>
@@ -733,11 +762,16 @@
             </w:tcMar>
           </w:tcPr>
           <w:p>
+            <w:pPr>
+              <w:jc w:val="left"/>
+            </w:pPr>
             <w:r>
               <w:rPr>
                 <w:rFonts w:ascii="Cambria" w:hAnsi="Cambria"/>
+                <w:b w:val="0"/>
+                <w:i w:val="0"/>
                 <w:color w:val="000000"/>
-                <w:sz w:val="19"/>
+                <w:sz w:val="20"/>
               </w:rPr>
               <w:t>465x / 5.81%</w:t>
             </w:r>
@@ -746,6 +780,7 @@
         <w:tc>
           <w:tcPr>
             <w:tcW w:type="dxa" w:w="1510"/>
+            <w:shd w:val="clear" w:color="auto" w:fill="daedf3"/>
             <w:tcMar>
               <w:top w:w="60" w:type="dxa"/>
               <w:bottom w:w="60" w:type="dxa"/>
@@ -754,11 +789,16 @@
             </w:tcMar>
           </w:tcPr>
           <w:p>
+            <w:pPr>
+              <w:jc w:val="left"/>
+            </w:pPr>
             <w:r>
               <w:rPr>
                 <w:rFonts w:ascii="Cambria" w:hAnsi="Cambria"/>
+                <w:b w:val="0"/>
+                <w:i w:val="0"/>
                 <w:color w:val="000000"/>
-                <w:sz w:val="19"/>
+                <w:sz w:val="20"/>
               </w:rPr>
               <w:t>Tier IA</w:t>
             </w:r>
@@ -767,6 +807,7 @@
         <w:tc>
           <w:tcPr>
             <w:tcW w:type="dxa" w:w="2763"/>
+            <w:shd w:val="clear" w:color="auto" w:fill="daedf3"/>
             <w:tcMar>
               <w:top w:w="60" w:type="dxa"/>
               <w:bottom w:w="60" w:type="dxa"/>
@@ -775,11 +816,16 @@
             </w:tcMar>
           </w:tcPr>
           <w:p>
+            <w:pPr>
+              <w:jc w:val="right"/>
+            </w:pPr>
             <w:r>
               <w:rPr>
                 <w:rFonts w:ascii="Cambria" w:hAnsi="Cambria"/>
-                <w:color w:val="000000"/>
-                <w:sz w:val="19"/>
+                <w:b w:val="0"/>
+                <w:i w:val="0"/>
+                <w:color w:val="FF0000"/>
+                <w:sz w:val="20"/>
               </w:rPr>
               <w:t>Targeted therapies, guidelines</w:t>
               <w:br/>
@@ -810,7 +856,7 @@
         <w:rPr>
           <w:rFonts w:ascii="Cambria" w:hAnsi="Cambria"/>
           <w:color w:val="000000"/>
-          <w:sz w:val="20"/>
+          <w:sz w:val="24"/>
         </w:rPr>
         <w:t>Test Description: The Breast and Ovarian Cancer Extended - Liquid Biopsy Assay is an NGS panel based on molecular tagging technical method that tested to detect low MAFs mutation from plasma samples.</w:t>
       </w:r>
@@ -831,12 +877,12 @@
         <w:jc w:val="center"/>
         <w:tblLook w:firstColumn="1" w:firstRow="1" w:lastColumn="0" w:lastRow="0" w:noHBand="0" w:noVBand="1" w:val="04A0"/>
         <w:tblBorders>
-          <w:top w:val="single" w:sz="4" w:space="0" w:color="1f497d"/>
-          <w:left w:val="single" w:sz="4" w:space="0" w:color="1f497d"/>
-          <w:bottom w:val="single" w:sz="4" w:space="0" w:color="1f497d"/>
-          <w:right w:val="single" w:sz="4" w:space="0" w:color="1f497d"/>
-          <w:insideH w:val="single" w:sz="4" w:space="0" w:color="1f497d"/>
-          <w:insideV w:val="single" w:sz="4" w:space="0" w:color="1f497d"/>
+          <w:top w:val="single" w:sz="4" w:space="0" w:color="000000"/>
+          <w:left w:val="single" w:sz="4" w:space="0" w:color="000000"/>
+          <w:bottom w:val="single" w:sz="4" w:space="0" w:color="000000"/>
+          <w:right w:val="single" w:sz="4" w:space="0" w:color="000000"/>
+          <w:insideH w:val="single" w:sz="4" w:space="0" w:color="000000"/>
+          <w:insideV w:val="single" w:sz="4" w:space="0" w:color="000000"/>
         </w:tblBorders>
       </w:tblPr>
       <w:tblGrid>
@@ -851,7 +897,7 @@
         <w:tc>
           <w:tcPr>
             <w:tcW w:type="dxa" w:w="2301"/>
-            <w:shd w:val="clear" w:color="auto" w:fill="1f497d"/>
+            <w:shd w:val="clear" w:color="auto" w:fill="008080"/>
             <w:tcMar>
               <w:top w:w="60" w:type="dxa"/>
               <w:bottom w:w="60" w:type="dxa"/>
@@ -868,7 +914,7 @@
                 <w:rFonts w:ascii="Cambria" w:hAnsi="Cambria"/>
                 <w:b/>
                 <w:color w:val="FFFFFF"/>
-                <w:sz w:val="19"/>
+                <w:sz w:val="24"/>
               </w:rPr>
               <w:t>Variant Classification as per AMP-ASCO-CAP Guidelines:</w:t>
             </w:r>
@@ -916,11 +962,16 @@
             </w:tcMar>
           </w:tcPr>
           <w:p>
+            <w:pPr>
+              <w:jc w:val="left"/>
+            </w:pPr>
             <w:r>
               <w:rPr>
                 <w:rFonts w:ascii="Cambria" w:hAnsi="Cambria"/>
-                <w:color w:val="000000"/>
-                <w:sz w:val="19"/>
+                <w:b w:val="0"/>
+                <w:i w:val="0"/>
+                <w:color w:val="008080"/>
+                <w:sz w:val="20"/>
               </w:rPr>
               <w:t>Variant</w:t>
             </w:r>
@@ -937,12 +988,16 @@
             </w:tcMar>
           </w:tcPr>
           <w:p>
+            <w:pPr>
+              <w:jc w:val="left"/>
+            </w:pPr>
             <w:r>
               <w:rPr>
                 <w:rFonts w:ascii="Cambria" w:hAnsi="Cambria"/>
-                <w:b/>
-                <w:color w:val="008000"/>
-                <w:sz w:val="19"/>
+                <w:b w:val="0"/>
+                <w:i w:val="0"/>
+                <w:color w:val="000000"/>
+                <w:sz w:val="20"/>
               </w:rPr>
               <w:t>A change in a gene. This could be disease causing (pathogenic) or not disease causing (benign).</w:t>
             </w:r>
@@ -965,11 +1020,16 @@
             </w:tcMar>
           </w:tcPr>
           <w:p>
+            <w:pPr>
+              <w:jc w:val="left"/>
+            </w:pPr>
             <w:r>
               <w:rPr>
                 <w:rFonts w:ascii="Cambria" w:hAnsi="Cambria"/>
+                <w:b w:val="0"/>
+                <w:i w:val="0"/>
                 <w:color w:val="000000"/>
-                <w:sz w:val="19"/>
+                <w:sz w:val="20"/>
               </w:rPr>
               <w:t>Tier I:</w:t>
               <w:br/>
@@ -995,11 +1055,16 @@
             </w:tcMar>
           </w:tcPr>
           <w:p>
+            <w:pPr>
+              <w:jc w:val="left"/>
+            </w:pPr>
             <w:r>
               <w:rPr>
                 <w:rFonts w:ascii="Cambria" w:hAnsi="Cambria"/>
+                <w:b/>
+                <w:i w:val="0"/>
                 <w:color w:val="000000"/>
-                <w:sz w:val="19"/>
+                <w:sz w:val="20"/>
               </w:rPr>
               <w:t>Level A, biomarkers that predict response or resistance to US FDA-approved therapies for a</w:t>
               <w:br/>
@@ -1031,11 +1096,16 @@
             </w:tcMar>
           </w:tcPr>
           <w:p>
+            <w:pPr>
+              <w:jc w:val="left"/>
+            </w:pPr>
             <w:r>
               <w:rPr>
                 <w:rFonts w:ascii="Cambria" w:hAnsi="Cambria"/>
+                <w:b w:val="0"/>
+                <w:i w:val="0"/>
                 <w:color w:val="000000"/>
-                <w:sz w:val="19"/>
+                <w:sz w:val="20"/>
               </w:rPr>
               <w:t>Tier II:</w:t>
               <w:br/>
@@ -1060,11 +1130,16 @@
             </w:tcMar>
           </w:tcPr>
           <w:p>
+            <w:pPr>
+              <w:jc w:val="left"/>
+            </w:pPr>
             <w:r>
               <w:rPr>
                 <w:rFonts w:ascii="Cambria" w:hAnsi="Cambria"/>
+                <w:b/>
+                <w:i w:val="0"/>
                 <w:color w:val="000000"/>
-                <w:sz w:val="19"/>
+                <w:sz w:val="20"/>
               </w:rPr>
               <w:t>Level C, biomarkers that predict response or resistance to therapies approved by FDA or</w:t>
               <w:br/>
@@ -1246,12 +1321,12 @@
         <w:jc w:val="center"/>
         <w:tblLook w:firstColumn="1" w:firstRow="1" w:lastColumn="0" w:lastRow="0" w:noHBand="0" w:noVBand="1" w:val="04A0"/>
         <w:tblBorders>
-          <w:top w:val="single" w:sz="4" w:space="0" w:color="1f497d"/>
-          <w:left w:val="single" w:sz="4" w:space="0" w:color="1f497d"/>
-          <w:bottom w:val="single" w:sz="4" w:space="0" w:color="1f497d"/>
-          <w:right w:val="single" w:sz="4" w:space="0" w:color="1f497d"/>
-          <w:insideH w:val="single" w:sz="4" w:space="0" w:color="1f497d"/>
-          <w:insideV w:val="single" w:sz="4" w:space="0" w:color="1f497d"/>
+          <w:top w:val="single" w:sz="4" w:space="0" w:color="000000"/>
+          <w:left w:val="single" w:sz="4" w:space="0" w:color="000000"/>
+          <w:bottom w:val="single" w:sz="4" w:space="0" w:color="000000"/>
+          <w:right w:val="single" w:sz="4" w:space="0" w:color="000000"/>
+          <w:insideH w:val="single" w:sz="4" w:space="0" w:color="000000"/>
+          <w:insideV w:val="single" w:sz="4" w:space="0" w:color="000000"/>
         </w:tblBorders>
       </w:tblPr>
       <w:tblGrid>
@@ -1281,9 +1356,9 @@
             <w:r>
               <w:rPr>
                 <w:rFonts w:ascii="Cambria" w:hAnsi="Cambria"/>
-                <w:b/>
-                <w:color w:val="FFFFFF"/>
-                <w:sz w:val="19"/>
+                <w:b w:val="0"/>
+                <w:color w:val="000000"/>
+                <w:sz w:val="20"/>
               </w:rPr>
               <w:t>Variant Classification as per AMP-ASCO-CAP Guidelines:</w:t>
             </w:r>
@@ -1307,9 +1382,9 @@
             <w:r>
               <w:rPr>
                 <w:rFonts w:ascii="Cambria" w:hAnsi="Cambria"/>
-                <w:b/>
-                <w:color w:val="FFFFFF"/>
-                <w:sz w:val="19"/>
+                <w:b w:val="0"/>
+                <w:color w:val="000000"/>
+                <w:sz w:val="20"/>
               </w:rPr>
               <w:t>Column 2</w:t>
             </w:r>
@@ -1331,9 +1406,14 @@
             </w:tcMar>
           </w:tcPr>
           <w:p>
+            <w:pPr>
+              <w:jc w:val="left"/>
+            </w:pPr>
             <w:r>
               <w:rPr>
                 <w:rFonts w:ascii="Cambria" w:hAnsi="Cambria"/>
+                <w:b w:val="0"/>
+                <w:i w:val="0"/>
                 <w:color w:val="000000"/>
                 <w:sz w:val="19"/>
               </w:rPr>
@@ -1360,9 +1440,14 @@
             </w:tcMar>
           </w:tcPr>
           <w:p>
+            <w:pPr>
+              <w:jc w:val="left"/>
+            </w:pPr>
             <w:r>
               <w:rPr>
                 <w:rFonts w:ascii="Cambria" w:hAnsi="Cambria"/>
+                <w:b w:val="0"/>
+                <w:i w:val="0"/>
                 <w:color w:val="000000"/>
                 <w:sz w:val="19"/>
               </w:rPr>
@@ -1395,7 +1480,7 @@
         <w:rPr>
           <w:rFonts w:ascii="Cambria" w:hAnsi="Cambria"/>
           <w:color w:val="000000"/>
-          <w:sz w:val="20"/>
+          <w:sz w:val="24"/>
         </w:rPr>
         <w:t>Test Methodology:  The cell-free DNA (cell-free total nucleic acid; cfTNA) isolated from the plasma fraction of whole blood.  A single pool of multiplex PCR primers used to preparation of libraries from cell-free DNA (cfDNA) obtained from the plasma fraction of a single tube of whole blood. In process quality controls were determined for prepared library.  The libraries were sequenced at minimum mean depth: &gt; 20,000x on Illumina Novaseq 6000 next generation sequencing platform.  Highly automated workflow and streamlined bioinformatics analysis pipeline were used to provide a SNVs, Indels, CNVs and as part of the streamlined bioinformatics workflow, the mutational signature plot were generated.</w:t>
       </w:r>
@@ -1416,12 +1501,12 @@
         <w:jc w:val="center"/>
         <w:tblLook w:firstColumn="1" w:firstRow="1" w:lastColumn="0" w:lastRow="0" w:noHBand="0" w:noVBand="1" w:val="04A0"/>
         <w:tblBorders>
-          <w:top w:val="single" w:sz="2" w:space="0" w:color="cbd5e1"/>
-          <w:left w:val="single" w:sz="2" w:space="0" w:color="cbd5e1"/>
-          <w:bottom w:val="single" w:sz="2" w:space="0" w:color="cbd5e1"/>
-          <w:right w:val="single" w:sz="2" w:space="0" w:color="cbd5e1"/>
-          <w:insideH w:val="single" w:sz="2" w:space="0" w:color="cbd5e1"/>
-          <w:insideV w:val="single" w:sz="2" w:space="0" w:color="cbd5e1"/>
+          <w:top w:val="single" w:sz="2" w:space="0" w:color="000000"/>
+          <w:left w:val="single" w:sz="2" w:space="0" w:color="000000"/>
+          <w:bottom w:val="single" w:sz="2" w:space="0" w:color="000000"/>
+          <w:right w:val="single" w:sz="2" w:space="0" w:color="000000"/>
+          <w:insideH w:val="single" w:sz="2" w:space="0" w:color="000000"/>
+          <w:insideV w:val="single" w:sz="2" w:space="0" w:color="000000"/>
         </w:tblBorders>
       </w:tblPr>
       <w:tblGrid>
@@ -1543,12 +1628,12 @@
         <w:jc w:val="center"/>
         <w:tblLook w:firstColumn="1" w:firstRow="1" w:lastColumn="0" w:lastRow="0" w:noHBand="0" w:noVBand="1" w:val="04A0"/>
         <w:tblBorders>
-          <w:top w:val="single" w:sz="2" w:space="0" w:color="cbd5e1"/>
-          <w:left w:val="single" w:sz="2" w:space="0" w:color="cbd5e1"/>
-          <w:bottom w:val="single" w:sz="2" w:space="0" w:color="cbd5e1"/>
-          <w:right w:val="single" w:sz="2" w:space="0" w:color="cbd5e1"/>
-          <w:insideH w:val="single" w:sz="2" w:space="0" w:color="cbd5e1"/>
-          <w:insideV w:val="single" w:sz="2" w:space="0" w:color="cbd5e1"/>
+          <w:top w:val="single" w:sz="2" w:space="0" w:color="000000"/>
+          <w:left w:val="single" w:sz="2" w:space="0" w:color="000000"/>
+          <w:bottom w:val="single" w:sz="2" w:space="0" w:color="000000"/>
+          <w:right w:val="single" w:sz="2" w:space="0" w:color="000000"/>
+          <w:insideH w:val="single" w:sz="2" w:space="0" w:color="000000"/>
+          <w:insideV w:val="single" w:sz="2" w:space="0" w:color="000000"/>
         </w:tblBorders>
       </w:tblPr>
       <w:tblGrid>
@@ -2123,10 +2208,11 @@
       <w:pPr>
         <w:pStyle w:val="ListBullet"/>
         <w:spacing w:before="360" w:after="80" w:line="276" w:lineRule="auto"/>
+        <w:jc w:val="center"/>
       </w:pPr>
       <w:r>
         <w:rPr>
-          <w:rFonts w:ascii="Cambria" w:hAnsi="Cambria"/>
+          <w:rFonts w:ascii="Calibri" w:hAnsi="Calibri"/>
           <w:color w:val="000000"/>
           <w:sz w:val="20"/>
         </w:rPr>
@@ -2321,12 +2407,12 @@
         <w:jc w:val="center"/>
         <w:tblLook w:firstColumn="1" w:firstRow="1" w:lastColumn="0" w:lastRow="0" w:noHBand="0" w:noVBand="1" w:val="04A0"/>
         <w:tblBorders>
-          <w:top w:val="single" w:sz="2" w:space="0" w:color="cbd5e1"/>
-          <w:left w:val="single" w:sz="2" w:space="0" w:color="cbd5e1"/>
-          <w:bottom w:val="single" w:sz="2" w:space="0" w:color="cbd5e1"/>
-          <w:right w:val="single" w:sz="2" w:space="0" w:color="cbd5e1"/>
-          <w:insideH w:val="single" w:sz="2" w:space="0" w:color="cbd5e1"/>
-          <w:insideV w:val="single" w:sz="2" w:space="0" w:color="cbd5e1"/>
+          <w:top w:val="single" w:sz="2" w:space="0" w:color="000000"/>
+          <w:left w:val="single" w:sz="2" w:space="0" w:color="000000"/>
+          <w:bottom w:val="single" w:sz="2" w:space="0" w:color="000000"/>
+          <w:right w:val="single" w:sz="2" w:space="0" w:color="000000"/>
+          <w:insideH w:val="single" w:sz="2" w:space="0" w:color="000000"/>
+          <w:insideV w:val="single" w:sz="2" w:space="0" w:color="000000"/>
         </w:tblBorders>
       </w:tblPr>
       <w:tblGrid>
@@ -2434,12 +2520,12 @@
         <w:jc w:val="center"/>
         <w:tblLook w:firstColumn="1" w:firstRow="1" w:lastColumn="0" w:lastRow="0" w:noHBand="0" w:noVBand="1" w:val="04A0"/>
         <w:tblBorders>
-          <w:top w:val="single" w:sz="4" w:space="0" w:color="1f497d"/>
-          <w:left w:val="single" w:sz="4" w:space="0" w:color="1f497d"/>
-          <w:bottom w:val="single" w:sz="4" w:space="0" w:color="1f497d"/>
-          <w:right w:val="single" w:sz="4" w:space="0" w:color="1f497d"/>
-          <w:insideH w:val="single" w:sz="4" w:space="0" w:color="1f497d"/>
-          <w:insideV w:val="single" w:sz="4" w:space="0" w:color="1f497d"/>
+          <w:top w:val="single" w:sz="4" w:space="0" w:color="000000"/>
+          <w:left w:val="single" w:sz="4" w:space="0" w:color="000000"/>
+          <w:bottom w:val="single" w:sz="4" w:space="0" w:color="000000"/>
+          <w:right w:val="single" w:sz="4" w:space="0" w:color="000000"/>
+          <w:insideH w:val="single" w:sz="4" w:space="0" w:color="000000"/>
+          <w:insideV w:val="single" w:sz="4" w:space="0" w:color="000000"/>
         </w:tblBorders>
       </w:tblPr>
       <w:tblGrid>
@@ -2454,7 +2540,7 @@
         <w:tc>
           <w:tcPr>
             <w:tcW w:type="dxa" w:w="1988"/>
-            <w:shd w:val="clear" w:color="auto" w:fill="1f497d"/>
+            <w:shd w:val="clear" w:color="auto" w:fill="545758"/>
             <w:tcMar>
               <w:top w:w="60" w:type="dxa"/>
               <w:bottom w:w="60" w:type="dxa"/>
@@ -2494,10 +2580,10 @@
             </w:pPr>
             <w:r>
               <w:rPr>
-                <w:rFonts w:ascii="Cambria" w:hAnsi="Cambria"/>
+                <w:rFonts w:ascii="Calibri" w:hAnsi="Calibri"/>
                 <w:b/>
-                <w:color w:val="FFFFFF"/>
-                <w:sz w:val="19"/>
+                <w:color w:val="333333"/>
+                <w:sz w:val="24"/>
               </w:rPr>
               <w:t>Table of Contents Page</w:t>
               <w:br/>
@@ -2529,12 +2615,12 @@
         <w:jc w:val="center"/>
         <w:tblLook w:firstColumn="1" w:firstRow="1" w:lastColumn="0" w:lastRow="0" w:noHBand="0" w:noVBand="1" w:val="04A0"/>
         <w:tblBorders>
-          <w:top w:val="single" w:sz="4" w:space="0" w:color="1f497d"/>
-          <w:left w:val="single" w:sz="4" w:space="0" w:color="1f497d"/>
-          <w:bottom w:val="single" w:sz="4" w:space="0" w:color="1f497d"/>
-          <w:right w:val="single" w:sz="4" w:space="0" w:color="1f497d"/>
-          <w:insideH w:val="single" w:sz="4" w:space="0" w:color="1f497d"/>
-          <w:insideV w:val="single" w:sz="4" w:space="0" w:color="1f497d"/>
+          <w:top w:val="single" w:sz="4" w:space="0" w:color="000000"/>
+          <w:left w:val="single" w:sz="4" w:space="0" w:color="000000"/>
+          <w:bottom w:val="single" w:sz="4" w:space="0" w:color="000000"/>
+          <w:right w:val="single" w:sz="4" w:space="0" w:color="000000"/>
+          <w:insideH w:val="single" w:sz="4" w:space="0" w:color="000000"/>
+          <w:insideV w:val="single" w:sz="4" w:space="0" w:color="000000"/>
         </w:tblBorders>
       </w:tblPr>
       <w:tblGrid>
@@ -2549,7 +2635,7 @@
         <w:tc>
           <w:tcPr>
             <w:tcW w:type="dxa" w:w="2341"/>
-            <w:shd w:val="clear" w:color="auto" w:fill="1f497d"/>
+            <w:shd w:val="clear" w:color="auto" w:fill="1d8ae7"/>
             <w:tcMar>
               <w:top w:w="60" w:type="dxa"/>
               <w:bottom w:w="60" w:type="dxa"/>
@@ -2575,7 +2661,7 @@
         <w:tc>
           <w:tcPr>
             <w:tcW w:type="dxa" w:w="8124"/>
-            <w:shd w:val="clear" w:color="auto" w:fill="1f497d"/>
+            <w:shd w:val="clear" w:color="auto" w:fill="f1f2f1"/>
             <w:tcMar>
               <w:top w:w="60" w:type="dxa"/>
               <w:bottom w:w="60" w:type="dxa"/>
@@ -2589,10 +2675,10 @@
             </w:pPr>
             <w:r>
               <w:rPr>
-                <w:rFonts w:ascii="Cambria" w:hAnsi="Cambria"/>
-                <w:b/>
-                <w:color w:val="FFFFFF"/>
-                <w:sz w:val="19"/>
+                <w:rFonts w:ascii="Calibri" w:hAnsi="Calibri"/>
+                <w:b w:val="0"/>
+                <w:color w:val="333333"/>
+                <w:sz w:val="24"/>
               </w:rPr>
               <w:t>Report Highlights</w:t>
               <w:br/>
@@ -2624,10 +2710,10 @@
       </w:pPr>
       <w:r>
         <w:rPr>
-          <w:rFonts w:ascii="Cambria" w:hAnsi="Cambria"/>
+          <w:rFonts w:ascii="Calibri" w:hAnsi="Calibri"/>
           <w:b/>
           <w:i w:val="0"/>
-          <w:color w:val="1F497D"/>
+          <w:color w:val="262262"/>
           <w:sz w:val="26"/>
         </w:rPr>
         <w:t>Relevant Biomarkers</w:t>
@@ -2641,11 +2727,11 @@
       </w:pPr>
       <w:r>
         <w:rPr>
-          <w:rFonts w:ascii="Cambria" w:hAnsi="Cambria"/>
+          <w:rFonts w:ascii="Calibri" w:hAnsi="Calibri"/>
           <w:b/>
           <w:i w:val="0"/>
-          <w:color w:val="008080"/>
-          <w:sz w:val="22"/>
+          <w:color w:val="333333"/>
+          <w:sz w:val="16"/>
         </w:rPr>
         <w:t>Relevant Therapies (In other cancer type) Clinical Trials</w:t>
       </w:r>
@@ -2658,11 +2744,11 @@
       </w:pPr>
       <w:r>
         <w:rPr>
-          <w:rFonts w:ascii="Cambria" w:hAnsi="Cambria"/>
+          <w:rFonts w:ascii="Calibri" w:hAnsi="Calibri"/>
           <w:b/>
           <w:i w:val="0"/>
-          <w:color w:val="008080"/>
-          <w:sz w:val="22"/>
+          <w:color w:val="333333"/>
+          <w:sz w:val="16"/>
         </w:rPr>
         <w:t>Relevant Therapies (In this cancer type)</w:t>
       </w:r>
@@ -2675,11 +2761,11 @@
       </w:pPr>
       <w:r>
         <w:rPr>
-          <w:rFonts w:ascii="Cambria" w:hAnsi="Cambria"/>
+          <w:rFonts w:ascii="Calibri" w:hAnsi="Calibri"/>
           <w:b/>
           <w:i w:val="0"/>
-          <w:color w:val="008080"/>
-          <w:sz w:val="22"/>
+          <w:color w:val="333333"/>
+          <w:sz w:val="16"/>
         </w:rPr>
         <w:t>Tier Genomic Alteration</w:t>
       </w:r>
@@ -2691,8 +2777,8 @@
       </w:pPr>
       <w:r>
         <w:rPr>
-          <w:rFonts w:ascii="Cambria" w:hAnsi="Cambria"/>
-          <w:color w:val="000000"/>
+          <w:rFonts w:ascii="Calibri" w:hAnsi="Calibri"/>
+          <w:color w:val="333333"/>
           <w:sz w:val="20"/>
         </w:rPr>
         <w:t>IA PIK3CA p.(C420R) c.1258T&gt;C inavolisib + palbociclib + hormone therapy  1 alpelisib + hormone therapy  1, 2 capivasertib + hormone therapy  1, 2</w:t>
@@ -2701,13 +2787,13 @@
     <w:p>
       <w:pPr>
         <w:spacing w:before="0" w:after="80" w:line="276" w:lineRule="auto"/>
-        <w:jc w:val="left"/>
+        <w:jc w:val="right"/>
       </w:pPr>
       <w:r>
         <w:rPr>
-          <w:rFonts w:ascii="Cambria" w:hAnsi="Cambria"/>
-          <w:color w:val="000000"/>
-          <w:sz w:val="20"/>
+          <w:rFonts w:ascii="Calibri" w:hAnsi="Calibri"/>
+          <w:color w:val="333333"/>
+          <w:sz w:val="18"/>
         </w:rPr>
         <w:t>None* 29</w:t>
       </w:r>
@@ -2716,12 +2802,13 @@
       <w:pPr>
         <w:pStyle w:val="ListBullet"/>
         <w:spacing w:before="360" w:after="80" w:line="276" w:lineRule="auto"/>
+        <w:jc w:val="left"/>
       </w:pPr>
       <w:r>
         <w:rPr>
-          <w:rFonts w:ascii="Cambria" w:hAnsi="Cambria"/>
-          <w:color w:val="000000"/>
-          <w:sz w:val="20"/>
+          <w:rFonts w:ascii="Calibri" w:hAnsi="Calibri"/>
+          <w:color w:val="333333"/>
+          <w:sz w:val="14"/>
         </w:rPr>
         <w:t>Public data sources included in relevant therapies: FDA 1 , NCCN,  EMA 2 , ESMO Tier Reference:   Li et al.   Standards and Guidelines for the Interpretation and Reporting of Sequence Variants in Cancer: A Joint Consensus Recommendation of the Association for Molecular Pathology, American Society of Clinical Oncology, and College of American Pathologists.   J Mol Diagn. 2017 Jan;19(1):4-23.</w:t>
       </w:r>
@@ -2786,11 +2873,11 @@
       </w:pPr>
       <w:r>
         <w:rPr>
-          <w:rFonts w:ascii="Cambria" w:hAnsi="Cambria"/>
+          <w:rFonts w:ascii="Calibri" w:hAnsi="Calibri"/>
           <w:b/>
           <w:i w:val="0"/>
-          <w:color w:val="1F497D"/>
-          <w:sz w:val="26"/>
+          <w:color w:val="555759"/>
+          <w:sz w:val="24"/>
         </w:rPr>
         <w:t>alpelisib + fulvestrant     </w:t>
       </w:r>
@@ -2811,12 +2898,12 @@
         <w:jc w:val="center"/>
         <w:tblLook w:firstColumn="1" w:firstRow="1" w:lastColumn="0" w:lastRow="0" w:noHBand="0" w:noVBand="1" w:val="04A0"/>
         <w:tblBorders>
-          <w:top w:val="single" w:sz="4" w:space="0" w:color="1f497d"/>
-          <w:left w:val="single" w:sz="4" w:space="0" w:color="1f497d"/>
-          <w:bottom w:val="single" w:sz="4" w:space="0" w:color="1f497d"/>
-          <w:right w:val="single" w:sz="4" w:space="0" w:color="1f497d"/>
-          <w:insideH w:val="single" w:sz="4" w:space="0" w:color="1f497d"/>
-          <w:insideV w:val="single" w:sz="4" w:space="0" w:color="1f497d"/>
+          <w:top w:val="single" w:sz="4" w:space="0" w:color="000000"/>
+          <w:left w:val="single" w:sz="4" w:space="0" w:color="000000"/>
+          <w:bottom w:val="single" w:sz="4" w:space="0" w:color="000000"/>
+          <w:right w:val="single" w:sz="4" w:space="0" w:color="000000"/>
+          <w:insideH w:val="single" w:sz="4" w:space="0" w:color="000000"/>
+          <w:insideV w:val="single" w:sz="4" w:space="0" w:color="000000"/>
         </w:tblBorders>
       </w:tblPr>
       <w:tblGrid>
@@ -2836,7 +2923,7 @@
         <w:tc>
           <w:tcPr>
             <w:tcW w:type="dxa" w:w="2714"/>
-            <w:shd w:val="clear" w:color="auto" w:fill="1f497d"/>
+            <w:shd w:val="clear" w:color="auto" w:fill="f2f3f2"/>
             <w:tcMar>
               <w:top w:w="60" w:type="dxa"/>
               <w:bottom w:w="60" w:type="dxa"/>
@@ -2850,10 +2937,10 @@
             </w:pPr>
             <w:r>
               <w:rPr>
-                <w:rFonts w:ascii="Cambria" w:hAnsi="Cambria"/>
-                <w:b/>
-                <w:color w:val="FFFFFF"/>
-                <w:sz w:val="19"/>
+                <w:rFonts w:ascii="Calibri" w:hAnsi="Calibri"/>
+                <w:b w:val="0"/>
+                <w:color w:val="333333"/>
+                <w:sz w:val="18"/>
               </w:rPr>
               <w:t>capivasertib + fulvestrant</w:t>
             </w:r>
@@ -2862,7 +2949,7 @@
         <w:tc>
           <w:tcPr>
             <w:tcW w:type="dxa" w:w="1083"/>
-            <w:shd w:val="clear" w:color="auto" w:fill="1f497d"/>
+            <w:shd w:val="clear" w:color="auto" w:fill="f2f3f2"/>
             <w:tcMar>
               <w:top w:w="60" w:type="dxa"/>
               <w:bottom w:w="60" w:type="dxa"/>
@@ -2876,10 +2963,10 @@
             </w:pPr>
             <w:r>
               <w:rPr>
-                <w:rFonts w:ascii="Cambria" w:hAnsi="Cambria"/>
-                <w:b/>
-                <w:color w:val="FFFFFF"/>
-                <w:sz w:val="19"/>
+                <w:rFonts w:ascii="Calibri" w:hAnsi="Calibri"/>
+                <w:b w:val="0"/>
+                <w:color w:val="555759"/>
+                <w:sz w:val="24"/>
               </w:rPr>
               <w:t></w:t>
             </w:r>
@@ -2888,7 +2975,7 @@
         <w:tc>
           <w:tcPr>
             <w:tcW w:type="dxa" w:w="1298"/>
-            <w:shd w:val="clear" w:color="auto" w:fill="1f497d"/>
+            <w:shd w:val="clear" w:color="auto" w:fill="f2f3f2"/>
             <w:tcMar>
               <w:top w:w="60" w:type="dxa"/>
               <w:bottom w:w="60" w:type="dxa"/>
@@ -2902,10 +2989,10 @@
             </w:pPr>
             <w:r>
               <w:rPr>
-                <w:rFonts w:ascii="Cambria" w:hAnsi="Cambria"/>
-                <w:b/>
-                <w:color w:val="FFFFFF"/>
-                <w:sz w:val="19"/>
+                <w:rFonts w:ascii="Calibri" w:hAnsi="Calibri"/>
+                <w:b w:val="0"/>
+                <w:color w:val="555759"/>
+                <w:sz w:val="24"/>
               </w:rPr>
               <w:t>_2</w:t>
             </w:r>
@@ -2914,7 +3001,7 @@
         <w:tc>
           <w:tcPr>
             <w:tcW w:type="dxa" w:w="1298"/>
-            <w:shd w:val="clear" w:color="auto" w:fill="1f497d"/>
+            <w:shd w:val="clear" w:color="auto" w:fill="f2f3f2"/>
             <w:tcMar>
               <w:top w:w="60" w:type="dxa"/>
               <w:bottom w:w="60" w:type="dxa"/>
@@ -2928,10 +3015,10 @@
             </w:pPr>
             <w:r>
               <w:rPr>
-                <w:rFonts w:ascii="Cambria" w:hAnsi="Cambria"/>
-                <w:b/>
-                <w:color w:val="FFFFFF"/>
-                <w:sz w:val="19"/>
+                <w:rFonts w:ascii="Calibri" w:hAnsi="Calibri"/>
+                <w:b w:val="0"/>
+                <w:color w:val="555759"/>
+                <w:sz w:val="24"/>
               </w:rPr>
               <w:t>_3</w:t>
             </w:r>
@@ -2940,7 +3027,7 @@
         <w:tc>
           <w:tcPr>
             <w:tcW w:type="dxa" w:w="1083"/>
-            <w:shd w:val="clear" w:color="auto" w:fill="1f497d"/>
+            <w:shd w:val="clear" w:color="auto" w:fill="f2f3f2"/>
             <w:tcMar>
               <w:top w:w="60" w:type="dxa"/>
               <w:bottom w:w="60" w:type="dxa"/>
@@ -2954,10 +3041,10 @@
             </w:pPr>
             <w:r>
               <w:rPr>
-                <w:rFonts w:ascii="Cambria" w:hAnsi="Cambria"/>
-                <w:b/>
-                <w:color w:val="FFFFFF"/>
-                <w:sz w:val="19"/>
+                <w:rFonts w:ascii="Calibri" w:hAnsi="Calibri"/>
+                <w:b w:val="0"/>
+                <w:color w:val="BBBBBB"/>
+                <w:sz w:val="24"/>
               </w:rPr>
               <w:t></w:t>
             </w:r>
@@ -2966,7 +3053,7 @@
         <w:tc>
           <w:tcPr>
             <w:tcW w:type="dxa" w:w="1298"/>
-            <w:shd w:val="clear" w:color="auto" w:fill="1f497d"/>
+            <w:shd w:val="clear" w:color="auto" w:fill="f2f3f2"/>
             <w:tcMar>
               <w:top w:w="60" w:type="dxa"/>
               <w:bottom w:w="60" w:type="dxa"/>
@@ -2980,10 +3067,10 @@
             </w:pPr>
             <w:r>
               <w:rPr>
-                <w:rFonts w:ascii="Cambria" w:hAnsi="Cambria"/>
-                <w:b/>
-                <w:color w:val="FFFFFF"/>
-                <w:sz w:val="19"/>
+                <w:rFonts w:ascii="Calibri" w:hAnsi="Calibri"/>
+                <w:b w:val="0"/>
+                <w:color w:val="BBBBBB"/>
+                <w:sz w:val="24"/>
               </w:rPr>
               <w:t>_2</w:t>
             </w:r>
@@ -2992,7 +3079,7 @@
         <w:tc>
           <w:tcPr>
             <w:tcW w:type="dxa" w:w="1693"/>
-            <w:shd w:val="clear" w:color="auto" w:fill="1f497d"/>
+            <w:shd w:val="clear" w:color="auto" w:fill="f2f3f2"/>
             <w:tcMar>
               <w:top w:w="60" w:type="dxa"/>
               <w:bottom w:w="60" w:type="dxa"/>
@@ -3035,11 +3122,11 @@
       </w:pPr>
       <w:r>
         <w:rPr>
-          <w:rFonts w:ascii="Cambria" w:hAnsi="Cambria"/>
+          <w:rFonts w:ascii="Calibri" w:hAnsi="Calibri"/>
           <w:b/>
           <w:i w:val="0"/>
-          <w:color w:val="1F497D"/>
-          <w:sz w:val="26"/>
+          <w:color w:val="BBBBBB"/>
+          <w:sz w:val="24"/>
         </w:rPr>
         <w:t>inavolisib + palbociclib + fulvestrant     </w:t>
       </w:r>
@@ -3060,12 +3147,12 @@
         <w:jc w:val="center"/>
         <w:tblLook w:firstColumn="1" w:firstRow="1" w:lastColumn="0" w:lastRow="0" w:noHBand="0" w:noVBand="1" w:val="04A0"/>
         <w:tblBorders>
-          <w:top w:val="single" w:sz="4" w:space="0" w:color="1f497d"/>
-          <w:left w:val="single" w:sz="4" w:space="0" w:color="1f497d"/>
-          <w:bottom w:val="single" w:sz="4" w:space="0" w:color="1f497d"/>
-          <w:right w:val="single" w:sz="4" w:space="0" w:color="1f497d"/>
-          <w:insideH w:val="single" w:sz="4" w:space="0" w:color="1f497d"/>
-          <w:insideV w:val="single" w:sz="4" w:space="0" w:color="1f497d"/>
+          <w:top w:val="single" w:sz="4" w:space="0" w:color="000000"/>
+          <w:left w:val="single" w:sz="4" w:space="0" w:color="000000"/>
+          <w:bottom w:val="single" w:sz="4" w:space="0" w:color="000000"/>
+          <w:right w:val="single" w:sz="4" w:space="0" w:color="000000"/>
+          <w:insideH w:val="single" w:sz="4" w:space="0" w:color="000000"/>
+          <w:insideV w:val="single" w:sz="4" w:space="0" w:color="000000"/>
         </w:tblBorders>
       </w:tblPr>
       <w:tblGrid>
@@ -3085,7 +3172,7 @@
         <w:tc>
           <w:tcPr>
             <w:tcW w:type="dxa" w:w="2857"/>
-            <w:shd w:val="clear" w:color="auto" w:fill="1f497d"/>
+            <w:shd w:val="clear" w:color="auto" w:fill="f2f3f2"/>
             <w:tcMar>
               <w:top w:w="60" w:type="dxa"/>
               <w:bottom w:w="60" w:type="dxa"/>
@@ -3099,10 +3186,10 @@
             </w:pPr>
             <w:r>
               <w:rPr>
-                <w:rFonts w:ascii="Cambria" w:hAnsi="Cambria"/>
-                <w:b/>
-                <w:color w:val="FFFFFF"/>
-                <w:sz w:val="19"/>
+                <w:rFonts w:ascii="Calibri" w:hAnsi="Calibri"/>
+                <w:b w:val="0"/>
+                <w:color w:val="333333"/>
+                <w:sz w:val="18"/>
               </w:rPr>
               <w:t>alpelisib, hormone therapy</w:t>
             </w:r>
@@ -3111,7 +3198,7 @@
         <w:tc>
           <w:tcPr>
             <w:tcW w:type="dxa" w:w="1097"/>
-            <w:shd w:val="clear" w:color="auto" w:fill="1f497d"/>
+            <w:shd w:val="clear" w:color="auto" w:fill="f2f3f2"/>
             <w:tcMar>
               <w:top w:w="60" w:type="dxa"/>
               <w:bottom w:w="60" w:type="dxa"/>
@@ -3125,10 +3212,10 @@
             </w:pPr>
             <w:r>
               <w:rPr>
-                <w:rFonts w:ascii="Cambria" w:hAnsi="Cambria"/>
-                <w:b/>
-                <w:color w:val="FFFFFF"/>
-                <w:sz w:val="19"/>
+                <w:rFonts w:ascii="Calibri" w:hAnsi="Calibri"/>
+                <w:b w:val="0"/>
+                <w:color w:val="BBBBBB"/>
+                <w:sz w:val="24"/>
               </w:rPr>
               <w:t></w:t>
             </w:r>
@@ -3137,7 +3224,7 @@
         <w:tc>
           <w:tcPr>
             <w:tcW w:type="dxa" w:w="1329"/>
-            <w:shd w:val="clear" w:color="auto" w:fill="1f497d"/>
+            <w:shd w:val="clear" w:color="auto" w:fill="f2f3f2"/>
             <w:tcMar>
               <w:top w:w="60" w:type="dxa"/>
               <w:bottom w:w="60" w:type="dxa"/>
@@ -3151,10 +3238,10 @@
             </w:pPr>
             <w:r>
               <w:rPr>
-                <w:rFonts w:ascii="Cambria" w:hAnsi="Cambria"/>
-                <w:b/>
-                <w:color w:val="FFFFFF"/>
-                <w:sz w:val="19"/>
+                <w:rFonts w:ascii="Calibri" w:hAnsi="Calibri"/>
+                <w:b w:val="0"/>
+                <w:color w:val="BBBBBB"/>
+                <w:sz w:val="24"/>
               </w:rPr>
               <w:t>_2</w:t>
             </w:r>
@@ -3163,7 +3250,7 @@
         <w:tc>
           <w:tcPr>
             <w:tcW w:type="dxa" w:w="1329"/>
-            <w:shd w:val="clear" w:color="auto" w:fill="1f497d"/>
+            <w:shd w:val="clear" w:color="auto" w:fill="f2f3f2"/>
             <w:tcMar>
               <w:top w:w="60" w:type="dxa"/>
               <w:bottom w:w="60" w:type="dxa"/>
@@ -3177,10 +3264,10 @@
             </w:pPr>
             <w:r>
               <w:rPr>
-                <w:rFonts w:ascii="Cambria" w:hAnsi="Cambria"/>
-                <w:b/>
-                <w:color w:val="FFFFFF"/>
-                <w:sz w:val="19"/>
+                <w:rFonts w:ascii="Calibri" w:hAnsi="Calibri"/>
+                <w:b w:val="0"/>
+                <w:color w:val="BBBBBB"/>
+                <w:sz w:val="24"/>
               </w:rPr>
               <w:t>_3</w:t>
             </w:r>
@@ -3189,7 +3276,7 @@
         <w:tc>
           <w:tcPr>
             <w:tcW w:type="dxa" w:w="1329"/>
-            <w:shd w:val="clear" w:color="auto" w:fill="1f497d"/>
+            <w:shd w:val="clear" w:color="auto" w:fill="f2f3f2"/>
             <w:tcMar>
               <w:top w:w="60" w:type="dxa"/>
               <w:bottom w:w="60" w:type="dxa"/>
@@ -3203,10 +3290,10 @@
             </w:pPr>
             <w:r>
               <w:rPr>
-                <w:rFonts w:ascii="Cambria" w:hAnsi="Cambria"/>
-                <w:b/>
-                <w:color w:val="FFFFFF"/>
-                <w:sz w:val="19"/>
+                <w:rFonts w:ascii="Calibri" w:hAnsi="Calibri"/>
+                <w:b w:val="0"/>
+                <w:color w:val="BBBBBB"/>
+                <w:sz w:val="24"/>
               </w:rPr>
               <w:t>_4</w:t>
             </w:r>
@@ -3215,7 +3302,7 @@
         <w:tc>
           <w:tcPr>
             <w:tcW w:type="dxa" w:w="1097"/>
-            <w:shd w:val="clear" w:color="auto" w:fill="1f497d"/>
+            <w:shd w:val="clear" w:color="auto" w:fill="f2f3f2"/>
             <w:tcMar>
               <w:top w:w="60" w:type="dxa"/>
               <w:bottom w:w="60" w:type="dxa"/>
@@ -3229,10 +3316,10 @@
             </w:pPr>
             <w:r>
               <w:rPr>
-                <w:rFonts w:ascii="Cambria" w:hAnsi="Cambria"/>
-                <w:b/>
-                <w:color w:val="FFFFFF"/>
-                <w:sz w:val="19"/>
+                <w:rFonts w:ascii="Calibri" w:hAnsi="Calibri"/>
+                <w:b w:val="0"/>
+                <w:color w:val="555759"/>
+                <w:sz w:val="24"/>
               </w:rPr>
               <w:t></w:t>
             </w:r>
@@ -3241,7 +3328,7 @@
         <w:tc>
           <w:tcPr>
             <w:tcW w:type="dxa" w:w="1426"/>
-            <w:shd w:val="clear" w:color="auto" w:fill="1f497d"/>
+            <w:shd w:val="clear" w:color="auto" w:fill="f2f3f2"/>
             <w:tcMar>
               <w:top w:w="60" w:type="dxa"/>
               <w:bottom w:w="60" w:type="dxa"/>
@@ -3255,10 +3342,10 @@
             </w:pPr>
             <w:r>
               <w:rPr>
-                <w:rFonts w:ascii="Cambria" w:hAnsi="Cambria"/>
-                <w:b/>
-                <w:color w:val="FFFFFF"/>
-                <w:sz w:val="19"/>
+                <w:rFonts w:ascii="Calibri" w:hAnsi="Calibri"/>
+                <w:b w:val="0"/>
+                <w:color w:val="333333"/>
+                <w:sz w:val="18"/>
               </w:rPr>
               <w:t>(IV)</w:t>
             </w:r>
@@ -3284,11 +3371,11 @@
       </w:pPr>
       <w:r>
         <w:rPr>
-          <w:rFonts w:ascii="Cambria" w:hAnsi="Cambria"/>
+          <w:rFonts w:ascii="Calibri" w:hAnsi="Calibri"/>
           <w:b/>
-          <w:i w:val="0"/>
-          <w:color w:val="1F497D"/>
-          <w:sz w:val="26"/>
+          <w:i/>
+          <w:color w:val="BBBBBB"/>
+          <w:sz w:val="24"/>
         </w:rPr>
         <w:t>gedatolisib, palbociclib, hormone therapy, alpelisib      (III)</w:t>
       </w:r>
@@ -3309,12 +3396,12 @@
         <w:jc w:val="center"/>
         <w:tblLook w:firstColumn="1" w:firstRow="1" w:lastColumn="0" w:lastRow="0" w:noHBand="0" w:noVBand="1" w:val="04A0"/>
         <w:tblBorders>
-          <w:top w:val="single" w:sz="4" w:space="0" w:color="1f497d"/>
-          <w:left w:val="single" w:sz="4" w:space="0" w:color="1f497d"/>
-          <w:bottom w:val="single" w:sz="4" w:space="0" w:color="1f497d"/>
-          <w:right w:val="single" w:sz="4" w:space="0" w:color="1f497d"/>
-          <w:insideH w:val="single" w:sz="4" w:space="0" w:color="1f497d"/>
-          <w:insideV w:val="single" w:sz="4" w:space="0" w:color="1f497d"/>
+          <w:top w:val="single" w:sz="4" w:space="0" w:color="000000"/>
+          <w:left w:val="single" w:sz="4" w:space="0" w:color="000000"/>
+          <w:bottom w:val="single" w:sz="4" w:space="0" w:color="000000"/>
+          <w:right w:val="single" w:sz="4" w:space="0" w:color="000000"/>
+          <w:insideH w:val="single" w:sz="4" w:space="0" w:color="000000"/>
+          <w:insideV w:val="single" w:sz="4" w:space="0" w:color="000000"/>
         </w:tblBorders>
       </w:tblPr>
       <w:tblGrid>
@@ -3334,7 +3421,7 @@
         <w:tc>
           <w:tcPr>
             <w:tcW w:type="dxa" w:w="3131"/>
-            <w:shd w:val="clear" w:color="auto" w:fill="1f497d"/>
+            <w:shd w:val="clear" w:color="auto" w:fill="f2f3f2"/>
             <w:tcMar>
               <w:top w:w="60" w:type="dxa"/>
               <w:bottom w:w="60" w:type="dxa"/>
@@ -3348,10 +3435,10 @@
             </w:pPr>
             <w:r>
               <w:rPr>
-                <w:rFonts w:ascii="Cambria" w:hAnsi="Cambria"/>
-                <w:b/>
-                <w:color w:val="FFFFFF"/>
-                <w:sz w:val="19"/>
+                <w:rFonts w:ascii="Calibri" w:hAnsi="Calibri"/>
+                <w:b w:val="0"/>
+                <w:color w:val="333333"/>
+                <w:sz w:val="18"/>
               </w:rPr>
               <w:t>inavolisib, hormone therapy, palbociclib</w:t>
             </w:r>
@@ -3360,7 +3447,7 @@
         <w:tc>
           <w:tcPr>
             <w:tcW w:type="dxa" w:w="1066"/>
-            <w:shd w:val="clear" w:color="auto" w:fill="1f497d"/>
+            <w:shd w:val="clear" w:color="auto" w:fill="f2f3f2"/>
             <w:tcMar>
               <w:top w:w="60" w:type="dxa"/>
               <w:bottom w:w="60" w:type="dxa"/>
@@ -3374,10 +3461,10 @@
             </w:pPr>
             <w:r>
               <w:rPr>
-                <w:rFonts w:ascii="Cambria" w:hAnsi="Cambria"/>
-                <w:b/>
-                <w:color w:val="FFFFFF"/>
-                <w:sz w:val="19"/>
+                <w:rFonts w:ascii="Calibri" w:hAnsi="Calibri"/>
+                <w:b w:val="0"/>
+                <w:color w:val="BBBBBB"/>
+                <w:sz w:val="24"/>
               </w:rPr>
               <w:t></w:t>
             </w:r>
@@ -3386,7 +3473,7 @@
         <w:tc>
           <w:tcPr>
             <w:tcW w:type="dxa" w:w="1261"/>
-            <w:shd w:val="clear" w:color="auto" w:fill="1f497d"/>
+            <w:shd w:val="clear" w:color="auto" w:fill="f2f3f2"/>
             <w:tcMar>
               <w:top w:w="60" w:type="dxa"/>
               <w:bottom w:w="60" w:type="dxa"/>
@@ -3400,10 +3487,10 @@
             </w:pPr>
             <w:r>
               <w:rPr>
-                <w:rFonts w:ascii="Cambria" w:hAnsi="Cambria"/>
-                <w:b/>
-                <w:color w:val="FFFFFF"/>
-                <w:sz w:val="19"/>
+                <w:rFonts w:ascii="Calibri" w:hAnsi="Calibri"/>
+                <w:b w:val="0"/>
+                <w:color w:val="BBBBBB"/>
+                <w:sz w:val="24"/>
               </w:rPr>
               <w:t>_2</w:t>
             </w:r>
@@ -3412,7 +3499,7 @@
         <w:tc>
           <w:tcPr>
             <w:tcW w:type="dxa" w:w="1261"/>
-            <w:shd w:val="clear" w:color="auto" w:fill="1f497d"/>
+            <w:shd w:val="clear" w:color="auto" w:fill="f2f3f2"/>
             <w:tcMar>
               <w:top w:w="60" w:type="dxa"/>
               <w:bottom w:w="60" w:type="dxa"/>
@@ -3426,10 +3513,10 @@
             </w:pPr>
             <w:r>
               <w:rPr>
-                <w:rFonts w:ascii="Cambria" w:hAnsi="Cambria"/>
-                <w:b/>
-                <w:color w:val="FFFFFF"/>
-                <w:sz w:val="19"/>
+                <w:rFonts w:ascii="Calibri" w:hAnsi="Calibri"/>
+                <w:b w:val="0"/>
+                <w:color w:val="BBBBBB"/>
+                <w:sz w:val="24"/>
               </w:rPr>
               <w:t>_3</w:t>
             </w:r>
@@ -3438,7 +3525,7 @@
         <w:tc>
           <w:tcPr>
             <w:tcW w:type="dxa" w:w="1261"/>
-            <w:shd w:val="clear" w:color="auto" w:fill="1f497d"/>
+            <w:shd w:val="clear" w:color="auto" w:fill="f2f3f2"/>
             <w:tcMar>
               <w:top w:w="60" w:type="dxa"/>
               <w:bottom w:w="60" w:type="dxa"/>
@@ -3452,10 +3539,10 @@
             </w:pPr>
             <w:r>
               <w:rPr>
-                <w:rFonts w:ascii="Cambria" w:hAnsi="Cambria"/>
-                <w:b/>
-                <w:color w:val="FFFFFF"/>
-                <w:sz w:val="19"/>
+                <w:rFonts w:ascii="Calibri" w:hAnsi="Calibri"/>
+                <w:b w:val="0"/>
+                <w:color w:val="BBBBBB"/>
+                <w:sz w:val="24"/>
               </w:rPr>
               <w:t>_4</w:t>
             </w:r>
@@ -3464,7 +3551,7 @@
         <w:tc>
           <w:tcPr>
             <w:tcW w:type="dxa" w:w="1066"/>
-            <w:shd w:val="clear" w:color="auto" w:fill="1f497d"/>
+            <w:shd w:val="clear" w:color="auto" w:fill="f2f3f2"/>
             <w:tcMar>
               <w:top w:w="60" w:type="dxa"/>
               <w:bottom w:w="60" w:type="dxa"/>
@@ -3478,10 +3565,10 @@
             </w:pPr>
             <w:r>
               <w:rPr>
-                <w:rFonts w:ascii="Cambria" w:hAnsi="Cambria"/>
-                <w:b/>
-                <w:color w:val="FFFFFF"/>
-                <w:sz w:val="19"/>
+                <w:rFonts w:ascii="Calibri" w:hAnsi="Calibri"/>
+                <w:b w:val="0"/>
+                <w:color w:val="555759"/>
+                <w:sz w:val="24"/>
               </w:rPr>
               <w:t></w:t>
             </w:r>
@@ -3490,7 +3577,7 @@
         <w:tc>
           <w:tcPr>
             <w:tcW w:type="dxa" w:w="1418"/>
-            <w:shd w:val="clear" w:color="auto" w:fill="1f497d"/>
+            <w:shd w:val="clear" w:color="auto" w:fill="f2f3f2"/>
             <w:tcMar>
               <w:top w:w="60" w:type="dxa"/>
               <w:bottom w:w="60" w:type="dxa"/>
@@ -3504,10 +3591,10 @@
             </w:pPr>
             <w:r>
               <w:rPr>
-                <w:rFonts w:ascii="Cambria" w:hAnsi="Cambria"/>
-                <w:b/>
-                <w:color w:val="FFFFFF"/>
-                <w:sz w:val="19"/>
+                <w:rFonts w:ascii="Calibri" w:hAnsi="Calibri"/>
+                <w:b w:val="0"/>
+                <w:color w:val="333333"/>
+                <w:sz w:val="18"/>
               </w:rPr>
               <w:t>(III)</w:t>
             </w:r>
@@ -3533,11 +3620,11 @@
       </w:pPr>
       <w:r>
         <w:rPr>
-          <w:rFonts w:ascii="Cambria" w:hAnsi="Cambria"/>
+          <w:rFonts w:ascii="Calibri" w:hAnsi="Calibri"/>
           <w:b/>
-          <w:i w:val="0"/>
-          <w:color w:val="1F497D"/>
-          <w:sz w:val="26"/>
+          <w:i/>
+          <w:color w:val="BBBBBB"/>
+          <w:sz w:val="24"/>
         </w:rPr>
         <w:t>alpelisib + hormone therapy      (II)</w:t>
       </w:r>
@@ -3558,12 +3645,12 @@
         <w:jc w:val="center"/>
         <w:tblLook w:firstColumn="1" w:firstRow="1" w:lastColumn="0" w:lastRow="0" w:noHBand="0" w:noVBand="1" w:val="04A0"/>
         <w:tblBorders>
-          <w:top w:val="single" w:sz="4" w:space="0" w:color="1f497d"/>
-          <w:left w:val="single" w:sz="4" w:space="0" w:color="1f497d"/>
-          <w:bottom w:val="single" w:sz="4" w:space="0" w:color="1f497d"/>
-          <w:right w:val="single" w:sz="4" w:space="0" w:color="1f497d"/>
-          <w:insideH w:val="single" w:sz="4" w:space="0" w:color="1f497d"/>
-          <w:insideV w:val="single" w:sz="4" w:space="0" w:color="1f497d"/>
+          <w:top w:val="single" w:sz="4" w:space="0" w:color="000000"/>
+          <w:left w:val="single" w:sz="4" w:space="0" w:color="000000"/>
+          <w:bottom w:val="single" w:sz="4" w:space="0" w:color="000000"/>
+          <w:right w:val="single" w:sz="4" w:space="0" w:color="000000"/>
+          <w:insideH w:val="single" w:sz="4" w:space="0" w:color="000000"/>
+          <w:insideV w:val="single" w:sz="4" w:space="0" w:color="000000"/>
         </w:tblBorders>
       </w:tblPr>
       <w:tblGrid>
@@ -3583,7 +3670,7 @@
         <w:tc>
           <w:tcPr>
             <w:tcW w:type="dxa" w:w="3190"/>
-            <w:shd w:val="clear" w:color="auto" w:fill="1f497d"/>
+            <w:shd w:val="clear" w:color="auto" w:fill="f2f3f2"/>
             <w:tcMar>
               <w:top w:w="60" w:type="dxa"/>
               <w:bottom w:w="60" w:type="dxa"/>
@@ -3597,10 +3684,10 @@
             </w:pPr>
             <w:r>
               <w:rPr>
-                <w:rFonts w:ascii="Cambria" w:hAnsi="Cambria"/>
-                <w:b/>
-                <w:color w:val="FFFFFF"/>
-                <w:sz w:val="19"/>
+                <w:rFonts w:ascii="Calibri" w:hAnsi="Calibri"/>
+                <w:b w:val="0"/>
+                <w:color w:val="333333"/>
+                <w:sz w:val="18"/>
               </w:rPr>
               <w:t>alpelisib, hormone therapy, dapagliflozin</w:t>
             </w:r>
@@ -3609,7 +3696,7 @@
         <w:tc>
           <w:tcPr>
             <w:tcW w:type="dxa" w:w="1067"/>
-            <w:shd w:val="clear" w:color="auto" w:fill="1f497d"/>
+            <w:shd w:val="clear" w:color="auto" w:fill="f2f3f2"/>
             <w:tcMar>
               <w:top w:w="60" w:type="dxa"/>
               <w:bottom w:w="60" w:type="dxa"/>
@@ -3623,10 +3710,10 @@
             </w:pPr>
             <w:r>
               <w:rPr>
-                <w:rFonts w:ascii="Cambria" w:hAnsi="Cambria"/>
-                <w:b/>
-                <w:color w:val="FFFFFF"/>
-                <w:sz w:val="19"/>
+                <w:rFonts w:ascii="Calibri" w:hAnsi="Calibri"/>
+                <w:b w:val="0"/>
+                <w:color w:val="BBBBBB"/>
+                <w:sz w:val="24"/>
               </w:rPr>
               <w:t></w:t>
             </w:r>
@@ -3635,7 +3722,7 @@
         <w:tc>
           <w:tcPr>
             <w:tcW w:type="dxa" w:w="1265"/>
-            <w:shd w:val="clear" w:color="auto" w:fill="1f497d"/>
+            <w:shd w:val="clear" w:color="auto" w:fill="f2f3f2"/>
             <w:tcMar>
               <w:top w:w="60" w:type="dxa"/>
               <w:bottom w:w="60" w:type="dxa"/>
@@ -3649,10 +3736,10 @@
             </w:pPr>
             <w:r>
               <w:rPr>
-                <w:rFonts w:ascii="Cambria" w:hAnsi="Cambria"/>
-                <w:b/>
-                <w:color w:val="FFFFFF"/>
-                <w:sz w:val="19"/>
+                <w:rFonts w:ascii="Calibri" w:hAnsi="Calibri"/>
+                <w:b w:val="0"/>
+                <w:color w:val="BBBBBB"/>
+                <w:sz w:val="24"/>
               </w:rPr>
               <w:t>_2</w:t>
             </w:r>
@@ -3661,7 +3748,7 @@
         <w:tc>
           <w:tcPr>
             <w:tcW w:type="dxa" w:w="1265"/>
-            <w:shd w:val="clear" w:color="auto" w:fill="1f497d"/>
+            <w:shd w:val="clear" w:color="auto" w:fill="f2f3f2"/>
             <w:tcMar>
               <w:top w:w="60" w:type="dxa"/>
               <w:bottom w:w="60" w:type="dxa"/>
@@ -3675,10 +3762,10 @@
             </w:pPr>
             <w:r>
               <w:rPr>
-                <w:rFonts w:ascii="Cambria" w:hAnsi="Cambria"/>
-                <w:b/>
-                <w:color w:val="FFFFFF"/>
-                <w:sz w:val="19"/>
+                <w:rFonts w:ascii="Calibri" w:hAnsi="Calibri"/>
+                <w:b w:val="0"/>
+                <w:color w:val="BBBBBB"/>
+                <w:sz w:val="24"/>
               </w:rPr>
               <w:t>_3</w:t>
             </w:r>
@@ -3687,7 +3774,7 @@
         <w:tc>
           <w:tcPr>
             <w:tcW w:type="dxa" w:w="1265"/>
-            <w:shd w:val="clear" w:color="auto" w:fill="1f497d"/>
+            <w:shd w:val="clear" w:color="auto" w:fill="f2f3f2"/>
             <w:tcMar>
               <w:top w:w="60" w:type="dxa"/>
               <w:bottom w:w="60" w:type="dxa"/>
@@ -3701,10 +3788,10 @@
             </w:pPr>
             <w:r>
               <w:rPr>
-                <w:rFonts w:ascii="Cambria" w:hAnsi="Cambria"/>
-                <w:b/>
-                <w:color w:val="FFFFFF"/>
-                <w:sz w:val="19"/>
+                <w:rFonts w:ascii="Calibri" w:hAnsi="Calibri"/>
+                <w:b w:val="0"/>
+                <w:color w:val="BBBBBB"/>
+                <w:sz w:val="24"/>
               </w:rPr>
               <w:t>_4</w:t>
             </w:r>
@@ -3713,7 +3800,7 @@
         <w:tc>
           <w:tcPr>
             <w:tcW w:type="dxa" w:w="1067"/>
-            <w:shd w:val="clear" w:color="auto" w:fill="1f497d"/>
+            <w:shd w:val="clear" w:color="auto" w:fill="f2f3f2"/>
             <w:tcMar>
               <w:top w:w="60" w:type="dxa"/>
               <w:bottom w:w="60" w:type="dxa"/>
@@ -3727,10 +3814,10 @@
             </w:pPr>
             <w:r>
               <w:rPr>
-                <w:rFonts w:ascii="Cambria" w:hAnsi="Cambria"/>
-                <w:b/>
-                <w:color w:val="FFFFFF"/>
-                <w:sz w:val="19"/>
+                <w:rFonts w:ascii="Calibri" w:hAnsi="Calibri"/>
+                <w:b w:val="0"/>
+                <w:color w:val="555759"/>
+                <w:sz w:val="24"/>
               </w:rPr>
               <w:t></w:t>
             </w:r>
@@ -3739,7 +3826,7 @@
         <w:tc>
           <w:tcPr>
             <w:tcW w:type="dxa" w:w="1347"/>
-            <w:shd w:val="clear" w:color="auto" w:fill="1f497d"/>
+            <w:shd w:val="clear" w:color="auto" w:fill="f2f3f2"/>
             <w:tcMar>
               <w:top w:w="60" w:type="dxa"/>
               <w:bottom w:w="60" w:type="dxa"/>
@@ -3753,10 +3840,10 @@
             </w:pPr>
             <w:r>
               <w:rPr>
-                <w:rFonts w:ascii="Cambria" w:hAnsi="Cambria"/>
-                <w:b/>
-                <w:color w:val="FFFFFF"/>
-                <w:sz w:val="19"/>
+                <w:rFonts w:ascii="Calibri" w:hAnsi="Calibri"/>
+                <w:b w:val="0"/>
+                <w:color w:val="333333"/>
+                <w:sz w:val="18"/>
               </w:rPr>
               <w:t>(II)</w:t>
             </w:r>
@@ -3782,11 +3869,11 @@
       </w:pPr>
       <w:r>
         <w:rPr>
-          <w:rFonts w:ascii="Cambria" w:hAnsi="Cambria"/>
+          <w:rFonts w:ascii="Calibri" w:hAnsi="Calibri"/>
           <w:b/>
-          <w:i w:val="0"/>
-          <w:color w:val="1F497D"/>
-          <w:sz w:val="26"/>
+          <w:i/>
+          <w:color w:val="BBBBBB"/>
+          <w:sz w:val="24"/>
         </w:rPr>
         <w:t>everolimus      (II)</w:t>
       </w:r>
@@ -3807,12 +3894,12 @@
         <w:jc w:val="center"/>
         <w:tblLook w:firstColumn="1" w:firstRow="1" w:lastColumn="0" w:lastRow="0" w:noHBand="0" w:noVBand="1" w:val="04A0"/>
         <w:tblBorders>
-          <w:top w:val="single" w:sz="4" w:space="0" w:color="1f497d"/>
-          <w:left w:val="single" w:sz="4" w:space="0" w:color="1f497d"/>
-          <w:bottom w:val="single" w:sz="4" w:space="0" w:color="1f497d"/>
-          <w:right w:val="single" w:sz="4" w:space="0" w:color="1f497d"/>
-          <w:insideH w:val="single" w:sz="4" w:space="0" w:color="1f497d"/>
-          <w:insideV w:val="single" w:sz="4" w:space="0" w:color="1f497d"/>
+          <w:top w:val="single" w:sz="4" w:space="0" w:color="000000"/>
+          <w:left w:val="single" w:sz="4" w:space="0" w:color="000000"/>
+          <w:bottom w:val="single" w:sz="4" w:space="0" w:color="000000"/>
+          <w:right w:val="single" w:sz="4" w:space="0" w:color="000000"/>
+          <w:insideH w:val="single" w:sz="4" w:space="0" w:color="000000"/>
+          <w:insideV w:val="single" w:sz="4" w:space="0" w:color="000000"/>
         </w:tblBorders>
       </w:tblPr>
       <w:tblGrid>
@@ -3832,7 +3919,7 @@
         <w:tc>
           <w:tcPr>
             <w:tcW w:type="dxa" w:w="2828"/>
-            <w:shd w:val="clear" w:color="auto" w:fill="1f497d"/>
+            <w:shd w:val="clear" w:color="auto" w:fill="f2f3f2"/>
             <w:tcMar>
               <w:top w:w="60" w:type="dxa"/>
               <w:bottom w:w="60" w:type="dxa"/>
@@ -3846,10 +3933,10 @@
             </w:pPr>
             <w:r>
               <w:rPr>
-                <w:rFonts w:ascii="Cambria" w:hAnsi="Cambria"/>
-                <w:b/>
-                <w:color w:val="FFFFFF"/>
-                <w:sz w:val="19"/>
+                <w:rFonts w:ascii="Calibri" w:hAnsi="Calibri"/>
+                <w:b w:val="0"/>
+                <w:color w:val="333333"/>
+                <w:sz w:val="18"/>
               </w:rPr>
               <w:t>everolimus + chemotherapy</w:t>
             </w:r>
@@ -3858,7 +3945,7 @@
         <w:tc>
           <w:tcPr>
             <w:tcW w:type="dxa" w:w="1100"/>
-            <w:shd w:val="clear" w:color="auto" w:fill="1f497d"/>
+            <w:shd w:val="clear" w:color="auto" w:fill="f2f3f2"/>
             <w:tcMar>
               <w:top w:w="60" w:type="dxa"/>
               <w:bottom w:w="60" w:type="dxa"/>
@@ -3872,10 +3959,10 @@
             </w:pPr>
             <w:r>
               <w:rPr>
-                <w:rFonts w:ascii="Cambria" w:hAnsi="Cambria"/>
-                <w:b/>
-                <w:color w:val="FFFFFF"/>
-                <w:sz w:val="19"/>
+                <w:rFonts w:ascii="Calibri" w:hAnsi="Calibri"/>
+                <w:b w:val="0"/>
+                <w:color w:val="BBBBBB"/>
+                <w:sz w:val="24"/>
               </w:rPr>
               <w:t></w:t>
             </w:r>
@@ -3884,7 +3971,7 @@
         <w:tc>
           <w:tcPr>
             <w:tcW w:type="dxa" w:w="1335"/>
-            <w:shd w:val="clear" w:color="auto" w:fill="1f497d"/>
+            <w:shd w:val="clear" w:color="auto" w:fill="f2f3f2"/>
             <w:tcMar>
               <w:top w:w="60" w:type="dxa"/>
               <w:bottom w:w="60" w:type="dxa"/>
@@ -3898,10 +3985,10 @@
             </w:pPr>
             <w:r>
               <w:rPr>
-                <w:rFonts w:ascii="Cambria" w:hAnsi="Cambria"/>
-                <w:b/>
-                <w:color w:val="FFFFFF"/>
-                <w:sz w:val="19"/>
+                <w:rFonts w:ascii="Calibri" w:hAnsi="Calibri"/>
+                <w:b w:val="0"/>
+                <w:color w:val="BBBBBB"/>
+                <w:sz w:val="24"/>
               </w:rPr>
               <w:t>_2</w:t>
             </w:r>
@@ -3910,7 +3997,7 @@
         <w:tc>
           <w:tcPr>
             <w:tcW w:type="dxa" w:w="1335"/>
-            <w:shd w:val="clear" w:color="auto" w:fill="1f497d"/>
+            <w:shd w:val="clear" w:color="auto" w:fill="f2f3f2"/>
             <w:tcMar>
               <w:top w:w="60" w:type="dxa"/>
               <w:bottom w:w="60" w:type="dxa"/>
@@ -3924,10 +4011,10 @@
             </w:pPr>
             <w:r>
               <w:rPr>
-                <w:rFonts w:ascii="Cambria" w:hAnsi="Cambria"/>
-                <w:b/>
-                <w:color w:val="FFFFFF"/>
-                <w:sz w:val="19"/>
+                <w:rFonts w:ascii="Calibri" w:hAnsi="Calibri"/>
+                <w:b w:val="0"/>
+                <w:color w:val="BBBBBB"/>
+                <w:sz w:val="24"/>
               </w:rPr>
               <w:t>_3</w:t>
             </w:r>
@@ -3936,7 +4023,7 @@
         <w:tc>
           <w:tcPr>
             <w:tcW w:type="dxa" w:w="1335"/>
-            <w:shd w:val="clear" w:color="auto" w:fill="1f497d"/>
+            <w:shd w:val="clear" w:color="auto" w:fill="f2f3f2"/>
             <w:tcMar>
               <w:top w:w="60" w:type="dxa"/>
               <w:bottom w:w="60" w:type="dxa"/>
@@ -3950,10 +4037,10 @@
             </w:pPr>
             <w:r>
               <w:rPr>
-                <w:rFonts w:ascii="Cambria" w:hAnsi="Cambria"/>
-                <w:b/>
-                <w:color w:val="FFFFFF"/>
-                <w:sz w:val="19"/>
+                <w:rFonts w:ascii="Calibri" w:hAnsi="Calibri"/>
+                <w:b w:val="0"/>
+                <w:color w:val="BBBBBB"/>
+                <w:sz w:val="24"/>
               </w:rPr>
               <w:t>_4</w:t>
             </w:r>
@@ -3962,7 +4049,7 @@
         <w:tc>
           <w:tcPr>
             <w:tcW w:type="dxa" w:w="1100"/>
-            <w:shd w:val="clear" w:color="auto" w:fill="1f497d"/>
+            <w:shd w:val="clear" w:color="auto" w:fill="f2f3f2"/>
             <w:tcMar>
               <w:top w:w="60" w:type="dxa"/>
               <w:bottom w:w="60" w:type="dxa"/>
@@ -3976,10 +4063,10 @@
             </w:pPr>
             <w:r>
               <w:rPr>
-                <w:rFonts w:ascii="Cambria" w:hAnsi="Cambria"/>
-                <w:b/>
-                <w:color w:val="FFFFFF"/>
-                <w:sz w:val="19"/>
+                <w:rFonts w:ascii="Calibri" w:hAnsi="Calibri"/>
+                <w:b w:val="0"/>
+                <w:color w:val="555759"/>
+                <w:sz w:val="24"/>
               </w:rPr>
               <w:t></w:t>
             </w:r>
@@ -3988,7 +4075,7 @@
         <w:tc>
           <w:tcPr>
             <w:tcW w:type="dxa" w:w="1433"/>
-            <w:shd w:val="clear" w:color="auto" w:fill="1f497d"/>
+            <w:shd w:val="clear" w:color="auto" w:fill="f2f3f2"/>
             <w:tcMar>
               <w:top w:w="60" w:type="dxa"/>
               <w:bottom w:w="60" w:type="dxa"/>
@@ -4002,10 +4089,10 @@
             </w:pPr>
             <w:r>
               <w:rPr>
-                <w:rFonts w:ascii="Cambria" w:hAnsi="Cambria"/>
-                <w:b/>
-                <w:color w:val="FFFFFF"/>
-                <w:sz w:val="19"/>
+                <w:rFonts w:ascii="Calibri" w:hAnsi="Calibri"/>
+                <w:b w:val="0"/>
+                <w:color w:val="333333"/>
+                <w:sz w:val="18"/>
               </w:rPr>
               <w:t>(II)</w:t>
             </w:r>
@@ -4031,11 +4118,11 @@
       </w:pPr>
       <w:r>
         <w:rPr>
-          <w:rFonts w:ascii="Cambria" w:hAnsi="Cambria"/>
+          <w:rFonts w:ascii="Calibri" w:hAnsi="Calibri"/>
           <w:b/>
-          <w:i w:val="0"/>
-          <w:color w:val="1F497D"/>
-          <w:sz w:val="26"/>
+          <w:i/>
+          <w:color w:val="BBBBBB"/>
+          <w:sz w:val="24"/>
         </w:rPr>
         <w:t>everolimus, hormone therapy      (II)</w:t>
       </w:r>
@@ -4056,12 +4143,12 @@
         <w:jc w:val="center"/>
         <w:tblLook w:firstColumn="1" w:firstRow="1" w:lastColumn="0" w:lastRow="0" w:noHBand="0" w:noVBand="1" w:val="04A0"/>
         <w:tblBorders>
-          <w:top w:val="single" w:sz="4" w:space="0" w:color="1f497d"/>
-          <w:left w:val="single" w:sz="4" w:space="0" w:color="1f497d"/>
-          <w:bottom w:val="single" w:sz="4" w:space="0" w:color="1f497d"/>
-          <w:right w:val="single" w:sz="4" w:space="0" w:color="1f497d"/>
-          <w:insideH w:val="single" w:sz="4" w:space="0" w:color="1f497d"/>
-          <w:insideV w:val="single" w:sz="4" w:space="0" w:color="1f497d"/>
+          <w:top w:val="single" w:sz="4" w:space="0" w:color="000000"/>
+          <w:left w:val="single" w:sz="4" w:space="0" w:color="000000"/>
+          <w:bottom w:val="single" w:sz="4" w:space="0" w:color="000000"/>
+          <w:right w:val="single" w:sz="4" w:space="0" w:color="000000"/>
+          <w:insideH w:val="single" w:sz="4" w:space="0" w:color="000000"/>
+          <w:insideV w:val="single" w:sz="4" w:space="0" w:color="000000"/>
         </w:tblBorders>
       </w:tblPr>
       <w:tblGrid>
@@ -4081,7 +4168,7 @@
         <w:tc>
           <w:tcPr>
             <w:tcW w:type="dxa" w:w="2198"/>
-            <w:shd w:val="clear" w:color="auto" w:fill="1f497d"/>
+            <w:shd w:val="clear" w:color="auto" w:fill="f2f3f2"/>
             <w:tcMar>
               <w:top w:w="60" w:type="dxa"/>
               <w:bottom w:w="60" w:type="dxa"/>
@@ -4095,10 +4182,10 @@
             </w:pPr>
             <w:r>
               <w:rPr>
-                <w:rFonts w:ascii="Cambria" w:hAnsi="Cambria"/>
-                <w:b/>
-                <w:color w:val="FFFFFF"/>
-                <w:sz w:val="19"/>
+                <w:rFonts w:ascii="Calibri" w:hAnsi="Calibri"/>
+                <w:b w:val="0"/>
+                <w:color w:val="333333"/>
+                <w:sz w:val="18"/>
               </w:rPr>
               <w:t>inavolisib</w:t>
             </w:r>
@@ -4107,7 +4194,7 @@
         <w:tc>
           <w:tcPr>
             <w:tcW w:type="dxa" w:w="1157"/>
-            <w:shd w:val="clear" w:color="auto" w:fill="1f497d"/>
+            <w:shd w:val="clear" w:color="auto" w:fill="f2f3f2"/>
             <w:tcMar>
               <w:top w:w="60" w:type="dxa"/>
               <w:bottom w:w="60" w:type="dxa"/>
@@ -4121,10 +4208,10 @@
             </w:pPr>
             <w:r>
               <w:rPr>
-                <w:rFonts w:ascii="Cambria" w:hAnsi="Cambria"/>
-                <w:b/>
-                <w:color w:val="FFFFFF"/>
-                <w:sz w:val="19"/>
+                <w:rFonts w:ascii="Calibri" w:hAnsi="Calibri"/>
+                <w:b w:val="0"/>
+                <w:color w:val="BBBBBB"/>
+                <w:sz w:val="24"/>
               </w:rPr>
               <w:t></w:t>
             </w:r>
@@ -4133,7 +4220,7 @@
         <w:tc>
           <w:tcPr>
             <w:tcW w:type="dxa" w:w="1457"/>
-            <w:shd w:val="clear" w:color="auto" w:fill="1f497d"/>
+            <w:shd w:val="clear" w:color="auto" w:fill="f2f3f2"/>
             <w:tcMar>
               <w:top w:w="60" w:type="dxa"/>
               <w:bottom w:w="60" w:type="dxa"/>
@@ -4147,10 +4234,10 @@
             </w:pPr>
             <w:r>
               <w:rPr>
-                <w:rFonts w:ascii="Cambria" w:hAnsi="Cambria"/>
-                <w:b/>
-                <w:color w:val="FFFFFF"/>
-                <w:sz w:val="19"/>
+                <w:rFonts w:ascii="Calibri" w:hAnsi="Calibri"/>
+                <w:b w:val="0"/>
+                <w:color w:val="BBBBBB"/>
+                <w:sz w:val="24"/>
               </w:rPr>
               <w:t>_2</w:t>
             </w:r>
@@ -4159,7 +4246,7 @@
         <w:tc>
           <w:tcPr>
             <w:tcW w:type="dxa" w:w="1457"/>
-            <w:shd w:val="clear" w:color="auto" w:fill="1f497d"/>
+            <w:shd w:val="clear" w:color="auto" w:fill="f2f3f2"/>
             <w:tcMar>
               <w:top w:w="60" w:type="dxa"/>
               <w:bottom w:w="60" w:type="dxa"/>
@@ -4173,10 +4260,10 @@
             </w:pPr>
             <w:r>
               <w:rPr>
-                <w:rFonts w:ascii="Cambria" w:hAnsi="Cambria"/>
-                <w:b/>
-                <w:color w:val="FFFFFF"/>
-                <w:sz w:val="19"/>
+                <w:rFonts w:ascii="Calibri" w:hAnsi="Calibri"/>
+                <w:b w:val="0"/>
+                <w:color w:val="BBBBBB"/>
+                <w:sz w:val="24"/>
               </w:rPr>
               <w:t>_3</w:t>
             </w:r>
@@ -4185,7 +4272,7 @@
         <w:tc>
           <w:tcPr>
             <w:tcW w:type="dxa" w:w="1457"/>
-            <w:shd w:val="clear" w:color="auto" w:fill="1f497d"/>
+            <w:shd w:val="clear" w:color="auto" w:fill="f2f3f2"/>
             <w:tcMar>
               <w:top w:w="60" w:type="dxa"/>
               <w:bottom w:w="60" w:type="dxa"/>
@@ -4199,10 +4286,10 @@
             </w:pPr>
             <w:r>
               <w:rPr>
-                <w:rFonts w:ascii="Cambria" w:hAnsi="Cambria"/>
-                <w:b/>
-                <w:color w:val="FFFFFF"/>
-                <w:sz w:val="19"/>
+                <w:rFonts w:ascii="Calibri" w:hAnsi="Calibri"/>
+                <w:b w:val="0"/>
+                <w:color w:val="BBBBBB"/>
+                <w:sz w:val="24"/>
               </w:rPr>
               <w:t>_4</w:t>
             </w:r>
@@ -4211,7 +4298,7 @@
         <w:tc>
           <w:tcPr>
             <w:tcW w:type="dxa" w:w="1157"/>
-            <w:shd w:val="clear" w:color="auto" w:fill="1f497d"/>
+            <w:shd w:val="clear" w:color="auto" w:fill="f2f3f2"/>
             <w:tcMar>
               <w:top w:w="60" w:type="dxa"/>
               <w:bottom w:w="60" w:type="dxa"/>
@@ -4225,10 +4312,10 @@
             </w:pPr>
             <w:r>
               <w:rPr>
-                <w:rFonts w:ascii="Cambria" w:hAnsi="Cambria"/>
-                <w:b/>
-                <w:color w:val="FFFFFF"/>
-                <w:sz w:val="19"/>
+                <w:rFonts w:ascii="Calibri" w:hAnsi="Calibri"/>
+                <w:b w:val="0"/>
+                <w:color w:val="555759"/>
+                <w:sz w:val="24"/>
               </w:rPr>
               <w:t></w:t>
             </w:r>
@@ -4237,7 +4324,7 @@
         <w:tc>
           <w:tcPr>
             <w:tcW w:type="dxa" w:w="1582"/>
-            <w:shd w:val="clear" w:color="auto" w:fill="1f497d"/>
+            <w:shd w:val="clear" w:color="auto" w:fill="f2f3f2"/>
             <w:tcMar>
               <w:top w:w="60" w:type="dxa"/>
               <w:bottom w:w="60" w:type="dxa"/>
@@ -4251,10 +4338,10 @@
             </w:pPr>
             <w:r>
               <w:rPr>
-                <w:rFonts w:ascii="Cambria" w:hAnsi="Cambria"/>
-                <w:b/>
-                <w:color w:val="FFFFFF"/>
-                <w:sz w:val="19"/>
+                <w:rFonts w:ascii="Calibri" w:hAnsi="Calibri"/>
+                <w:b w:val="0"/>
+                <w:color w:val="333333"/>
+                <w:sz w:val="18"/>
               </w:rPr>
               <w:t>(II)</w:t>
             </w:r>
@@ -4280,11 +4367,11 @@
       </w:pPr>
       <w:r>
         <w:rPr>
-          <w:rFonts w:ascii="Cambria" w:hAnsi="Cambria"/>
+          <w:rFonts w:ascii="Calibri" w:hAnsi="Calibri"/>
           <w:b/>
-          <w:i w:val="0"/>
-          <w:color w:val="1F497D"/>
-          <w:sz w:val="26"/>
+          <w:i/>
+          <w:color w:val="BBBBBB"/>
+          <w:sz w:val="24"/>
         </w:rPr>
         <w:t>MEN-1611, chemotherapy      (II)</w:t>
       </w:r>
@@ -4305,12 +4392,12 @@
         <w:jc w:val="center"/>
         <w:tblLook w:firstColumn="1" w:firstRow="1" w:lastColumn="0" w:lastRow="0" w:noHBand="0" w:noVBand="1" w:val="04A0"/>
         <w:tblBorders>
-          <w:top w:val="single" w:sz="4" w:space="0" w:color="1f497d"/>
-          <w:left w:val="single" w:sz="4" w:space="0" w:color="1f497d"/>
-          <w:bottom w:val="single" w:sz="4" w:space="0" w:color="1f497d"/>
-          <w:right w:val="single" w:sz="4" w:space="0" w:color="1f497d"/>
-          <w:insideH w:val="single" w:sz="4" w:space="0" w:color="1f497d"/>
-          <w:insideV w:val="single" w:sz="4" w:space="0" w:color="1f497d"/>
+          <w:top w:val="single" w:sz="4" w:space="0" w:color="000000"/>
+          <w:left w:val="single" w:sz="4" w:space="0" w:color="000000"/>
+          <w:bottom w:val="single" w:sz="4" w:space="0" w:color="000000"/>
+          <w:right w:val="single" w:sz="4" w:space="0" w:color="000000"/>
+          <w:insideH w:val="single" w:sz="4" w:space="0" w:color="000000"/>
+          <w:insideV w:val="single" w:sz="4" w:space="0" w:color="000000"/>
         </w:tblBorders>
       </w:tblPr>
       <w:tblGrid>
@@ -4330,7 +4417,7 @@
         <w:tc>
           <w:tcPr>
             <w:tcW w:type="dxa" w:w="3032"/>
-            <w:shd w:val="clear" w:color="auto" w:fill="1f497d"/>
+            <w:shd w:val="clear" w:color="auto" w:fill="f2f3f2"/>
             <w:tcMar>
               <w:top w:w="60" w:type="dxa"/>
               <w:bottom w:w="60" w:type="dxa"/>
@@ -4344,10 +4431,10 @@
             </w:pPr>
             <w:r>
               <w:rPr>
-                <w:rFonts w:ascii="Cambria" w:hAnsi="Cambria"/>
-                <w:b/>
-                <w:color w:val="FFFFFF"/>
-                <w:sz w:val="19"/>
+                <w:rFonts w:ascii="Calibri" w:hAnsi="Calibri"/>
+                <w:b w:val="0"/>
+                <w:color w:val="333333"/>
+                <w:sz w:val="18"/>
               </w:rPr>
               <w:t>PIK3CA inhibitor, hormone therapy</w:t>
             </w:r>
@@ -4356,7 +4443,7 @@
         <w:tc>
           <w:tcPr>
             <w:tcW w:type="dxa" w:w="1082"/>
-            <w:shd w:val="clear" w:color="auto" w:fill="1f497d"/>
+            <w:shd w:val="clear" w:color="auto" w:fill="f2f3f2"/>
             <w:tcMar>
               <w:top w:w="60" w:type="dxa"/>
               <w:bottom w:w="60" w:type="dxa"/>
@@ -4370,10 +4457,10 @@
             </w:pPr>
             <w:r>
               <w:rPr>
-                <w:rFonts w:ascii="Cambria" w:hAnsi="Cambria"/>
-                <w:b/>
-                <w:color w:val="FFFFFF"/>
-                <w:sz w:val="19"/>
+                <w:rFonts w:ascii="Calibri" w:hAnsi="Calibri"/>
+                <w:b w:val="0"/>
+                <w:color w:val="BBBBBB"/>
+                <w:sz w:val="24"/>
               </w:rPr>
               <w:t></w:t>
             </w:r>
@@ -4382,7 +4469,7 @@
         <w:tc>
           <w:tcPr>
             <w:tcW w:type="dxa" w:w="1295"/>
-            <w:shd w:val="clear" w:color="auto" w:fill="1f497d"/>
+            <w:shd w:val="clear" w:color="auto" w:fill="f2f3f2"/>
             <w:tcMar>
               <w:top w:w="60" w:type="dxa"/>
               <w:bottom w:w="60" w:type="dxa"/>
@@ -4396,10 +4483,10 @@
             </w:pPr>
             <w:r>
               <w:rPr>
-                <w:rFonts w:ascii="Cambria" w:hAnsi="Cambria"/>
-                <w:b/>
-                <w:color w:val="FFFFFF"/>
-                <w:sz w:val="19"/>
+                <w:rFonts w:ascii="Calibri" w:hAnsi="Calibri"/>
+                <w:b w:val="0"/>
+                <w:color w:val="BBBBBB"/>
+                <w:sz w:val="24"/>
               </w:rPr>
               <w:t>_2</w:t>
             </w:r>
@@ -4408,7 +4495,7 @@
         <w:tc>
           <w:tcPr>
             <w:tcW w:type="dxa" w:w="1295"/>
-            <w:shd w:val="clear" w:color="auto" w:fill="1f497d"/>
+            <w:shd w:val="clear" w:color="auto" w:fill="f2f3f2"/>
             <w:tcMar>
               <w:top w:w="60" w:type="dxa"/>
               <w:bottom w:w="60" w:type="dxa"/>
@@ -4422,10 +4509,10 @@
             </w:pPr>
             <w:r>
               <w:rPr>
-                <w:rFonts w:ascii="Cambria" w:hAnsi="Cambria"/>
-                <w:b/>
-                <w:color w:val="FFFFFF"/>
-                <w:sz w:val="19"/>
+                <w:rFonts w:ascii="Calibri" w:hAnsi="Calibri"/>
+                <w:b w:val="0"/>
+                <w:color w:val="BBBBBB"/>
+                <w:sz w:val="24"/>
               </w:rPr>
               <w:t>_3</w:t>
             </w:r>
@@ -4434,7 +4521,7 @@
         <w:tc>
           <w:tcPr>
             <w:tcW w:type="dxa" w:w="1295"/>
-            <w:shd w:val="clear" w:color="auto" w:fill="1f497d"/>
+            <w:shd w:val="clear" w:color="auto" w:fill="f2f3f2"/>
             <w:tcMar>
               <w:top w:w="60" w:type="dxa"/>
               <w:bottom w:w="60" w:type="dxa"/>
@@ -4448,10 +4535,10 @@
             </w:pPr>
             <w:r>
               <w:rPr>
-                <w:rFonts w:ascii="Cambria" w:hAnsi="Cambria"/>
-                <w:b/>
-                <w:color w:val="FFFFFF"/>
-                <w:sz w:val="19"/>
+                <w:rFonts w:ascii="Calibri" w:hAnsi="Calibri"/>
+                <w:b w:val="0"/>
+                <w:color w:val="BBBBBB"/>
+                <w:sz w:val="24"/>
               </w:rPr>
               <w:t>_4</w:t>
             </w:r>
@@ -4460,7 +4547,7 @@
         <w:tc>
           <w:tcPr>
             <w:tcW w:type="dxa" w:w="1082"/>
-            <w:shd w:val="clear" w:color="auto" w:fill="1f497d"/>
+            <w:shd w:val="clear" w:color="auto" w:fill="f2f3f2"/>
             <w:tcMar>
               <w:top w:w="60" w:type="dxa"/>
               <w:bottom w:w="60" w:type="dxa"/>
@@ -4474,10 +4561,10 @@
             </w:pPr>
             <w:r>
               <w:rPr>
-                <w:rFonts w:ascii="Cambria" w:hAnsi="Cambria"/>
-                <w:b/>
-                <w:color w:val="FFFFFF"/>
-                <w:sz w:val="19"/>
+                <w:rFonts w:ascii="Calibri" w:hAnsi="Calibri"/>
+                <w:b w:val="0"/>
+                <w:color w:val="555759"/>
+                <w:sz w:val="24"/>
               </w:rPr>
               <w:t></w:t>
             </w:r>
@@ -4486,7 +4573,7 @@
         <w:tc>
           <w:tcPr>
             <w:tcW w:type="dxa" w:w="1384"/>
-            <w:shd w:val="clear" w:color="auto" w:fill="1f497d"/>
+            <w:shd w:val="clear" w:color="auto" w:fill="f2f3f2"/>
             <w:tcMar>
               <w:top w:w="60" w:type="dxa"/>
               <w:bottom w:w="60" w:type="dxa"/>
@@ -4500,10 +4587,10 @@
             </w:pPr>
             <w:r>
               <w:rPr>
-                <w:rFonts w:ascii="Cambria" w:hAnsi="Cambria"/>
-                <w:b/>
-                <w:color w:val="FFFFFF"/>
-                <w:sz w:val="19"/>
+                <w:rFonts w:ascii="Calibri" w:hAnsi="Calibri"/>
+                <w:b w:val="0"/>
+                <w:color w:val="333333"/>
+                <w:sz w:val="18"/>
               </w:rPr>
               <w:t>(II)</w:t>
             </w:r>
@@ -4529,11 +4616,11 @@
       </w:pPr>
       <w:r>
         <w:rPr>
-          <w:rFonts w:ascii="Cambria" w:hAnsi="Cambria"/>
+          <w:rFonts w:ascii="Calibri" w:hAnsi="Calibri"/>
           <w:b/>
-          <w:i w:val="0"/>
-          <w:color w:val="1F497D"/>
-          <w:sz w:val="26"/>
+          <w:i/>
+          <w:color w:val="BBBBBB"/>
+          <w:sz w:val="24"/>
         </w:rPr>
         <w:t>alpelisib + elacestrant      (I/II)</w:t>
       </w:r>
@@ -4554,12 +4641,12 @@
         <w:jc w:val="center"/>
         <w:tblLook w:firstColumn="1" w:firstRow="1" w:lastColumn="0" w:lastRow="0" w:noHBand="0" w:noVBand="1" w:val="04A0"/>
         <w:tblBorders>
-          <w:top w:val="single" w:sz="4" w:space="0" w:color="1f497d"/>
-          <w:left w:val="single" w:sz="4" w:space="0" w:color="1f497d"/>
-          <w:bottom w:val="single" w:sz="4" w:space="0" w:color="1f497d"/>
-          <w:right w:val="single" w:sz="4" w:space="0" w:color="1f497d"/>
-          <w:insideH w:val="single" w:sz="4" w:space="0" w:color="1f497d"/>
-          <w:insideV w:val="single" w:sz="4" w:space="0" w:color="1f497d"/>
+          <w:top w:val="single" w:sz="4" w:space="0" w:color="000000"/>
+          <w:left w:val="single" w:sz="4" w:space="0" w:color="000000"/>
+          <w:bottom w:val="single" w:sz="4" w:space="0" w:color="000000"/>
+          <w:right w:val="single" w:sz="4" w:space="0" w:color="000000"/>
+          <w:insideH w:val="single" w:sz="4" w:space="0" w:color="000000"/>
+          <w:insideV w:val="single" w:sz="4" w:space="0" w:color="000000"/>
         </w:tblBorders>
       </w:tblPr>
       <w:tblGrid>
@@ -4579,7 +4666,7 @@
         <w:tc>
           <w:tcPr>
             <w:tcW w:type="dxa" w:w="3075"/>
-            <w:shd w:val="clear" w:color="auto" w:fill="1f497d"/>
+            <w:shd w:val="clear" w:color="auto" w:fill="f2f3f2"/>
             <w:tcMar>
               <w:top w:w="60" w:type="dxa"/>
               <w:bottom w:w="60" w:type="dxa"/>
@@ -4593,10 +4680,10 @@
             </w:pPr>
             <w:r>
               <w:rPr>
-                <w:rFonts w:ascii="Cambria" w:hAnsi="Cambria"/>
-                <w:b/>
-                <w:color w:val="FFFFFF"/>
-                <w:sz w:val="19"/>
+                <w:rFonts w:ascii="Calibri" w:hAnsi="Calibri"/>
+                <w:b w:val="0"/>
+                <w:color w:val="333333"/>
+                <w:sz w:val="18"/>
               </w:rPr>
               <w:t>evexomostat, alpelisib, hormone therapy</w:t>
             </w:r>
@@ -4605,7 +4692,7 @@
         <w:tc>
           <w:tcPr>
             <w:tcW w:type="dxa" w:w="1065"/>
-            <w:shd w:val="clear" w:color="auto" w:fill="1f497d"/>
+            <w:shd w:val="clear" w:color="auto" w:fill="f2f3f2"/>
             <w:tcMar>
               <w:top w:w="60" w:type="dxa"/>
               <w:bottom w:w="60" w:type="dxa"/>
@@ -4619,10 +4706,10 @@
             </w:pPr>
             <w:r>
               <w:rPr>
-                <w:rFonts w:ascii="Cambria" w:hAnsi="Cambria"/>
-                <w:b/>
-                <w:color w:val="FFFFFF"/>
-                <w:sz w:val="19"/>
+                <w:rFonts w:ascii="Calibri" w:hAnsi="Calibri"/>
+                <w:b w:val="0"/>
+                <w:color w:val="BBBBBB"/>
+                <w:sz w:val="24"/>
               </w:rPr>
               <w:t></w:t>
             </w:r>
@@ -4631,7 +4718,7 @@
         <w:tc>
           <w:tcPr>
             <w:tcW w:type="dxa" w:w="1259"/>
-            <w:shd w:val="clear" w:color="auto" w:fill="1f497d"/>
+            <w:shd w:val="clear" w:color="auto" w:fill="f2f3f2"/>
             <w:tcMar>
               <w:top w:w="60" w:type="dxa"/>
               <w:bottom w:w="60" w:type="dxa"/>
@@ -4645,10 +4732,10 @@
             </w:pPr>
             <w:r>
               <w:rPr>
-                <w:rFonts w:ascii="Cambria" w:hAnsi="Cambria"/>
-                <w:b/>
-                <w:color w:val="FFFFFF"/>
-                <w:sz w:val="19"/>
+                <w:rFonts w:ascii="Calibri" w:hAnsi="Calibri"/>
+                <w:b w:val="0"/>
+                <w:color w:val="BBBBBB"/>
+                <w:sz w:val="24"/>
               </w:rPr>
               <w:t>_2</w:t>
             </w:r>
@@ -4657,7 +4744,7 @@
         <w:tc>
           <w:tcPr>
             <w:tcW w:type="dxa" w:w="1259"/>
-            <w:shd w:val="clear" w:color="auto" w:fill="1f497d"/>
+            <w:shd w:val="clear" w:color="auto" w:fill="f2f3f2"/>
             <w:tcMar>
               <w:top w:w="60" w:type="dxa"/>
               <w:bottom w:w="60" w:type="dxa"/>
@@ -4671,10 +4758,10 @@
             </w:pPr>
             <w:r>
               <w:rPr>
-                <w:rFonts w:ascii="Cambria" w:hAnsi="Cambria"/>
-                <w:b/>
-                <w:color w:val="FFFFFF"/>
-                <w:sz w:val="19"/>
+                <w:rFonts w:ascii="Calibri" w:hAnsi="Calibri"/>
+                <w:b w:val="0"/>
+                <w:color w:val="BBBBBB"/>
+                <w:sz w:val="24"/>
               </w:rPr>
               <w:t>_3</w:t>
             </w:r>
@@ -4683,7 +4770,7 @@
         <w:tc>
           <w:tcPr>
             <w:tcW w:type="dxa" w:w="1259"/>
-            <w:shd w:val="clear" w:color="auto" w:fill="1f497d"/>
+            <w:shd w:val="clear" w:color="auto" w:fill="f2f3f2"/>
             <w:tcMar>
               <w:top w:w="60" w:type="dxa"/>
               <w:bottom w:w="60" w:type="dxa"/>
@@ -4697,10 +4784,10 @@
             </w:pPr>
             <w:r>
               <w:rPr>
-                <w:rFonts w:ascii="Cambria" w:hAnsi="Cambria"/>
-                <w:b/>
-                <w:color w:val="FFFFFF"/>
-                <w:sz w:val="19"/>
+                <w:rFonts w:ascii="Calibri" w:hAnsi="Calibri"/>
+                <w:b w:val="0"/>
+                <w:color w:val="BBBBBB"/>
+                <w:sz w:val="24"/>
               </w:rPr>
               <w:t>_4</w:t>
             </w:r>
@@ -4709,7 +4796,7 @@
         <w:tc>
           <w:tcPr>
             <w:tcW w:type="dxa" w:w="1065"/>
-            <w:shd w:val="clear" w:color="auto" w:fill="1f497d"/>
+            <w:shd w:val="clear" w:color="auto" w:fill="f2f3f2"/>
             <w:tcMar>
               <w:top w:w="60" w:type="dxa"/>
               <w:bottom w:w="60" w:type="dxa"/>
@@ -4723,10 +4810,10 @@
             </w:pPr>
             <w:r>
               <w:rPr>
-                <w:rFonts w:ascii="Cambria" w:hAnsi="Cambria"/>
-                <w:b/>
-                <w:color w:val="FFFFFF"/>
-                <w:sz w:val="19"/>
+                <w:rFonts w:ascii="Calibri" w:hAnsi="Calibri"/>
+                <w:b w:val="0"/>
+                <w:color w:val="555759"/>
+                <w:sz w:val="24"/>
               </w:rPr>
               <w:t></w:t>
             </w:r>
@@ -4735,7 +4822,7 @@
         <w:tc>
           <w:tcPr>
             <w:tcW w:type="dxa" w:w="1485"/>
-            <w:shd w:val="clear" w:color="auto" w:fill="1f497d"/>
+            <w:shd w:val="clear" w:color="auto" w:fill="f2f3f2"/>
             <w:tcMar>
               <w:top w:w="60" w:type="dxa"/>
               <w:bottom w:w="60" w:type="dxa"/>
@@ -4749,10 +4836,10 @@
             </w:pPr>
             <w:r>
               <w:rPr>
-                <w:rFonts w:ascii="Cambria" w:hAnsi="Cambria"/>
-                <w:b/>
-                <w:color w:val="FFFFFF"/>
-                <w:sz w:val="19"/>
+                <w:rFonts w:ascii="Calibri" w:hAnsi="Calibri"/>
+                <w:b w:val="0"/>
+                <w:color w:val="333333"/>
+                <w:sz w:val="18"/>
               </w:rPr>
               <w:t>(I/II)</w:t>
             </w:r>
@@ -4778,11 +4865,11 @@
       </w:pPr>
       <w:r>
         <w:rPr>
-          <w:rFonts w:ascii="Cambria" w:hAnsi="Cambria"/>
+          <w:rFonts w:ascii="Calibri" w:hAnsi="Calibri"/>
           <w:b/>
-          <w:i w:val="0"/>
-          <w:color w:val="1F497D"/>
-          <w:sz w:val="26"/>
+          <w:i/>
+          <w:color w:val="BBBBBB"/>
+          <w:sz w:val="24"/>
         </w:rPr>
         <w:t>HTL-0039732, atezolizumab      (I/II)</w:t>
       </w:r>
@@ -4803,12 +4890,12 @@
         <w:jc w:val="center"/>
         <w:tblLook w:firstColumn="1" w:firstRow="1" w:lastColumn="0" w:lastRow="0" w:noHBand="0" w:noVBand="1" w:val="04A0"/>
         <w:tblBorders>
-          <w:top w:val="single" w:sz="4" w:space="0" w:color="1f497d"/>
-          <w:left w:val="single" w:sz="4" w:space="0" w:color="1f497d"/>
-          <w:bottom w:val="single" w:sz="4" w:space="0" w:color="1f497d"/>
-          <w:right w:val="single" w:sz="4" w:space="0" w:color="1f497d"/>
-          <w:insideH w:val="single" w:sz="4" w:space="0" w:color="1f497d"/>
-          <w:insideV w:val="single" w:sz="4" w:space="0" w:color="1f497d"/>
+          <w:top w:val="single" w:sz="4" w:space="0" w:color="000000"/>
+          <w:left w:val="single" w:sz="4" w:space="0" w:color="000000"/>
+          <w:bottom w:val="single" w:sz="4" w:space="0" w:color="000000"/>
+          <w:right w:val="single" w:sz="4" w:space="0" w:color="000000"/>
+          <w:insideH w:val="single" w:sz="4" w:space="0" w:color="000000"/>
+          <w:insideV w:val="single" w:sz="4" w:space="0" w:color="000000"/>
         </w:tblBorders>
       </w:tblPr>
       <w:tblGrid>
@@ -4828,7 +4915,7 @@
         <w:tc>
           <w:tcPr>
             <w:tcW w:type="dxa" w:w="3017"/>
-            <w:shd w:val="clear" w:color="auto" w:fill="1f497d"/>
+            <w:shd w:val="clear" w:color="auto" w:fill="f2f3f2"/>
             <w:tcMar>
               <w:top w:w="60" w:type="dxa"/>
               <w:bottom w:w="60" w:type="dxa"/>
@@ -4842,10 +4929,10 @@
             </w:pPr>
             <w:r>
               <w:rPr>
-                <w:rFonts w:ascii="Cambria" w:hAnsi="Cambria"/>
-                <w:b/>
-                <w:color w:val="FFFFFF"/>
-                <w:sz w:val="19"/>
+                <w:rFonts w:ascii="Calibri" w:hAnsi="Calibri"/>
+                <w:b w:val="0"/>
+                <w:color w:val="333333"/>
+                <w:sz w:val="18"/>
               </w:rPr>
               <w:t>JS-105, hormone therapy, dalpiciclib</w:t>
             </w:r>
@@ -4854,7 +4941,7 @@
         <w:tc>
           <w:tcPr>
             <w:tcW w:type="dxa" w:w="1070"/>
-            <w:shd w:val="clear" w:color="auto" w:fill="1f497d"/>
+            <w:shd w:val="clear" w:color="auto" w:fill="f2f3f2"/>
             <w:tcMar>
               <w:top w:w="60" w:type="dxa"/>
               <w:bottom w:w="60" w:type="dxa"/>
@@ -4868,10 +4955,10 @@
             </w:pPr>
             <w:r>
               <w:rPr>
-                <w:rFonts w:ascii="Cambria" w:hAnsi="Cambria"/>
-                <w:b/>
-                <w:color w:val="FFFFFF"/>
-                <w:sz w:val="19"/>
+                <w:rFonts w:ascii="Calibri" w:hAnsi="Calibri"/>
+                <w:b w:val="0"/>
+                <w:color w:val="BBBBBB"/>
+                <w:sz w:val="24"/>
               </w:rPr>
               <w:t></w:t>
             </w:r>
@@ -4880,7 +4967,7 @@
         <w:tc>
           <w:tcPr>
             <w:tcW w:type="dxa" w:w="1269"/>
-            <w:shd w:val="clear" w:color="auto" w:fill="1f497d"/>
+            <w:shd w:val="clear" w:color="auto" w:fill="f2f3f2"/>
             <w:tcMar>
               <w:top w:w="60" w:type="dxa"/>
               <w:bottom w:w="60" w:type="dxa"/>
@@ -4894,10 +4981,10 @@
             </w:pPr>
             <w:r>
               <w:rPr>
-                <w:rFonts w:ascii="Cambria" w:hAnsi="Cambria"/>
-                <w:b/>
-                <w:color w:val="FFFFFF"/>
-                <w:sz w:val="19"/>
+                <w:rFonts w:ascii="Calibri" w:hAnsi="Calibri"/>
+                <w:b w:val="0"/>
+                <w:color w:val="BBBBBB"/>
+                <w:sz w:val="24"/>
               </w:rPr>
               <w:t>_2</w:t>
             </w:r>
@@ -4906,7 +4993,7 @@
         <w:tc>
           <w:tcPr>
             <w:tcW w:type="dxa" w:w="1269"/>
-            <w:shd w:val="clear" w:color="auto" w:fill="1f497d"/>
+            <w:shd w:val="clear" w:color="auto" w:fill="f2f3f2"/>
             <w:tcMar>
               <w:top w:w="60" w:type="dxa"/>
               <w:bottom w:w="60" w:type="dxa"/>
@@ -4920,10 +5007,10 @@
             </w:pPr>
             <w:r>
               <w:rPr>
-                <w:rFonts w:ascii="Cambria" w:hAnsi="Cambria"/>
-                <w:b/>
-                <w:color w:val="FFFFFF"/>
-                <w:sz w:val="19"/>
+                <w:rFonts w:ascii="Calibri" w:hAnsi="Calibri"/>
+                <w:b w:val="0"/>
+                <w:color w:val="BBBBBB"/>
+                <w:sz w:val="24"/>
               </w:rPr>
               <w:t>_3</w:t>
             </w:r>
@@ -4932,7 +5019,7 @@
         <w:tc>
           <w:tcPr>
             <w:tcW w:type="dxa" w:w="1269"/>
-            <w:shd w:val="clear" w:color="auto" w:fill="1f497d"/>
+            <w:shd w:val="clear" w:color="auto" w:fill="f2f3f2"/>
             <w:tcMar>
               <w:top w:w="60" w:type="dxa"/>
               <w:bottom w:w="60" w:type="dxa"/>
@@ -4946,10 +5033,10 @@
             </w:pPr>
             <w:r>
               <w:rPr>
-                <w:rFonts w:ascii="Cambria" w:hAnsi="Cambria"/>
-                <w:b/>
-                <w:color w:val="FFFFFF"/>
-                <w:sz w:val="19"/>
+                <w:rFonts w:ascii="Calibri" w:hAnsi="Calibri"/>
+                <w:b w:val="0"/>
+                <w:color w:val="BBBBBB"/>
+                <w:sz w:val="24"/>
               </w:rPr>
               <w:t>_4</w:t>
             </w:r>
@@ -4958,7 +5045,7 @@
         <w:tc>
           <w:tcPr>
             <w:tcW w:type="dxa" w:w="1070"/>
-            <w:shd w:val="clear" w:color="auto" w:fill="1f497d"/>
+            <w:shd w:val="clear" w:color="auto" w:fill="f2f3f2"/>
             <w:tcMar>
               <w:top w:w="60" w:type="dxa"/>
               <w:bottom w:w="60" w:type="dxa"/>
@@ -4972,10 +5059,10 @@
             </w:pPr>
             <w:r>
               <w:rPr>
-                <w:rFonts w:ascii="Cambria" w:hAnsi="Cambria"/>
-                <w:b/>
-                <w:color w:val="FFFFFF"/>
-                <w:sz w:val="19"/>
+                <w:rFonts w:ascii="Calibri" w:hAnsi="Calibri"/>
+                <w:b w:val="0"/>
+                <w:color w:val="555759"/>
+                <w:sz w:val="24"/>
               </w:rPr>
               <w:t></w:t>
             </w:r>
@@ -4984,7 +5071,7 @@
         <w:tc>
           <w:tcPr>
             <w:tcW w:type="dxa" w:w="1502"/>
-            <w:shd w:val="clear" w:color="auto" w:fill="1f497d"/>
+            <w:shd w:val="clear" w:color="auto" w:fill="f2f3f2"/>
             <w:tcMar>
               <w:top w:w="60" w:type="dxa"/>
               <w:bottom w:w="60" w:type="dxa"/>
@@ -4998,10 +5085,10 @@
             </w:pPr>
             <w:r>
               <w:rPr>
-                <w:rFonts w:ascii="Cambria" w:hAnsi="Cambria"/>
-                <w:b/>
-                <w:color w:val="FFFFFF"/>
-                <w:sz w:val="19"/>
+                <w:rFonts w:ascii="Calibri" w:hAnsi="Calibri"/>
+                <w:b w:val="0"/>
+                <w:color w:val="333333"/>
+                <w:sz w:val="18"/>
               </w:rPr>
               <w:t>(I/II)</w:t>
             </w:r>
@@ -5027,11 +5114,11 @@
       </w:pPr>
       <w:r>
         <w:rPr>
-          <w:rFonts w:ascii="Cambria" w:hAnsi="Cambria"/>
+          <w:rFonts w:ascii="Calibri" w:hAnsi="Calibri"/>
           <w:b/>
-          <w:i w:val="0"/>
-          <w:color w:val="1F497D"/>
-          <w:sz w:val="26"/>
+          <w:i/>
+          <w:color w:val="BBBBBB"/>
+          <w:sz w:val="24"/>
         </w:rPr>
         <w:t>afuresertib, hormone therapy      (I)</w:t>
       </w:r>
@@ -5052,12 +5139,12 @@
         <w:jc w:val="center"/>
         <w:tblLook w:firstColumn="1" w:firstRow="1" w:lastColumn="0" w:lastRow="0" w:noHBand="0" w:noVBand="1" w:val="04A0"/>
         <w:tblBorders>
-          <w:top w:val="single" w:sz="4" w:space="0" w:color="1f497d"/>
-          <w:left w:val="single" w:sz="4" w:space="0" w:color="1f497d"/>
-          <w:bottom w:val="single" w:sz="4" w:space="0" w:color="1f497d"/>
-          <w:right w:val="single" w:sz="4" w:space="0" w:color="1f497d"/>
-          <w:insideH w:val="single" w:sz="4" w:space="0" w:color="1f497d"/>
-          <w:insideV w:val="single" w:sz="4" w:space="0" w:color="1f497d"/>
+          <w:top w:val="single" w:sz="4" w:space="0" w:color="000000"/>
+          <w:left w:val="single" w:sz="4" w:space="0" w:color="000000"/>
+          <w:bottom w:val="single" w:sz="4" w:space="0" w:color="000000"/>
+          <w:right w:val="single" w:sz="4" w:space="0" w:color="000000"/>
+          <w:insideH w:val="single" w:sz="4" w:space="0" w:color="000000"/>
+          <w:insideV w:val="single" w:sz="4" w:space="0" w:color="000000"/>
         </w:tblBorders>
       </w:tblPr>
       <w:tblGrid>
@@ -5077,7 +5164,7 @@
         <w:tc>
           <w:tcPr>
             <w:tcW w:type="dxa" w:w="3181"/>
-            <w:shd w:val="clear" w:color="auto" w:fill="1f497d"/>
+            <w:shd w:val="clear" w:color="auto" w:fill="f2f3f2"/>
             <w:tcMar>
               <w:top w:w="60" w:type="dxa"/>
               <w:bottom w:w="60" w:type="dxa"/>
@@ -5091,10 +5178,10 @@
             </w:pPr>
             <w:r>
               <w:rPr>
-                <w:rFonts w:ascii="Cambria" w:hAnsi="Cambria"/>
-                <w:b/>
-                <w:color w:val="FFFFFF"/>
-                <w:sz w:val="19"/>
+                <w:rFonts w:ascii="Calibri" w:hAnsi="Calibri"/>
+                <w:b w:val="0"/>
+                <w:color w:val="333333"/>
+                <w:sz w:val="18"/>
               </w:rPr>
               <w:t>HH-CYH33, hormone therapy, palbociclib</w:t>
             </w:r>
@@ -5103,7 +5190,7 @@
         <w:tc>
           <w:tcPr>
             <w:tcW w:type="dxa" w:w="1076"/>
-            <w:shd w:val="clear" w:color="auto" w:fill="1f497d"/>
+            <w:shd w:val="clear" w:color="auto" w:fill="f2f3f2"/>
             <w:tcMar>
               <w:top w:w="60" w:type="dxa"/>
               <w:bottom w:w="60" w:type="dxa"/>
@@ -5117,10 +5204,10 @@
             </w:pPr>
             <w:r>
               <w:rPr>
-                <w:rFonts w:ascii="Cambria" w:hAnsi="Cambria"/>
-                <w:b/>
-                <w:color w:val="FFFFFF"/>
-                <w:sz w:val="19"/>
+                <w:rFonts w:ascii="Calibri" w:hAnsi="Calibri"/>
+                <w:b w:val="0"/>
+                <w:color w:val="BBBBBB"/>
+                <w:sz w:val="24"/>
               </w:rPr>
               <w:t></w:t>
             </w:r>
@@ -5129,7 +5216,7 @@
         <w:tc>
           <w:tcPr>
             <w:tcW w:type="dxa" w:w="1283"/>
-            <w:shd w:val="clear" w:color="auto" w:fill="1f497d"/>
+            <w:shd w:val="clear" w:color="auto" w:fill="f2f3f2"/>
             <w:tcMar>
               <w:top w:w="60" w:type="dxa"/>
               <w:bottom w:w="60" w:type="dxa"/>
@@ -5143,10 +5230,10 @@
             </w:pPr>
             <w:r>
               <w:rPr>
-                <w:rFonts w:ascii="Cambria" w:hAnsi="Cambria"/>
-                <w:b/>
-                <w:color w:val="FFFFFF"/>
-                <w:sz w:val="19"/>
+                <w:rFonts w:ascii="Calibri" w:hAnsi="Calibri"/>
+                <w:b w:val="0"/>
+                <w:color w:val="BBBBBB"/>
+                <w:sz w:val="24"/>
               </w:rPr>
               <w:t>_2</w:t>
             </w:r>
@@ -5155,7 +5242,7 @@
         <w:tc>
           <w:tcPr>
             <w:tcW w:type="dxa" w:w="1283"/>
-            <w:shd w:val="clear" w:color="auto" w:fill="1f497d"/>
+            <w:shd w:val="clear" w:color="auto" w:fill="f2f3f2"/>
             <w:tcMar>
               <w:top w:w="60" w:type="dxa"/>
               <w:bottom w:w="60" w:type="dxa"/>
@@ -5169,10 +5256,10 @@
             </w:pPr>
             <w:r>
               <w:rPr>
-                <w:rFonts w:ascii="Cambria" w:hAnsi="Cambria"/>
-                <w:b/>
-                <w:color w:val="FFFFFF"/>
-                <w:sz w:val="19"/>
+                <w:rFonts w:ascii="Calibri" w:hAnsi="Calibri"/>
+                <w:b w:val="0"/>
+                <w:color w:val="BBBBBB"/>
+                <w:sz w:val="24"/>
               </w:rPr>
               <w:t>_3</w:t>
             </w:r>
@@ -5181,7 +5268,7 @@
         <w:tc>
           <w:tcPr>
             <w:tcW w:type="dxa" w:w="1283"/>
-            <w:shd w:val="clear" w:color="auto" w:fill="1f497d"/>
+            <w:shd w:val="clear" w:color="auto" w:fill="f2f3f2"/>
             <w:tcMar>
               <w:top w:w="60" w:type="dxa"/>
               <w:bottom w:w="60" w:type="dxa"/>
@@ -5195,10 +5282,10 @@
             </w:pPr>
             <w:r>
               <w:rPr>
-                <w:rFonts w:ascii="Cambria" w:hAnsi="Cambria"/>
-                <w:b/>
-                <w:color w:val="FFFFFF"/>
-                <w:sz w:val="19"/>
+                <w:rFonts w:ascii="Calibri" w:hAnsi="Calibri"/>
+                <w:b w:val="0"/>
+                <w:color w:val="BBBBBB"/>
+                <w:sz w:val="24"/>
               </w:rPr>
               <w:t>_4</w:t>
             </w:r>
@@ -5207,7 +5294,7 @@
         <w:tc>
           <w:tcPr>
             <w:tcW w:type="dxa" w:w="1076"/>
-            <w:shd w:val="clear" w:color="auto" w:fill="1f497d"/>
+            <w:shd w:val="clear" w:color="auto" w:fill="f2f3f2"/>
             <w:tcMar>
               <w:top w:w="60" w:type="dxa"/>
               <w:bottom w:w="60" w:type="dxa"/>
@@ -5221,10 +5308,10 @@
             </w:pPr>
             <w:r>
               <w:rPr>
-                <w:rFonts w:ascii="Cambria" w:hAnsi="Cambria"/>
-                <w:b/>
-                <w:color w:val="FFFFFF"/>
-                <w:sz w:val="19"/>
+                <w:rFonts w:ascii="Calibri" w:hAnsi="Calibri"/>
+                <w:b w:val="0"/>
+                <w:color w:val="555759"/>
+                <w:sz w:val="24"/>
               </w:rPr>
               <w:t></w:t>
             </w:r>
@@ -5233,7 +5320,7 @@
         <w:tc>
           <w:tcPr>
             <w:tcW w:type="dxa" w:w="1283"/>
-            <w:shd w:val="clear" w:color="auto" w:fill="1f497d"/>
+            <w:shd w:val="clear" w:color="auto" w:fill="f2f3f2"/>
             <w:tcMar>
               <w:top w:w="60" w:type="dxa"/>
               <w:bottom w:w="60" w:type="dxa"/>
@@ -5247,10 +5334,10 @@
             </w:pPr>
             <w:r>
               <w:rPr>
-                <w:rFonts w:ascii="Cambria" w:hAnsi="Cambria"/>
-                <w:b/>
-                <w:color w:val="FFFFFF"/>
-                <w:sz w:val="19"/>
+                <w:rFonts w:ascii="Calibri" w:hAnsi="Calibri"/>
+                <w:b w:val="0"/>
+                <w:color w:val="333333"/>
+                <w:sz w:val="18"/>
               </w:rPr>
               <w:t>(I)</w:t>
             </w:r>
@@ -5276,11 +5363,11 @@
       </w:pPr>
       <w:r>
         <w:rPr>
-          <w:rFonts w:ascii="Cambria" w:hAnsi="Cambria"/>
+          <w:rFonts w:ascii="Calibri" w:hAnsi="Calibri"/>
           <w:b/>
-          <w:i w:val="0"/>
-          <w:color w:val="1F497D"/>
-          <w:sz w:val="26"/>
+          <w:i/>
+          <w:color w:val="BBBBBB"/>
+          <w:sz w:val="24"/>
         </w:rPr>
         <w:t>HS-10352, hormone therapy      (I)</w:t>
       </w:r>
@@ -5301,12 +5388,12 @@
         <w:jc w:val="center"/>
         <w:tblLook w:firstColumn="1" w:firstRow="1" w:lastColumn="0" w:lastRow="0" w:noHBand="0" w:noVBand="1" w:val="04A0"/>
         <w:tblBorders>
-          <w:top w:val="single" w:sz="4" w:space="0" w:color="1f497d"/>
-          <w:left w:val="single" w:sz="4" w:space="0" w:color="1f497d"/>
-          <w:bottom w:val="single" w:sz="4" w:space="0" w:color="1f497d"/>
-          <w:right w:val="single" w:sz="4" w:space="0" w:color="1f497d"/>
-          <w:insideH w:val="single" w:sz="4" w:space="0" w:color="1f497d"/>
-          <w:insideV w:val="single" w:sz="4" w:space="0" w:color="1f497d"/>
+          <w:top w:val="single" w:sz="4" w:space="0" w:color="000000"/>
+          <w:left w:val="single" w:sz="4" w:space="0" w:color="000000"/>
+          <w:bottom w:val="single" w:sz="4" w:space="0" w:color="000000"/>
+          <w:right w:val="single" w:sz="4" w:space="0" w:color="000000"/>
+          <w:insideH w:val="single" w:sz="4" w:space="0" w:color="000000"/>
+          <w:insideV w:val="single" w:sz="4" w:space="0" w:color="000000"/>
         </w:tblBorders>
       </w:tblPr>
       <w:tblGrid>
@@ -5326,7 +5413,7 @@
         <w:tc>
           <w:tcPr>
             <w:tcW w:type="dxa" w:w="2845"/>
-            <w:shd w:val="clear" w:color="auto" w:fill="1f497d"/>
+            <w:shd w:val="clear" w:color="auto" w:fill="f2f3f2"/>
             <w:tcMar>
               <w:top w:w="60" w:type="dxa"/>
               <w:bottom w:w="60" w:type="dxa"/>
@@ -5340,10 +5427,10 @@
             </w:pPr>
             <w:r>
               <w:rPr>
-                <w:rFonts w:ascii="Cambria" w:hAnsi="Cambria"/>
-                <w:b/>
-                <w:color w:val="FFFFFF"/>
-                <w:sz w:val="19"/>
+                <w:rFonts w:ascii="Calibri" w:hAnsi="Calibri"/>
+                <w:b w:val="0"/>
+                <w:color w:val="333333"/>
+                <w:sz w:val="18"/>
               </w:rPr>
               <w:t>inavolisib, atezolizumab</w:t>
             </w:r>
@@ -5352,7 +5439,7 @@
         <w:tc>
           <w:tcPr>
             <w:tcW w:type="dxa" w:w="1108"/>
-            <w:shd w:val="clear" w:color="auto" w:fill="1f497d"/>
+            <w:shd w:val="clear" w:color="auto" w:fill="f2f3f2"/>
             <w:tcMar>
               <w:top w:w="60" w:type="dxa"/>
               <w:bottom w:w="60" w:type="dxa"/>
@@ -5366,10 +5453,10 @@
             </w:pPr>
             <w:r>
               <w:rPr>
-                <w:rFonts w:ascii="Cambria" w:hAnsi="Cambria"/>
-                <w:b/>
-                <w:color w:val="FFFFFF"/>
-                <w:sz w:val="19"/>
+                <w:rFonts w:ascii="Calibri" w:hAnsi="Calibri"/>
+                <w:b w:val="0"/>
+                <w:color w:val="BBBBBB"/>
+                <w:sz w:val="24"/>
               </w:rPr>
               <w:t></w:t>
             </w:r>
@@ -5378,7 +5465,7 @@
         <w:tc>
           <w:tcPr>
             <w:tcW w:type="dxa" w:w="1351"/>
-            <w:shd w:val="clear" w:color="auto" w:fill="1f497d"/>
+            <w:shd w:val="clear" w:color="auto" w:fill="f2f3f2"/>
             <w:tcMar>
               <w:top w:w="60" w:type="dxa"/>
               <w:bottom w:w="60" w:type="dxa"/>
@@ -5392,10 +5479,10 @@
             </w:pPr>
             <w:r>
               <w:rPr>
-                <w:rFonts w:ascii="Cambria" w:hAnsi="Cambria"/>
-                <w:b/>
-                <w:color w:val="FFFFFF"/>
-                <w:sz w:val="19"/>
+                <w:rFonts w:ascii="Calibri" w:hAnsi="Calibri"/>
+                <w:b w:val="0"/>
+                <w:color w:val="BBBBBB"/>
+                <w:sz w:val="24"/>
               </w:rPr>
               <w:t>_2</w:t>
             </w:r>
@@ -5404,7 +5491,7 @@
         <w:tc>
           <w:tcPr>
             <w:tcW w:type="dxa" w:w="1351"/>
-            <w:shd w:val="clear" w:color="auto" w:fill="1f497d"/>
+            <w:shd w:val="clear" w:color="auto" w:fill="f2f3f2"/>
             <w:tcMar>
               <w:top w:w="60" w:type="dxa"/>
               <w:bottom w:w="60" w:type="dxa"/>
@@ -5418,10 +5505,10 @@
             </w:pPr>
             <w:r>
               <w:rPr>
-                <w:rFonts w:ascii="Cambria" w:hAnsi="Cambria"/>
-                <w:b/>
-                <w:color w:val="FFFFFF"/>
-                <w:sz w:val="19"/>
+                <w:rFonts w:ascii="Calibri" w:hAnsi="Calibri"/>
+                <w:b w:val="0"/>
+                <w:color w:val="BBBBBB"/>
+                <w:sz w:val="24"/>
               </w:rPr>
               <w:t>_3</w:t>
             </w:r>
@@ -5430,7 +5517,7 @@
         <w:tc>
           <w:tcPr>
             <w:tcW w:type="dxa" w:w="1351"/>
-            <w:shd w:val="clear" w:color="auto" w:fill="1f497d"/>
+            <w:shd w:val="clear" w:color="auto" w:fill="f2f3f2"/>
             <w:tcMar>
               <w:top w:w="60" w:type="dxa"/>
               <w:bottom w:w="60" w:type="dxa"/>
@@ -5444,10 +5531,10 @@
             </w:pPr>
             <w:r>
               <w:rPr>
-                <w:rFonts w:ascii="Cambria" w:hAnsi="Cambria"/>
-                <w:b/>
-                <w:color w:val="FFFFFF"/>
-                <w:sz w:val="19"/>
+                <w:rFonts w:ascii="Calibri" w:hAnsi="Calibri"/>
+                <w:b w:val="0"/>
+                <w:color w:val="BBBBBB"/>
+                <w:sz w:val="24"/>
               </w:rPr>
               <w:t>_4</w:t>
             </w:r>
@@ -5456,7 +5543,7 @@
         <w:tc>
           <w:tcPr>
             <w:tcW w:type="dxa" w:w="1108"/>
-            <w:shd w:val="clear" w:color="auto" w:fill="1f497d"/>
+            <w:shd w:val="clear" w:color="auto" w:fill="f2f3f2"/>
             <w:tcMar>
               <w:top w:w="60" w:type="dxa"/>
               <w:bottom w:w="60" w:type="dxa"/>
@@ -5470,10 +5557,10 @@
             </w:pPr>
             <w:r>
               <w:rPr>
-                <w:rFonts w:ascii="Cambria" w:hAnsi="Cambria"/>
-                <w:b/>
-                <w:color w:val="FFFFFF"/>
-                <w:sz w:val="19"/>
+                <w:rFonts w:ascii="Calibri" w:hAnsi="Calibri"/>
+                <w:b w:val="0"/>
+                <w:color w:val="555759"/>
+                <w:sz w:val="24"/>
               </w:rPr>
               <w:t></w:t>
             </w:r>
@@ -5482,7 +5569,7 @@
         <w:tc>
           <w:tcPr>
             <w:tcW w:type="dxa" w:w="1351"/>
-            <w:shd w:val="clear" w:color="auto" w:fill="1f497d"/>
+            <w:shd w:val="clear" w:color="auto" w:fill="f2f3f2"/>
             <w:tcMar>
               <w:top w:w="60" w:type="dxa"/>
               <w:bottom w:w="60" w:type="dxa"/>
@@ -5496,10 +5583,10 @@
             </w:pPr>
             <w:r>
               <w:rPr>
-                <w:rFonts w:ascii="Cambria" w:hAnsi="Cambria"/>
-                <w:b/>
-                <w:color w:val="FFFFFF"/>
-                <w:sz w:val="19"/>
+                <w:rFonts w:ascii="Calibri" w:hAnsi="Calibri"/>
+                <w:b w:val="0"/>
+                <w:color w:val="333333"/>
+                <w:sz w:val="18"/>
               </w:rPr>
               <w:t>(I)</w:t>
             </w:r>
@@ -5525,11 +5612,11 @@
       </w:pPr>
       <w:r>
         <w:rPr>
-          <w:rFonts w:ascii="Cambria" w:hAnsi="Cambria"/>
+          <w:rFonts w:ascii="Calibri" w:hAnsi="Calibri"/>
           <w:b/>
-          <w:i w:val="0"/>
-          <w:color w:val="1F497D"/>
-          <w:sz w:val="26"/>
+          <w:i/>
+          <w:color w:val="BBBBBB"/>
+          <w:sz w:val="24"/>
         </w:rPr>
         <w:t>inavolisib, chemotherapy, trastuzumab, pertuzumab      (I)</w:t>
       </w:r>
@@ -5550,12 +5637,12 @@
         <w:jc w:val="center"/>
         <w:tblLook w:firstColumn="1" w:firstRow="1" w:lastColumn="0" w:lastRow="0" w:noHBand="0" w:noVBand="1" w:val="04A0"/>
         <w:tblBorders>
-          <w:top w:val="single" w:sz="4" w:space="0" w:color="1f497d"/>
-          <w:left w:val="single" w:sz="4" w:space="0" w:color="1f497d"/>
-          <w:bottom w:val="single" w:sz="4" w:space="0" w:color="1f497d"/>
-          <w:right w:val="single" w:sz="4" w:space="0" w:color="1f497d"/>
-          <w:insideH w:val="single" w:sz="4" w:space="0" w:color="1f497d"/>
-          <w:insideV w:val="single" w:sz="4" w:space="0" w:color="1f497d"/>
+          <w:top w:val="single" w:sz="4" w:space="0" w:color="000000"/>
+          <w:left w:val="single" w:sz="4" w:space="0" w:color="000000"/>
+          <w:bottom w:val="single" w:sz="4" w:space="0" w:color="000000"/>
+          <w:right w:val="single" w:sz="4" w:space="0" w:color="000000"/>
+          <w:insideH w:val="single" w:sz="4" w:space="0" w:color="000000"/>
+          <w:insideV w:val="single" w:sz="4" w:space="0" w:color="000000"/>
         </w:tblBorders>
       </w:tblPr>
       <w:tblGrid>
@@ -5575,7 +5662,7 @@
         <w:tc>
           <w:tcPr>
             <w:tcW w:type="dxa" w:w="2814"/>
-            <w:shd w:val="clear" w:color="auto" w:fill="1f497d"/>
+            <w:shd w:val="clear" w:color="auto" w:fill="f2f3f2"/>
             <w:tcMar>
               <w:top w:w="60" w:type="dxa"/>
               <w:bottom w:w="60" w:type="dxa"/>
@@ -5589,10 +5676,10 @@
             </w:pPr>
             <w:r>
               <w:rPr>
-                <w:rFonts w:ascii="Cambria" w:hAnsi="Cambria"/>
-                <w:b/>
-                <w:color w:val="FFFFFF"/>
-                <w:sz w:val="19"/>
+                <w:rFonts w:ascii="Calibri" w:hAnsi="Calibri"/>
+                <w:b w:val="0"/>
+                <w:color w:val="333333"/>
+                <w:sz w:val="18"/>
               </w:rPr>
               <w:t>IPN-60090, capivasertib</w:t>
             </w:r>
@@ -5601,7 +5688,7 @@
         <w:tc>
           <w:tcPr>
             <w:tcW w:type="dxa" w:w="1111"/>
-            <w:shd w:val="clear" w:color="auto" w:fill="1f497d"/>
+            <w:shd w:val="clear" w:color="auto" w:fill="f2f3f2"/>
             <w:tcMar>
               <w:top w:w="60" w:type="dxa"/>
               <w:bottom w:w="60" w:type="dxa"/>
@@ -5615,10 +5702,10 @@
             </w:pPr>
             <w:r>
               <w:rPr>
-                <w:rFonts w:ascii="Cambria" w:hAnsi="Cambria"/>
-                <w:b/>
-                <w:color w:val="FFFFFF"/>
-                <w:sz w:val="19"/>
+                <w:rFonts w:ascii="Calibri" w:hAnsi="Calibri"/>
+                <w:b w:val="0"/>
+                <w:color w:val="BBBBBB"/>
+                <w:sz w:val="24"/>
               </w:rPr>
               <w:t></w:t>
             </w:r>
@@ -5627,7 +5714,7 @@
         <w:tc>
           <w:tcPr>
             <w:tcW w:type="dxa" w:w="1358"/>
-            <w:shd w:val="clear" w:color="auto" w:fill="1f497d"/>
+            <w:shd w:val="clear" w:color="auto" w:fill="f2f3f2"/>
             <w:tcMar>
               <w:top w:w="60" w:type="dxa"/>
               <w:bottom w:w="60" w:type="dxa"/>
@@ -5641,10 +5728,10 @@
             </w:pPr>
             <w:r>
               <w:rPr>
-                <w:rFonts w:ascii="Cambria" w:hAnsi="Cambria"/>
-                <w:b/>
-                <w:color w:val="FFFFFF"/>
-                <w:sz w:val="19"/>
+                <w:rFonts w:ascii="Calibri" w:hAnsi="Calibri"/>
+                <w:b w:val="0"/>
+                <w:color w:val="BBBBBB"/>
+                <w:sz w:val="24"/>
               </w:rPr>
               <w:t>_2</w:t>
             </w:r>
@@ -5653,7 +5740,7 @@
         <w:tc>
           <w:tcPr>
             <w:tcW w:type="dxa" w:w="1358"/>
-            <w:shd w:val="clear" w:color="auto" w:fill="1f497d"/>
+            <w:shd w:val="clear" w:color="auto" w:fill="f2f3f2"/>
             <w:tcMar>
               <w:top w:w="60" w:type="dxa"/>
               <w:bottom w:w="60" w:type="dxa"/>
@@ -5667,10 +5754,10 @@
             </w:pPr>
             <w:r>
               <w:rPr>
-                <w:rFonts w:ascii="Cambria" w:hAnsi="Cambria"/>
-                <w:b/>
-                <w:color w:val="FFFFFF"/>
-                <w:sz w:val="19"/>
+                <w:rFonts w:ascii="Calibri" w:hAnsi="Calibri"/>
+                <w:b w:val="0"/>
+                <w:color w:val="BBBBBB"/>
+                <w:sz w:val="24"/>
               </w:rPr>
               <w:t>_3</w:t>
             </w:r>
@@ -5679,7 +5766,7 @@
         <w:tc>
           <w:tcPr>
             <w:tcW w:type="dxa" w:w="1358"/>
-            <w:shd w:val="clear" w:color="auto" w:fill="1f497d"/>
+            <w:shd w:val="clear" w:color="auto" w:fill="f2f3f2"/>
             <w:tcMar>
               <w:top w:w="60" w:type="dxa"/>
               <w:bottom w:w="60" w:type="dxa"/>
@@ -5693,10 +5780,10 @@
             </w:pPr>
             <w:r>
               <w:rPr>
-                <w:rFonts w:ascii="Cambria" w:hAnsi="Cambria"/>
-                <w:b/>
-                <w:color w:val="FFFFFF"/>
-                <w:sz w:val="19"/>
+                <w:rFonts w:ascii="Calibri" w:hAnsi="Calibri"/>
+                <w:b w:val="0"/>
+                <w:color w:val="BBBBBB"/>
+                <w:sz w:val="24"/>
               </w:rPr>
               <w:t>_4</w:t>
             </w:r>
@@ -5705,7 +5792,7 @@
         <w:tc>
           <w:tcPr>
             <w:tcW w:type="dxa" w:w="1111"/>
-            <w:shd w:val="clear" w:color="auto" w:fill="1f497d"/>
+            <w:shd w:val="clear" w:color="auto" w:fill="f2f3f2"/>
             <w:tcMar>
               <w:top w:w="60" w:type="dxa"/>
               <w:bottom w:w="60" w:type="dxa"/>
@@ -5719,10 +5806,10 @@
             </w:pPr>
             <w:r>
               <w:rPr>
-                <w:rFonts w:ascii="Cambria" w:hAnsi="Cambria"/>
-                <w:b/>
-                <w:color w:val="FFFFFF"/>
-                <w:sz w:val="19"/>
+                <w:rFonts w:ascii="Calibri" w:hAnsi="Calibri"/>
+                <w:b w:val="0"/>
+                <w:color w:val="555759"/>
+                <w:sz w:val="24"/>
               </w:rPr>
               <w:t></w:t>
             </w:r>
@@ -5731,7 +5818,7 @@
         <w:tc>
           <w:tcPr>
             <w:tcW w:type="dxa" w:w="1358"/>
-            <w:shd w:val="clear" w:color="auto" w:fill="1f497d"/>
+            <w:shd w:val="clear" w:color="auto" w:fill="f2f3f2"/>
             <w:tcMar>
               <w:top w:w="60" w:type="dxa"/>
               <w:bottom w:w="60" w:type="dxa"/>
@@ -5745,10 +5832,10 @@
             </w:pPr>
             <w:r>
               <w:rPr>
-                <w:rFonts w:ascii="Cambria" w:hAnsi="Cambria"/>
-                <w:b/>
-                <w:color w:val="FFFFFF"/>
-                <w:sz w:val="19"/>
+                <w:rFonts w:ascii="Calibri" w:hAnsi="Calibri"/>
+                <w:b w:val="0"/>
+                <w:color w:val="333333"/>
+                <w:sz w:val="18"/>
               </w:rPr>
               <w:t>(I)</w:t>
             </w:r>
@@ -5774,11 +5861,11 @@
       </w:pPr>
       <w:r>
         <w:rPr>
-          <w:rFonts w:ascii="Cambria" w:hAnsi="Cambria"/>
+          <w:rFonts w:ascii="Calibri" w:hAnsi="Calibri"/>
           <w:b/>
-          <w:i w:val="0"/>
-          <w:color w:val="1F497D"/>
-          <w:sz w:val="26"/>
+          <w:i/>
+          <w:color w:val="BBBBBB"/>
+          <w:sz w:val="24"/>
         </w:rPr>
         <w:t>JS-105      (I)</w:t>
       </w:r>
@@ -5799,12 +5886,12 @@
         <w:jc w:val="center"/>
         <w:tblLook w:firstColumn="1" w:firstRow="1" w:lastColumn="0" w:lastRow="0" w:noHBand="0" w:noVBand="1" w:val="04A0"/>
         <w:tblBorders>
-          <w:top w:val="single" w:sz="4" w:space="0" w:color="1f497d"/>
-          <w:left w:val="single" w:sz="4" w:space="0" w:color="1f497d"/>
-          <w:bottom w:val="single" w:sz="4" w:space="0" w:color="1f497d"/>
-          <w:right w:val="single" w:sz="4" w:space="0" w:color="1f497d"/>
-          <w:insideH w:val="single" w:sz="4" w:space="0" w:color="1f497d"/>
-          <w:insideV w:val="single" w:sz="4" w:space="0" w:color="1f497d"/>
+          <w:top w:val="single" w:sz="4" w:space="0" w:color="000000"/>
+          <w:left w:val="single" w:sz="4" w:space="0" w:color="000000"/>
+          <w:bottom w:val="single" w:sz="4" w:space="0" w:color="000000"/>
+          <w:right w:val="single" w:sz="4" w:space="0" w:color="000000"/>
+          <w:insideH w:val="single" w:sz="4" w:space="0" w:color="000000"/>
+          <w:insideV w:val="single" w:sz="4" w:space="0" w:color="000000"/>
         </w:tblBorders>
       </w:tblPr>
       <w:tblGrid>
@@ -5824,7 +5911,7 @@
         <w:tc>
           <w:tcPr>
             <w:tcW w:type="dxa" w:w="2845"/>
-            <w:shd w:val="clear" w:color="auto" w:fill="1f497d"/>
+            <w:shd w:val="clear" w:color="auto" w:fill="f2f3f2"/>
             <w:tcMar>
               <w:top w:w="60" w:type="dxa"/>
               <w:bottom w:w="60" w:type="dxa"/>
@@ -5838,10 +5925,10 @@
             </w:pPr>
             <w:r>
               <w:rPr>
-                <w:rFonts w:ascii="Cambria" w:hAnsi="Cambria"/>
-                <w:b/>
-                <w:color w:val="FFFFFF"/>
-                <w:sz w:val="19"/>
+                <w:rFonts w:ascii="Calibri" w:hAnsi="Calibri"/>
+                <w:b w:val="0"/>
+                <w:color w:val="333333"/>
+                <w:sz w:val="18"/>
               </w:rPr>
               <w:t>palbociclib, gedatolisib</w:t>
             </w:r>
@@ -5850,7 +5937,7 @@
         <w:tc>
           <w:tcPr>
             <w:tcW w:type="dxa" w:w="1108"/>
-            <w:shd w:val="clear" w:color="auto" w:fill="1f497d"/>
+            <w:shd w:val="clear" w:color="auto" w:fill="f2f3f2"/>
             <w:tcMar>
               <w:top w:w="60" w:type="dxa"/>
               <w:bottom w:w="60" w:type="dxa"/>
@@ -5864,10 +5951,10 @@
             </w:pPr>
             <w:r>
               <w:rPr>
-                <w:rFonts w:ascii="Cambria" w:hAnsi="Cambria"/>
-                <w:b/>
-                <w:color w:val="FFFFFF"/>
-                <w:sz w:val="19"/>
+                <w:rFonts w:ascii="Calibri" w:hAnsi="Calibri"/>
+                <w:b w:val="0"/>
+                <w:color w:val="BBBBBB"/>
+                <w:sz w:val="24"/>
               </w:rPr>
               <w:t></w:t>
             </w:r>
@@ -5876,7 +5963,7 @@
         <w:tc>
           <w:tcPr>
             <w:tcW w:type="dxa" w:w="1351"/>
-            <w:shd w:val="clear" w:color="auto" w:fill="1f497d"/>
+            <w:shd w:val="clear" w:color="auto" w:fill="f2f3f2"/>
             <w:tcMar>
               <w:top w:w="60" w:type="dxa"/>
               <w:bottom w:w="60" w:type="dxa"/>
@@ -5890,10 +5977,10 @@
             </w:pPr>
             <w:r>
               <w:rPr>
-                <w:rFonts w:ascii="Cambria" w:hAnsi="Cambria"/>
-                <w:b/>
-                <w:color w:val="FFFFFF"/>
-                <w:sz w:val="19"/>
+                <w:rFonts w:ascii="Calibri" w:hAnsi="Calibri"/>
+                <w:b w:val="0"/>
+                <w:color w:val="BBBBBB"/>
+                <w:sz w:val="24"/>
               </w:rPr>
               <w:t>_2</w:t>
             </w:r>
@@ -5902,7 +5989,7 @@
         <w:tc>
           <w:tcPr>
             <w:tcW w:type="dxa" w:w="1351"/>
-            <w:shd w:val="clear" w:color="auto" w:fill="1f497d"/>
+            <w:shd w:val="clear" w:color="auto" w:fill="f2f3f2"/>
             <w:tcMar>
               <w:top w:w="60" w:type="dxa"/>
               <w:bottom w:w="60" w:type="dxa"/>
@@ -5916,10 +6003,10 @@
             </w:pPr>
             <w:r>
               <w:rPr>
-                <w:rFonts w:ascii="Cambria" w:hAnsi="Cambria"/>
-                <w:b/>
-                <w:color w:val="FFFFFF"/>
-                <w:sz w:val="19"/>
+                <w:rFonts w:ascii="Calibri" w:hAnsi="Calibri"/>
+                <w:b w:val="0"/>
+                <w:color w:val="BBBBBB"/>
+                <w:sz w:val="24"/>
               </w:rPr>
               <w:t>_3</w:t>
             </w:r>
@@ -5928,7 +6015,7 @@
         <w:tc>
           <w:tcPr>
             <w:tcW w:type="dxa" w:w="1351"/>
-            <w:shd w:val="clear" w:color="auto" w:fill="1f497d"/>
+            <w:shd w:val="clear" w:color="auto" w:fill="f2f3f2"/>
             <w:tcMar>
               <w:top w:w="60" w:type="dxa"/>
               <w:bottom w:w="60" w:type="dxa"/>
@@ -5942,10 +6029,10 @@
             </w:pPr>
             <w:r>
               <w:rPr>
-                <w:rFonts w:ascii="Cambria" w:hAnsi="Cambria"/>
-                <w:b/>
-                <w:color w:val="FFFFFF"/>
-                <w:sz w:val="19"/>
+                <w:rFonts w:ascii="Calibri" w:hAnsi="Calibri"/>
+                <w:b w:val="0"/>
+                <w:color w:val="BBBBBB"/>
+                <w:sz w:val="24"/>
               </w:rPr>
               <w:t>_4</w:t>
             </w:r>
@@ -5954,7 +6041,7 @@
         <w:tc>
           <w:tcPr>
             <w:tcW w:type="dxa" w:w="1108"/>
-            <w:shd w:val="clear" w:color="auto" w:fill="1f497d"/>
+            <w:shd w:val="clear" w:color="auto" w:fill="f2f3f2"/>
             <w:tcMar>
               <w:top w:w="60" w:type="dxa"/>
               <w:bottom w:w="60" w:type="dxa"/>
@@ -5968,10 +6055,10 @@
             </w:pPr>
             <w:r>
               <w:rPr>
-                <w:rFonts w:ascii="Cambria" w:hAnsi="Cambria"/>
-                <w:b/>
-                <w:color w:val="FFFFFF"/>
-                <w:sz w:val="19"/>
+                <w:rFonts w:ascii="Calibri" w:hAnsi="Calibri"/>
+                <w:b w:val="0"/>
+                <w:color w:val="555759"/>
+                <w:sz w:val="24"/>
               </w:rPr>
               <w:t></w:t>
             </w:r>
@@ -5980,7 +6067,7 @@
         <w:tc>
           <w:tcPr>
             <w:tcW w:type="dxa" w:w="1351"/>
-            <w:shd w:val="clear" w:color="auto" w:fill="1f497d"/>
+            <w:shd w:val="clear" w:color="auto" w:fill="f2f3f2"/>
             <w:tcMar>
               <w:top w:w="60" w:type="dxa"/>
               <w:bottom w:w="60" w:type="dxa"/>
@@ -5994,10 +6081,10 @@
             </w:pPr>
             <w:r>
               <w:rPr>
-                <w:rFonts w:ascii="Cambria" w:hAnsi="Cambria"/>
-                <w:b/>
-                <w:color w:val="FFFFFF"/>
-                <w:sz w:val="19"/>
+                <w:rFonts w:ascii="Calibri" w:hAnsi="Calibri"/>
+                <w:b w:val="0"/>
+                <w:color w:val="333333"/>
+                <w:sz w:val="18"/>
               </w:rPr>
               <w:t>(I)</w:t>
             </w:r>
@@ -6023,11 +6110,11 @@
       </w:pPr>
       <w:r>
         <w:rPr>
-          <w:rFonts w:ascii="Cambria" w:hAnsi="Cambria"/>
+          <w:rFonts w:ascii="Calibri" w:hAnsi="Calibri"/>
           <w:b/>
-          <w:i w:val="0"/>
-          <w:color w:val="1F497D"/>
-          <w:sz w:val="26"/>
+          <w:i/>
+          <w:color w:val="BBBBBB"/>
+          <w:sz w:val="24"/>
         </w:rPr>
         <w:t>RLY-2608, hormone therapy, palbociclib, ribociclib, PF-07220060      (I)</w:t>
       </w:r>
@@ -6048,12 +6135,12 @@
         <w:jc w:val="center"/>
         <w:tblLook w:firstColumn="1" w:firstRow="1" w:lastColumn="0" w:lastRow="0" w:noHBand="0" w:noVBand="1" w:val="04A0"/>
         <w:tblBorders>
-          <w:top w:val="single" w:sz="4" w:space="0" w:color="1f497d"/>
-          <w:left w:val="single" w:sz="4" w:space="0" w:color="1f497d"/>
-          <w:bottom w:val="single" w:sz="4" w:space="0" w:color="1f497d"/>
-          <w:right w:val="single" w:sz="4" w:space="0" w:color="1f497d"/>
-          <w:insideH w:val="single" w:sz="4" w:space="0" w:color="1f497d"/>
-          <w:insideV w:val="single" w:sz="4" w:space="0" w:color="1f497d"/>
+          <w:top w:val="single" w:sz="4" w:space="0" w:color="000000"/>
+          <w:left w:val="single" w:sz="4" w:space="0" w:color="000000"/>
+          <w:bottom w:val="single" w:sz="4" w:space="0" w:color="000000"/>
+          <w:right w:val="single" w:sz="4" w:space="0" w:color="000000"/>
+          <w:insideH w:val="single" w:sz="4" w:space="0" w:color="000000"/>
+          <w:insideV w:val="single" w:sz="4" w:space="0" w:color="000000"/>
         </w:tblBorders>
       </w:tblPr>
       <w:tblGrid>
@@ -6073,7 +6160,7 @@
         <w:tc>
           <w:tcPr>
             <w:tcW w:type="dxa" w:w="2875"/>
-            <w:shd w:val="clear" w:color="auto" w:fill="1f497d"/>
+            <w:shd w:val="clear" w:color="auto" w:fill="f2f3f2"/>
             <w:tcMar>
               <w:top w:w="60" w:type="dxa"/>
               <w:bottom w:w="60" w:type="dxa"/>
@@ -6087,10 +6174,10 @@
             </w:pPr>
             <w:r>
               <w:rPr>
-                <w:rFonts w:ascii="Cambria" w:hAnsi="Cambria"/>
-                <w:b/>
-                <w:color w:val="FFFFFF"/>
-                <w:sz w:val="19"/>
+                <w:rFonts w:ascii="Calibri" w:hAnsi="Calibri"/>
+                <w:b w:val="0"/>
+                <w:color w:val="333333"/>
+                <w:sz w:val="18"/>
               </w:rPr>
               <w:t>SNV-4818, hormone therapy</w:t>
             </w:r>
@@ -6099,7 +6186,7 @@
         <w:tc>
           <w:tcPr>
             <w:tcW w:type="dxa" w:w="1105"/>
-            <w:shd w:val="clear" w:color="auto" w:fill="1f497d"/>
+            <w:shd w:val="clear" w:color="auto" w:fill="f2f3f2"/>
             <w:tcMar>
               <w:top w:w="60" w:type="dxa"/>
               <w:bottom w:w="60" w:type="dxa"/>
@@ -6113,10 +6200,10 @@
             </w:pPr>
             <w:r>
               <w:rPr>
-                <w:rFonts w:ascii="Cambria" w:hAnsi="Cambria"/>
-                <w:b/>
-                <w:color w:val="FFFFFF"/>
-                <w:sz w:val="19"/>
+                <w:rFonts w:ascii="Calibri" w:hAnsi="Calibri"/>
+                <w:b w:val="0"/>
+                <w:color w:val="BBBBBB"/>
+                <w:sz w:val="24"/>
               </w:rPr>
               <w:t></w:t>
             </w:r>
@@ -6125,7 +6212,7 @@
         <w:tc>
           <w:tcPr>
             <w:tcW w:type="dxa" w:w="1345"/>
-            <w:shd w:val="clear" w:color="auto" w:fill="1f497d"/>
+            <w:shd w:val="clear" w:color="auto" w:fill="f2f3f2"/>
             <w:tcMar>
               <w:top w:w="60" w:type="dxa"/>
               <w:bottom w:w="60" w:type="dxa"/>
@@ -6139,10 +6226,10 @@
             </w:pPr>
             <w:r>
               <w:rPr>
-                <w:rFonts w:ascii="Cambria" w:hAnsi="Cambria"/>
-                <w:b/>
-                <w:color w:val="FFFFFF"/>
-                <w:sz w:val="19"/>
+                <w:rFonts w:ascii="Calibri" w:hAnsi="Calibri"/>
+                <w:b w:val="0"/>
+                <w:color w:val="BBBBBB"/>
+                <w:sz w:val="24"/>
               </w:rPr>
               <w:t>_2</w:t>
             </w:r>
@@ -6151,7 +6238,7 @@
         <w:tc>
           <w:tcPr>
             <w:tcW w:type="dxa" w:w="1345"/>
-            <w:shd w:val="clear" w:color="auto" w:fill="1f497d"/>
+            <w:shd w:val="clear" w:color="auto" w:fill="f2f3f2"/>
             <w:tcMar>
               <w:top w:w="60" w:type="dxa"/>
               <w:bottom w:w="60" w:type="dxa"/>
@@ -6165,10 +6252,10 @@
             </w:pPr>
             <w:r>
               <w:rPr>
-                <w:rFonts w:ascii="Cambria" w:hAnsi="Cambria"/>
-                <w:b/>
-                <w:color w:val="FFFFFF"/>
-                <w:sz w:val="19"/>
+                <w:rFonts w:ascii="Calibri" w:hAnsi="Calibri"/>
+                <w:b w:val="0"/>
+                <w:color w:val="BBBBBB"/>
+                <w:sz w:val="24"/>
               </w:rPr>
               <w:t>_3</w:t>
             </w:r>
@@ -6177,7 +6264,7 @@
         <w:tc>
           <w:tcPr>
             <w:tcW w:type="dxa" w:w="1345"/>
-            <w:shd w:val="clear" w:color="auto" w:fill="1f497d"/>
+            <w:shd w:val="clear" w:color="auto" w:fill="f2f3f2"/>
             <w:tcMar>
               <w:top w:w="60" w:type="dxa"/>
               <w:bottom w:w="60" w:type="dxa"/>
@@ -6191,10 +6278,10 @@
             </w:pPr>
             <w:r>
               <w:rPr>
-                <w:rFonts w:ascii="Cambria" w:hAnsi="Cambria"/>
-                <w:b/>
-                <w:color w:val="FFFFFF"/>
-                <w:sz w:val="19"/>
+                <w:rFonts w:ascii="Calibri" w:hAnsi="Calibri"/>
+                <w:b w:val="0"/>
+                <w:color w:val="BBBBBB"/>
+                <w:sz w:val="24"/>
               </w:rPr>
               <w:t>_4</w:t>
             </w:r>
@@ -6203,7 +6290,7 @@
         <w:tc>
           <w:tcPr>
             <w:tcW w:type="dxa" w:w="1105"/>
-            <w:shd w:val="clear" w:color="auto" w:fill="1f497d"/>
+            <w:shd w:val="clear" w:color="auto" w:fill="f2f3f2"/>
             <w:tcMar>
               <w:top w:w="60" w:type="dxa"/>
               <w:bottom w:w="60" w:type="dxa"/>
@@ -6217,10 +6304,10 @@
             </w:pPr>
             <w:r>
               <w:rPr>
-                <w:rFonts w:ascii="Cambria" w:hAnsi="Cambria"/>
-                <w:b/>
-                <w:color w:val="FFFFFF"/>
-                <w:sz w:val="19"/>
+                <w:rFonts w:ascii="Calibri" w:hAnsi="Calibri"/>
+                <w:b w:val="0"/>
+                <w:color w:val="555759"/>
+                <w:sz w:val="24"/>
               </w:rPr>
               <w:t></w:t>
             </w:r>
@@ -6229,7 +6316,7 @@
         <w:tc>
           <w:tcPr>
             <w:tcW w:type="dxa" w:w="1345"/>
-            <w:shd w:val="clear" w:color="auto" w:fill="1f497d"/>
+            <w:shd w:val="clear" w:color="auto" w:fill="f2f3f2"/>
             <w:tcMar>
               <w:top w:w="60" w:type="dxa"/>
               <w:bottom w:w="60" w:type="dxa"/>
@@ -6243,10 +6330,10 @@
             </w:pPr>
             <w:r>
               <w:rPr>
-                <w:rFonts w:ascii="Cambria" w:hAnsi="Cambria"/>
-                <w:b/>
-                <w:color w:val="FFFFFF"/>
-                <w:sz w:val="19"/>
+                <w:rFonts w:ascii="Calibri" w:hAnsi="Calibri"/>
+                <w:b w:val="0"/>
+                <w:color w:val="333333"/>
+                <w:sz w:val="18"/>
               </w:rPr>
               <w:t>(I)</w:t>
             </w:r>
@@ -6268,12 +6355,13 @@
       <w:pPr>
         <w:pStyle w:val="ListBullet"/>
         <w:spacing w:before="192" w:after="80" w:line="276" w:lineRule="auto"/>
+        <w:jc w:val="left"/>
       </w:pPr>
       <w:r>
         <w:rPr>
-          <w:rFonts w:ascii="Cambria" w:hAnsi="Cambria"/>
-          <w:color w:val="000000"/>
-          <w:sz w:val="20"/>
+          <w:rFonts w:ascii="Calibri" w:hAnsi="Calibri"/>
+          <w:color w:val="333333"/>
+          <w:sz w:val="18"/>
         </w:rPr>
         <w:t>Most advanced phase (IV, III, II/III, II, I/II, I) is shown and multiple clinical trials may be available.</w:t>
       </w:r>
@@ -6338,11 +6426,11 @@
       </w:pPr>
       <w:r>
         <w:rPr>
-          <w:rFonts w:ascii="Cambria" w:hAnsi="Cambria"/>
+          <w:rFonts w:ascii="Calibri" w:hAnsi="Calibri"/>
           <w:b/>
-          <w:i w:val="0"/>
-          <w:color w:val="1F497D"/>
-          <w:sz w:val="26"/>
+          <w:i/>
+          <w:color w:val="BBBBBB"/>
+          <w:sz w:val="24"/>
         </w:rPr>
         <w:t>TOS-358      (I)</w:t>
       </w:r>
@@ -6351,12 +6439,13 @@
       <w:pPr>
         <w:pStyle w:val="ListBullet"/>
         <w:spacing w:before="267" w:after="80" w:line="276" w:lineRule="auto"/>
+        <w:jc w:val="left"/>
       </w:pPr>
       <w:r>
         <w:rPr>
-          <w:rFonts w:ascii="Cambria" w:hAnsi="Cambria"/>
-          <w:color w:val="000000"/>
-          <w:sz w:val="20"/>
+          <w:rFonts w:ascii="Calibri" w:hAnsi="Calibri"/>
+          <w:color w:val="333333"/>
+          <w:sz w:val="18"/>
         </w:rPr>
         <w:t>Most advanced phase (IV, III, II/III, II, I/II, I) is shown and multiple clinical trials may be available.</w:t>
       </w:r>
@@ -6369,10 +6458,10 @@
       </w:pPr>
       <w:r>
         <w:rPr>
-          <w:rFonts w:ascii="Cambria" w:hAnsi="Cambria"/>
+          <w:rFonts w:ascii="Calibri" w:hAnsi="Calibri"/>
           <w:b/>
           <w:i w:val="0"/>
-          <w:color w:val="1F497D"/>
+          <w:color w:val="262262"/>
           <w:sz w:val="26"/>
         </w:rPr>
         <w:t>Relevant Therapy Details</w:t>
@@ -6386,11 +6475,11 @@
       </w:pPr>
       <w:r>
         <w:rPr>
-          <w:rFonts w:ascii="Cambria" w:hAnsi="Cambria"/>
+          <w:rFonts w:ascii="Calibri" w:hAnsi="Calibri"/>
           <w:b/>
-          <w:i w:val="0"/>
-          <w:color w:val="1F497D"/>
-          <w:sz w:val="26"/>
+          <w:i/>
+          <w:color w:val="555759"/>
+          <w:sz w:val="24"/>
         </w:rPr>
         <w:t>Current FDA Information  In this cancer type  In other cancer type  In this cancer type and other cancer types</w:t>
       </w:r>
@@ -6402,9 +6491,9 @@
       </w:pPr>
       <w:r>
         <w:rPr>
-          <w:rFonts w:ascii="Cambria" w:hAnsi="Cambria"/>
-          <w:color w:val="000000"/>
-          <w:sz w:val="20"/>
+          <w:rFonts w:ascii="Calibri" w:hAnsi="Calibri"/>
+          <w:color w:val="333333"/>
+          <w:sz w:val="18"/>
         </w:rPr>
         <w:t>FDA information is current as of 2025-05-14. For the most up-to-date information, search www.fda.gov.</w:t>
       </w:r>
@@ -6417,11 +6506,11 @@
       </w:pPr>
       <w:r>
         <w:rPr>
-          <w:rFonts w:ascii="Cambria" w:hAnsi="Cambria"/>
+          <w:rFonts w:ascii="Calibri" w:hAnsi="Calibri"/>
           <w:b/>
           <w:i w:val="0"/>
           <w:color w:val="1F497D"/>
-          <w:sz w:val="26"/>
+          <w:sz w:val="24"/>
         </w:rPr>
         <w:t>PIK3CA p.(C420R) c.1258T&gt;C</w:t>
       </w:r>
@@ -6434,11 +6523,11 @@
       </w:pPr>
       <w:r>
         <w:rPr>
-          <w:rFonts w:ascii="Cambria" w:hAnsi="Cambria"/>
+          <w:rFonts w:ascii="Calibri" w:hAnsi="Calibri"/>
           <w:b/>
           <w:i w:val="0"/>
-          <w:color w:val="1F497D"/>
-          <w:sz w:val="26"/>
+          <w:color w:val="555759"/>
+          <w:sz w:val="24"/>
         </w:rPr>
         <w:t> alpelisib + fulvestrant</w:t>
       </w:r>
@@ -6459,12 +6548,12 @@
         <w:jc w:val="center"/>
         <w:tblLook w:firstColumn="1" w:firstRow="1" w:lastColumn="0" w:lastRow="0" w:noHBand="0" w:noVBand="1" w:val="04A0"/>
         <w:tblBorders>
-          <w:top w:val="single" w:sz="2" w:space="0" w:color="cbd5e1"/>
-          <w:left w:val="single" w:sz="2" w:space="0" w:color="cbd5e1"/>
-          <w:bottom w:val="single" w:sz="2" w:space="0" w:color="cbd5e1"/>
-          <w:right w:val="single" w:sz="2" w:space="0" w:color="cbd5e1"/>
-          <w:insideH w:val="single" w:sz="2" w:space="0" w:color="cbd5e1"/>
-          <w:insideV w:val="single" w:sz="2" w:space="0" w:color="cbd5e1"/>
+          <w:top w:val="single" w:sz="2" w:space="0" w:color="000000"/>
+          <w:left w:val="single" w:sz="2" w:space="0" w:color="000000"/>
+          <w:bottom w:val="single" w:sz="2" w:space="0" w:color="000000"/>
+          <w:right w:val="single" w:sz="2" w:space="0" w:color="000000"/>
+          <w:insideH w:val="single" w:sz="2" w:space="0" w:color="000000"/>
+          <w:insideV w:val="single" w:sz="2" w:space="0" w:color="000000"/>
         </w:tblBorders>
       </w:tblPr>
       <w:tblGrid>
@@ -6647,8 +6736,7 @@
             <w:r>
               <w:rPr>
                 <w:rFonts w:ascii="Cambria" w:hAnsi="Cambria"/>
-                <w:b/>
-                <w:color w:val="008000"/>
+                <w:color w:val="000000"/>
                 <w:sz w:val="20"/>
               </w:rPr>
               <w:t>ERBB2 negative, Hormone receptor positive</w:t>
@@ -6674,9 +6762,9 @@
       </w:pPr>
       <w:r>
         <w:rPr>
-          <w:rFonts w:ascii="Cambria" w:hAnsi="Cambria"/>
-          <w:color w:val="000000"/>
-          <w:sz w:val="20"/>
+          <w:rFonts w:ascii="Calibri" w:hAnsi="Calibri"/>
+          <w:color w:val="333333"/>
+          <w:sz w:val="18"/>
         </w:rPr>
         <w:t>Indications and usage: PIQRAY® is a kinase inhibitor indicated in combination with fulvestrant for the treatment of adults with hormone receptor (HR)- positive, human epidermal growth factor receptor 2 (HER2)-negative, PIK3CA-mutated, advanced or metastatic breast cancer as detected by an FDA-approved test following progression on or after an endocrine-based regimen.</w:t>
       </w:r>
@@ -6688,9 +6776,9 @@
       </w:pPr>
       <w:r>
         <w:rPr>
-          <w:rFonts w:ascii="Cambria" w:hAnsi="Cambria"/>
-          <w:color w:val="000000"/>
-          <w:sz w:val="20"/>
+          <w:rFonts w:ascii="Calibri" w:hAnsi="Calibri"/>
+          <w:color w:val="333333"/>
+          <w:sz w:val="18"/>
         </w:rPr>
         <w:t>Reference:</w:t>
       </w:r>
@@ -6702,9 +6790,9 @@
       </w:pPr>
       <w:r>
         <w:rPr>
-          <w:rFonts w:ascii="Cambria" w:hAnsi="Cambria"/>
-          <w:color w:val="000000"/>
-          <w:sz w:val="20"/>
+          <w:rFonts w:ascii="Calibri" w:hAnsi="Calibri"/>
+          <w:color w:val="333333"/>
+          <w:sz w:val="18"/>
         </w:rPr>
         <w:t>https://www.accessdata.fda.gov/drugsatfda_docs/label/2024/212526s009lbl.pdf</w:t>
       </w:r>
@@ -6717,11 +6805,11 @@
       </w:pPr>
       <w:r>
         <w:rPr>
-          <w:rFonts w:ascii="Cambria" w:hAnsi="Cambria"/>
+          <w:rFonts w:ascii="Calibri" w:hAnsi="Calibri"/>
           <w:b/>
           <w:i w:val="0"/>
-          <w:color w:val="1F497D"/>
-          <w:sz w:val="26"/>
+          <w:color w:val="555759"/>
+          <w:sz w:val="24"/>
         </w:rPr>
         <w:t> capivasertib + fulvestrant</w:t>
       </w:r>
@@ -6742,12 +6830,12 @@
         <w:jc w:val="center"/>
         <w:tblLook w:firstColumn="1" w:firstRow="1" w:lastColumn="0" w:lastRow="0" w:noHBand="0" w:noVBand="1" w:val="04A0"/>
         <w:tblBorders>
-          <w:top w:val="single" w:sz="2" w:space="0" w:color="cbd5e1"/>
-          <w:left w:val="single" w:sz="2" w:space="0" w:color="cbd5e1"/>
-          <w:bottom w:val="single" w:sz="2" w:space="0" w:color="cbd5e1"/>
-          <w:right w:val="single" w:sz="2" w:space="0" w:color="cbd5e1"/>
-          <w:insideH w:val="single" w:sz="2" w:space="0" w:color="cbd5e1"/>
-          <w:insideV w:val="single" w:sz="2" w:space="0" w:color="cbd5e1"/>
+          <w:top w:val="single" w:sz="2" w:space="0" w:color="000000"/>
+          <w:left w:val="single" w:sz="2" w:space="0" w:color="000000"/>
+          <w:bottom w:val="single" w:sz="2" w:space="0" w:color="000000"/>
+          <w:right w:val="single" w:sz="2" w:space="0" w:color="000000"/>
+          <w:insideH w:val="single" w:sz="2" w:space="0" w:color="000000"/>
+          <w:insideV w:val="single" w:sz="2" w:space="0" w:color="000000"/>
         </w:tblBorders>
       </w:tblPr>
       <w:tblGrid>
@@ -6930,8 +7018,7 @@
             <w:r>
               <w:rPr>
                 <w:rFonts w:ascii="Cambria" w:hAnsi="Cambria"/>
-                <w:b/>
-                <w:color w:val="008000"/>
+                <w:color w:val="000000"/>
                 <w:sz w:val="20"/>
               </w:rPr>
               <w:t>ERBB2 negative, Hormone receptor positive</w:t>
@@ -6957,9 +7044,9 @@
       </w:pPr>
       <w:r>
         <w:rPr>
-          <w:rFonts w:ascii="Cambria" w:hAnsi="Cambria"/>
-          <w:color w:val="000000"/>
-          <w:sz w:val="20"/>
+          <w:rFonts w:ascii="Calibri" w:hAnsi="Calibri"/>
+          <w:color w:val="333333"/>
+          <w:sz w:val="18"/>
         </w:rPr>
         <w:t>Indications and usage: TRUQAP® is a kinase inhibitor indicated, in combination with fulvestrant for the treatment of adult patients with hormone receptor (HR)-positive, human epidermal growth factor receptor 2 (HER2)-negative, locally advanced or metastatic breast cancer with one or more PIK3CA/AKT1/PTEN-alterations as detected by an FDA-approved test following progression on at least one endocrine- based regimen in the metastatic setting or recurrence on or within 12 months of completing adjuvant therapy.</w:t>
       </w:r>
@@ -6971,9 +7058,9 @@
       </w:pPr>
       <w:r>
         <w:rPr>
-          <w:rFonts w:ascii="Cambria" w:hAnsi="Cambria"/>
-          <w:color w:val="000000"/>
-          <w:sz w:val="20"/>
+          <w:rFonts w:ascii="Calibri" w:hAnsi="Calibri"/>
+          <w:color w:val="333333"/>
+          <w:sz w:val="18"/>
         </w:rPr>
         <w:t>Reference:</w:t>
       </w:r>
@@ -6985,9 +7072,9 @@
       </w:pPr>
       <w:r>
         <w:rPr>
-          <w:rFonts w:ascii="Cambria" w:hAnsi="Cambria"/>
-          <w:color w:val="000000"/>
-          <w:sz w:val="20"/>
+          <w:rFonts w:ascii="Calibri" w:hAnsi="Calibri"/>
+          <w:color w:val="333333"/>
+          <w:sz w:val="18"/>
         </w:rPr>
         <w:t>https://www.accessdata.fda.gov/drugsatfda_docs/label/2025/218197s002lbl.pdf</w:t>
       </w:r>
@@ -7051,9 +7138,9 @@
       </w:pPr>
       <w:r>
         <w:rPr>
-          <w:rFonts w:ascii="Cambria" w:hAnsi="Cambria"/>
-          <w:color w:val="000000"/>
-          <w:sz w:val="20"/>
+          <w:rFonts w:ascii="Calibri" w:hAnsi="Calibri"/>
+          <w:color w:val="333333"/>
+          <w:sz w:val="18"/>
         </w:rPr>
         <w:t>Indications and usage: ITOVEBI™ is a kinase inhibitor indicated in combination with palbociclib and fulvestrant for the treatment of adults with endocrine- resistant, PIK3CA-mutated, hormone receptor (HR)-positive, human epidermal growth factor receptor 2 (HER2)-negative, locally advanced or metastatic breast cancer, as detected by an FDA-approved test, following recurrence on or after completing adjuvant endocrine therapy.</w:t>
       </w:r>
@@ -7065,9 +7152,9 @@
       </w:pPr>
       <w:r>
         <w:rPr>
-          <w:rFonts w:ascii="Cambria" w:hAnsi="Cambria"/>
-          <w:color w:val="000000"/>
-          <w:sz w:val="20"/>
+          <w:rFonts w:ascii="Calibri" w:hAnsi="Calibri"/>
+          <w:color w:val="333333"/>
+          <w:sz w:val="18"/>
         </w:rPr>
         <w:t>Reference:</w:t>
       </w:r>
@@ -7079,9 +7166,9 @@
       </w:pPr>
       <w:r>
         <w:rPr>
-          <w:rFonts w:ascii="Cambria" w:hAnsi="Cambria"/>
-          <w:color w:val="000000"/>
-          <w:sz w:val="20"/>
+          <w:rFonts w:ascii="Calibri" w:hAnsi="Calibri"/>
+          <w:color w:val="333333"/>
+          <w:sz w:val="18"/>
         </w:rPr>
         <w:t>https://www.accessdata.fda.gov/drugsatfda_docs/label/2024/219249s000lbl.pdf</w:t>
       </w:r>
@@ -7094,11 +7181,11 @@
       </w:pPr>
       <w:r>
         <w:rPr>
-          <w:rFonts w:ascii="Cambria" w:hAnsi="Cambria"/>
+          <w:rFonts w:ascii="Calibri" w:hAnsi="Calibri"/>
           <w:b/>
           <w:i w:val="0"/>
-          <w:color w:val="1F497D"/>
-          <w:sz w:val="26"/>
+          <w:color w:val="555759"/>
+          <w:sz w:val="24"/>
         </w:rPr>
         <w:t> inavolisib + palbociclib + fulvestrant</w:t>
       </w:r>
@@ -7119,12 +7206,12 @@
         <w:jc w:val="center"/>
         <w:tblLook w:firstColumn="1" w:firstRow="1" w:lastColumn="0" w:lastRow="0" w:noHBand="0" w:noVBand="1" w:val="04A0"/>
         <w:tblBorders>
-          <w:top w:val="single" w:sz="2" w:space="0" w:color="cbd5e1"/>
-          <w:left w:val="single" w:sz="2" w:space="0" w:color="cbd5e1"/>
-          <w:bottom w:val="single" w:sz="2" w:space="0" w:color="cbd5e1"/>
-          <w:right w:val="single" w:sz="2" w:space="0" w:color="cbd5e1"/>
-          <w:insideH w:val="single" w:sz="2" w:space="0" w:color="cbd5e1"/>
-          <w:insideV w:val="single" w:sz="2" w:space="0" w:color="cbd5e1"/>
+          <w:top w:val="single" w:sz="2" w:space="0" w:color="000000"/>
+          <w:left w:val="single" w:sz="2" w:space="0" w:color="000000"/>
+          <w:bottom w:val="single" w:sz="2" w:space="0" w:color="000000"/>
+          <w:right w:val="single" w:sz="2" w:space="0" w:color="000000"/>
+          <w:insideH w:val="single" w:sz="2" w:space="0" w:color="000000"/>
+          <w:insideV w:val="single" w:sz="2" w:space="0" w:color="000000"/>
         </w:tblBorders>
       </w:tblPr>
       <w:tblGrid>
@@ -7307,8 +7394,7 @@
             <w:r>
               <w:rPr>
                 <w:rFonts w:ascii="Cambria" w:hAnsi="Cambria"/>
-                <w:b/>
-                <w:color w:val="008000"/>
+                <w:color w:val="000000"/>
                 <w:sz w:val="20"/>
               </w:rPr>
               <w:t>ERBB2 negative, Hormone receptor positive</w:t>
@@ -7334,9 +7420,9 @@
       </w:pPr>
       <w:r>
         <w:rPr>
-          <w:rFonts w:ascii="Cambria" w:hAnsi="Cambria"/>
-          <w:color w:val="000000"/>
-          <w:sz w:val="20"/>
+          <w:rFonts w:ascii="Calibri" w:hAnsi="Calibri"/>
+          <w:color w:val="333333"/>
+          <w:sz w:val="18"/>
         </w:rPr>
         <w:t>Indications and usage:</w:t>
       </w:r>
@@ -7348,9 +7434,9 @@
       </w:pPr>
       <w:r>
         <w:rPr>
-          <w:rFonts w:ascii="Cambria" w:hAnsi="Cambria"/>
-          <w:color w:val="000000"/>
-          <w:sz w:val="20"/>
+          <w:rFonts w:ascii="Calibri" w:hAnsi="Calibri"/>
+          <w:color w:val="333333"/>
+          <w:sz w:val="18"/>
         </w:rPr>
         <w:t>IBRANCE® is a kinase inhibitor indicated:</w:t>
       </w:r>
@@ -7362,9 +7448,9 @@
       </w:pPr>
       <w:r>
         <w:rPr>
-          <w:rFonts w:ascii="Cambria" w:hAnsi="Cambria"/>
-          <w:color w:val="000000"/>
-          <w:sz w:val="20"/>
+          <w:rFonts w:ascii="Calibri" w:hAnsi="Calibri"/>
+          <w:color w:val="333333"/>
+          <w:sz w:val="18"/>
         </w:rPr>
         <w:t> for the treatment of adult patients with hormone receptor (HR)-positive, human epidermal growth factor receptor 2 (HER2)- negative advanced or metastatic breast cancer in combination with:</w:t>
       </w:r>
@@ -7376,9 +7462,9 @@
       </w:pPr>
       <w:r>
         <w:rPr>
-          <w:rFonts w:ascii="Cambria" w:hAnsi="Cambria"/>
-          <w:color w:val="000000"/>
-          <w:sz w:val="20"/>
+          <w:rFonts w:ascii="Calibri" w:hAnsi="Calibri"/>
+          <w:color w:val="333333"/>
+          <w:sz w:val="18"/>
         </w:rPr>
         <w:t> an aromatase inhibitor as initial endocrine-based therapy; or</w:t>
       </w:r>
@@ -7390,9 +7476,9 @@
       </w:pPr>
       <w:r>
         <w:rPr>
-          <w:rFonts w:ascii="Cambria" w:hAnsi="Cambria"/>
-          <w:color w:val="000000"/>
-          <w:sz w:val="20"/>
+          <w:rFonts w:ascii="Calibri" w:hAnsi="Calibri"/>
+          <w:color w:val="333333"/>
+          <w:sz w:val="18"/>
         </w:rPr>
         <w:t> fulvestrant in patients with disease progression following endocrine therapy.</w:t>
       </w:r>
@@ -7404,9 +7490,9 @@
       </w:pPr>
       <w:r>
         <w:rPr>
-          <w:rFonts w:ascii="Cambria" w:hAnsi="Cambria"/>
-          <w:color w:val="000000"/>
-          <w:sz w:val="20"/>
+          <w:rFonts w:ascii="Calibri" w:hAnsi="Calibri"/>
+          <w:color w:val="333333"/>
+          <w:sz w:val="18"/>
         </w:rPr>
         <w:t> in combination with inavolisib and fulvestrant for the treatment of adult patients with endocrine-resistant, PIK3CA-mutated, HR-positive, HER2-negative, locally advanced or metastatic breast cancer, as detected by an FDA-approved test, following recurrence on or after completing adjuvant endocrine therapy.</w:t>
       </w:r>
@@ -7418,9 +7504,9 @@
       </w:pPr>
       <w:r>
         <w:rPr>
-          <w:rFonts w:ascii="Cambria" w:hAnsi="Cambria"/>
-          <w:color w:val="000000"/>
-          <w:sz w:val="20"/>
+          <w:rFonts w:ascii="Calibri" w:hAnsi="Calibri"/>
+          <w:color w:val="333333"/>
+          <w:sz w:val="18"/>
         </w:rPr>
         <w:t>Reference:</w:t>
       </w:r>
@@ -7432,9 +7518,9 @@
       </w:pPr>
       <w:r>
         <w:rPr>
-          <w:rFonts w:ascii="Cambria" w:hAnsi="Cambria"/>
-          <w:color w:val="000000"/>
-          <w:sz w:val="20"/>
+          <w:rFonts w:ascii="Calibri" w:hAnsi="Calibri"/>
+          <w:color w:val="333333"/>
+          <w:sz w:val="18"/>
         </w:rPr>
         <w:t>https://www.accessdata.fda.gov/drugsatfda_docs/label/2025/207103s020lbl.pdf</w:t>
       </w:r>
@@ -7499,11 +7585,11 @@
       </w:pPr>
       <w:r>
         <w:rPr>
-          <w:rFonts w:ascii="Cambria" w:hAnsi="Cambria"/>
+          <w:rFonts w:ascii="Calibri" w:hAnsi="Calibri"/>
           <w:b/>
-          <w:i w:val="0"/>
-          <w:color w:val="1F497D"/>
-          <w:sz w:val="26"/>
+          <w:i/>
+          <w:color w:val="555759"/>
+          <w:sz w:val="24"/>
         </w:rPr>
         <w:t>Current NCCN Information  In this cancer type  In other cancer type  In this cancer type and other cancer types</w:t>
       </w:r>
@@ -7515,9 +7601,9 @@
       </w:pPr>
       <w:r>
         <w:rPr>
-          <w:rFonts w:ascii="Cambria" w:hAnsi="Cambria"/>
-          <w:color w:val="000000"/>
-          <w:sz w:val="20"/>
+          <w:rFonts w:ascii="Calibri" w:hAnsi="Calibri"/>
+          <w:color w:val="333333"/>
+          <w:sz w:val="18"/>
         </w:rPr>
         <w:t>NCCN information is current as of 2025-05-01. To view the most recent and complete version of the guideline, go online to NCCN.org. For NCCN International Adaptations &amp; Translations, search www.nccn.org/global/what-we-do/international-adaptations.</w:t>
       </w:r>
@@ -7529,9 +7615,9 @@
       </w:pPr>
       <w:r>
         <w:rPr>
-          <w:rFonts w:ascii="Cambria" w:hAnsi="Cambria"/>
-          <w:color w:val="000000"/>
-          <w:sz w:val="20"/>
+          <w:rFonts w:ascii="Calibri" w:hAnsi="Calibri"/>
+          <w:color w:val="333333"/>
+          <w:sz w:val="18"/>
         </w:rPr>
         <w:t>Some variant specific evidence in this report may be associated with a broader set of alterations from the NCCN Guidelines. Specific variants listed in this report were sourced from approved therapies or scientific literature. These therapeutic options are appropriate for certain population segments with cancer. Refer to the NCCN Guidelines® for full recommendation.</w:t>
       </w:r>
@@ -7543,9 +7629,9 @@
       </w:pPr>
       <w:r>
         <w:rPr>
-          <w:rFonts w:ascii="Cambria" w:hAnsi="Cambria"/>
-          <w:color w:val="000000"/>
-          <w:sz w:val="20"/>
+          <w:rFonts w:ascii="Calibri" w:hAnsi="Calibri"/>
+          <w:color w:val="333333"/>
+          <w:sz w:val="18"/>
         </w:rPr>
         <w:t>All guidelines cited below are referenced with permission from the NCCN Clinical Practice Guidelines in Oncology (NCCN Guidelines®) National Comprehensive Cancer Network, Inc. 2023. All rights reserved. NCCN makes no warranties regarding their content.</w:t>
       </w:r>
@@ -7558,11 +7644,11 @@
       </w:pPr>
       <w:r>
         <w:rPr>
-          <w:rFonts w:ascii="Cambria" w:hAnsi="Cambria"/>
+          <w:rFonts w:ascii="Calibri" w:hAnsi="Calibri"/>
           <w:b/>
           <w:i w:val="0"/>
           <w:color w:val="1F497D"/>
-          <w:sz w:val="26"/>
+          <w:sz w:val="24"/>
         </w:rPr>
         <w:t>PIK3CA p.(C420R) c.1258T&gt;C</w:t>
       </w:r>
@@ -7575,11 +7661,11 @@
       </w:pPr>
       <w:r>
         <w:rPr>
-          <w:rFonts w:ascii="Cambria" w:hAnsi="Cambria"/>
+          <w:rFonts w:ascii="Calibri" w:hAnsi="Calibri"/>
           <w:b/>
           <w:i w:val="0"/>
-          <w:color w:val="1F497D"/>
-          <w:sz w:val="26"/>
+          <w:color w:val="555759"/>
+          <w:sz w:val="24"/>
         </w:rPr>
         <w:t> alpelisib + fulvestrant</w:t>
       </w:r>
@@ -7600,12 +7686,12 @@
         <w:jc w:val="center"/>
         <w:tblLook w:firstColumn="1" w:firstRow="1" w:lastColumn="0" w:lastRow="0" w:noHBand="0" w:noVBand="1" w:val="04A0"/>
         <w:tblBorders>
-          <w:top w:val="single" w:sz="2" w:space="0" w:color="cbd5e1"/>
-          <w:left w:val="single" w:sz="2" w:space="0" w:color="cbd5e1"/>
-          <w:bottom w:val="single" w:sz="2" w:space="0" w:color="cbd5e1"/>
-          <w:right w:val="single" w:sz="2" w:space="0" w:color="cbd5e1"/>
-          <w:insideH w:val="single" w:sz="2" w:space="0" w:color="cbd5e1"/>
-          <w:insideV w:val="single" w:sz="2" w:space="0" w:color="cbd5e1"/>
+          <w:top w:val="single" w:sz="2" w:space="0" w:color="000000"/>
+          <w:left w:val="single" w:sz="2" w:space="0" w:color="000000"/>
+          <w:bottom w:val="single" w:sz="2" w:space="0" w:color="000000"/>
+          <w:right w:val="single" w:sz="2" w:space="0" w:color="000000"/>
+          <w:insideH w:val="single" w:sz="2" w:space="0" w:color="000000"/>
+          <w:insideV w:val="single" w:sz="2" w:space="0" w:color="000000"/>
         </w:tblBorders>
       </w:tblPr>
       <w:tblGrid>
@@ -7745,8 +7831,7 @@
             <w:r>
               <w:rPr>
                 <w:rFonts w:ascii="Cambria" w:hAnsi="Cambria"/>
-                <w:b/>
-                <w:color w:val="008000"/>
+                <w:color w:val="000000"/>
                 <w:sz w:val="20"/>
               </w:rPr>
               <w:t>ERBB2 negative, Hormone receptor positive</w:t>
@@ -7815,9 +7900,9 @@
       </w:pPr>
       <w:r>
         <w:rPr>
-          <w:rFonts w:ascii="Cambria" w:hAnsi="Cambria"/>
-          <w:color w:val="000000"/>
-          <w:sz w:val="20"/>
+          <w:rFonts w:ascii="Calibri" w:hAnsi="Calibri"/>
+          <w:color w:val="333333"/>
+          <w:sz w:val="18"/>
         </w:rPr>
         <w:t>Population segment (Line of therapy):</w:t>
       </w:r>
@@ -7825,13 +7910,13 @@
     <w:p>
       <w:pPr>
         <w:spacing w:before="0" w:after="80" w:line="276" w:lineRule="auto"/>
-        <w:jc w:val="left"/>
+        <w:jc w:val="center"/>
       </w:pPr>
       <w:r>
         <w:rPr>
-          <w:rFonts w:ascii="Cambria" w:hAnsi="Cambria"/>
-          <w:color w:val="000000"/>
-          <w:sz w:val="20"/>
+          <w:rFonts w:ascii="Calibri" w:hAnsi="Calibri"/>
+          <w:color w:val="333333"/>
+          <w:sz w:val="18"/>
         </w:rPr>
         <w:t> Stage IV; Recurrent, Unresectable, Local, Regional, Invasive, Progression (Second-line therapy, Subsequent therapy); Preferred intervention</w:t>
       </w:r>
@@ -7852,12 +7937,12 @@
         <w:jc w:val="center"/>
         <w:tblLook w:firstColumn="1" w:firstRow="1" w:lastColumn="0" w:lastRow="0" w:noHBand="0" w:noVBand="1" w:val="04A0"/>
         <w:tblBorders>
-          <w:top w:val="single" w:sz="2" w:space="0" w:color="cbd5e1"/>
-          <w:left w:val="single" w:sz="2" w:space="0" w:color="cbd5e1"/>
-          <w:bottom w:val="single" w:sz="2" w:space="0" w:color="cbd5e1"/>
-          <w:right w:val="single" w:sz="2" w:space="0" w:color="cbd5e1"/>
-          <w:insideH w:val="single" w:sz="2" w:space="0" w:color="cbd5e1"/>
-          <w:insideV w:val="single" w:sz="2" w:space="0" w:color="cbd5e1"/>
+          <w:top w:val="single" w:sz="2" w:space="0" w:color="000000"/>
+          <w:left w:val="single" w:sz="2" w:space="0" w:color="000000"/>
+          <w:bottom w:val="single" w:sz="2" w:space="0" w:color="000000"/>
+          <w:right w:val="single" w:sz="2" w:space="0" w:color="000000"/>
+          <w:insideH w:val="single" w:sz="2" w:space="0" w:color="000000"/>
+          <w:insideV w:val="single" w:sz="2" w:space="0" w:color="000000"/>
         </w:tblBorders>
       </w:tblPr>
       <w:tblGrid>
@@ -7957,11 +8042,11 @@
       </w:pPr>
       <w:r>
         <w:rPr>
-          <w:rFonts w:ascii="Cambria" w:hAnsi="Cambria"/>
+          <w:rFonts w:ascii="Calibri" w:hAnsi="Calibri"/>
           <w:b/>
           <w:i w:val="0"/>
-          <w:color w:val="1F497D"/>
-          <w:sz w:val="26"/>
+          <w:color w:val="555759"/>
+          <w:sz w:val="24"/>
         </w:rPr>
         <w:t> capivasertib + fulvestrant</w:t>
       </w:r>
@@ -7982,12 +8067,12 @@
         <w:jc w:val="center"/>
         <w:tblLook w:firstColumn="1" w:firstRow="1" w:lastColumn="0" w:lastRow="0" w:noHBand="0" w:noVBand="1" w:val="04A0"/>
         <w:tblBorders>
-          <w:top w:val="single" w:sz="2" w:space="0" w:color="cbd5e1"/>
-          <w:left w:val="single" w:sz="2" w:space="0" w:color="cbd5e1"/>
-          <w:bottom w:val="single" w:sz="2" w:space="0" w:color="cbd5e1"/>
-          <w:right w:val="single" w:sz="2" w:space="0" w:color="cbd5e1"/>
-          <w:insideH w:val="single" w:sz="2" w:space="0" w:color="cbd5e1"/>
-          <w:insideV w:val="single" w:sz="2" w:space="0" w:color="cbd5e1"/>
+          <w:top w:val="single" w:sz="2" w:space="0" w:color="000000"/>
+          <w:left w:val="single" w:sz="2" w:space="0" w:color="000000"/>
+          <w:bottom w:val="single" w:sz="2" w:space="0" w:color="000000"/>
+          <w:right w:val="single" w:sz="2" w:space="0" w:color="000000"/>
+          <w:insideH w:val="single" w:sz="2" w:space="0" w:color="000000"/>
+          <w:insideV w:val="single" w:sz="2" w:space="0" w:color="000000"/>
         </w:tblBorders>
       </w:tblPr>
       <w:tblGrid>
@@ -8127,8 +8212,7 @@
             <w:r>
               <w:rPr>
                 <w:rFonts w:ascii="Cambria" w:hAnsi="Cambria"/>
-                <w:b/>
-                <w:color w:val="008000"/>
+                <w:color w:val="000000"/>
                 <w:sz w:val="20"/>
               </w:rPr>
               <w:t>ERBB2 negative, Hormone receptor positive</w:t>
@@ -8206,12 +8290,12 @@
         <w:jc w:val="center"/>
         <w:tblLook w:firstColumn="1" w:firstRow="1" w:lastColumn="0" w:lastRow="0" w:noHBand="0" w:noVBand="1" w:val="04A0"/>
         <w:tblBorders>
-          <w:top w:val="single" w:sz="2" w:space="0" w:color="cbd5e1"/>
-          <w:left w:val="single" w:sz="2" w:space="0" w:color="cbd5e1"/>
-          <w:bottom w:val="single" w:sz="2" w:space="0" w:color="cbd5e1"/>
-          <w:right w:val="single" w:sz="2" w:space="0" w:color="cbd5e1"/>
-          <w:insideH w:val="single" w:sz="2" w:space="0" w:color="cbd5e1"/>
-          <w:insideV w:val="single" w:sz="2" w:space="0" w:color="cbd5e1"/>
+          <w:top w:val="single" w:sz="2" w:space="0" w:color="000000"/>
+          <w:left w:val="single" w:sz="2" w:space="0" w:color="000000"/>
+          <w:bottom w:val="single" w:sz="2" w:space="0" w:color="000000"/>
+          <w:right w:val="single" w:sz="2" w:space="0" w:color="000000"/>
+          <w:insideH w:val="single" w:sz="2" w:space="0" w:color="000000"/>
+          <w:insideV w:val="single" w:sz="2" w:space="0" w:color="000000"/>
         </w:tblBorders>
       </w:tblPr>
       <w:tblGrid>
@@ -8311,11 +8395,11 @@
       </w:pPr>
       <w:r>
         <w:rPr>
-          <w:rFonts w:ascii="Cambria" w:hAnsi="Cambria"/>
+          <w:rFonts w:ascii="Calibri" w:hAnsi="Calibri"/>
           <w:b/>
           <w:i w:val="0"/>
-          <w:color w:val="1F497D"/>
-          <w:sz w:val="26"/>
+          <w:color w:val="555759"/>
+          <w:sz w:val="24"/>
         </w:rPr>
         <w:t> inavolisib + palbociclib + fulvestrant</w:t>
       </w:r>
@@ -8336,12 +8420,12 @@
         <w:jc w:val="center"/>
         <w:tblLook w:firstColumn="1" w:firstRow="1" w:lastColumn="0" w:lastRow="0" w:noHBand="0" w:noVBand="1" w:val="04A0"/>
         <w:tblBorders>
-          <w:top w:val="single" w:sz="2" w:space="0" w:color="cbd5e1"/>
-          <w:left w:val="single" w:sz="2" w:space="0" w:color="cbd5e1"/>
-          <w:bottom w:val="single" w:sz="2" w:space="0" w:color="cbd5e1"/>
-          <w:right w:val="single" w:sz="2" w:space="0" w:color="cbd5e1"/>
-          <w:insideH w:val="single" w:sz="2" w:space="0" w:color="cbd5e1"/>
-          <w:insideV w:val="single" w:sz="2" w:space="0" w:color="cbd5e1"/>
+          <w:top w:val="single" w:sz="2" w:space="0" w:color="000000"/>
+          <w:left w:val="single" w:sz="2" w:space="0" w:color="000000"/>
+          <w:bottom w:val="single" w:sz="2" w:space="0" w:color="000000"/>
+          <w:right w:val="single" w:sz="2" w:space="0" w:color="000000"/>
+          <w:insideH w:val="single" w:sz="2" w:space="0" w:color="000000"/>
+          <w:insideV w:val="single" w:sz="2" w:space="0" w:color="000000"/>
         </w:tblBorders>
       </w:tblPr>
       <w:tblGrid>
@@ -8481,8 +8565,7 @@
             <w:r>
               <w:rPr>
                 <w:rFonts w:ascii="Cambria" w:hAnsi="Cambria"/>
-                <w:b/>
-                <w:color w:val="008000"/>
+                <w:color w:val="000000"/>
                 <w:sz w:val="20"/>
               </w:rPr>
               <w:t>ERBB2 negative, Hormone receptor positive</w:t>
@@ -8551,9 +8634,9 @@
       </w:pPr>
       <w:r>
         <w:rPr>
-          <w:rFonts w:ascii="Cambria" w:hAnsi="Cambria"/>
-          <w:color w:val="000000"/>
-          <w:sz w:val="20"/>
+          <w:rFonts w:ascii="Calibri" w:hAnsi="Calibri"/>
+          <w:color w:val="333333"/>
+          <w:sz w:val="18"/>
         </w:rPr>
         <w:t> Stage IV; Recurrent, Unresectable, Local, Regional, Invasive, Progression (First-line therapy); Useful in certain circumstances</w:t>
       </w:r>
@@ -8574,12 +8657,12 @@
         <w:jc w:val="center"/>
         <w:tblLook w:firstColumn="1" w:firstRow="1" w:lastColumn="0" w:lastRow="0" w:noHBand="0" w:noVBand="1" w:val="04A0"/>
         <w:tblBorders>
-          <w:top w:val="single" w:sz="2" w:space="0" w:color="cbd5e1"/>
-          <w:left w:val="single" w:sz="2" w:space="0" w:color="cbd5e1"/>
-          <w:bottom w:val="single" w:sz="2" w:space="0" w:color="cbd5e1"/>
-          <w:right w:val="single" w:sz="2" w:space="0" w:color="cbd5e1"/>
-          <w:insideH w:val="single" w:sz="2" w:space="0" w:color="cbd5e1"/>
-          <w:insideV w:val="single" w:sz="2" w:space="0" w:color="cbd5e1"/>
+          <w:top w:val="single" w:sz="2" w:space="0" w:color="000000"/>
+          <w:left w:val="single" w:sz="2" w:space="0" w:color="000000"/>
+          <w:bottom w:val="single" w:sz="2" w:space="0" w:color="000000"/>
+          <w:right w:val="single" w:sz="2" w:space="0" w:color="000000"/>
+          <w:insideH w:val="single" w:sz="2" w:space="0" w:color="000000"/>
+          <w:insideV w:val="single" w:sz="2" w:space="0" w:color="000000"/>
         </w:tblBorders>
       </w:tblPr>
       <w:tblGrid>
@@ -8730,9 +8813,9 @@
       </w:pPr>
       <w:r>
         <w:rPr>
-          <w:rFonts w:ascii="Cambria" w:hAnsi="Cambria"/>
-          <w:color w:val="000000"/>
-          <w:sz w:val="20"/>
+          <w:rFonts w:ascii="Calibri" w:hAnsi="Calibri"/>
+          <w:color w:val="333333"/>
+          <w:sz w:val="18"/>
         </w:rPr>
         <w:t>Reference:</w:t>
       </w:r>
@@ -8744,9 +8827,9 @@
       </w:pPr>
       <w:r>
         <w:rPr>
-          <w:rFonts w:ascii="Cambria" w:hAnsi="Cambria"/>
-          <w:color w:val="000000"/>
-          <w:sz w:val="20"/>
+          <w:rFonts w:ascii="Calibri" w:hAnsi="Calibri"/>
+          <w:color w:val="333333"/>
+          <w:sz w:val="18"/>
         </w:rPr>
         <w:t>https://www.ema.europa.eu/en/documents/product-information/piqray-epar-product-information_en.pdf</w:t>
       </w:r>
@@ -8759,11 +8842,11 @@
       </w:pPr>
       <w:r>
         <w:rPr>
-          <w:rFonts w:ascii="Cambria" w:hAnsi="Cambria"/>
+          <w:rFonts w:ascii="Calibri" w:hAnsi="Calibri"/>
           <w:b/>
           <w:i w:val="0"/>
-          <w:color w:val="1F497D"/>
-          <w:sz w:val="26"/>
+          <w:color w:val="555759"/>
+          <w:sz w:val="24"/>
         </w:rPr>
         <w:t> capivasertib + fulvestrant</w:t>
       </w:r>
@@ -8784,12 +8867,12 @@
         <w:jc w:val="center"/>
         <w:tblLook w:firstColumn="1" w:firstRow="1" w:lastColumn="0" w:lastRow="0" w:noHBand="0" w:noVBand="1" w:val="04A0"/>
         <w:tblBorders>
-          <w:top w:val="single" w:sz="2" w:space="0" w:color="cbd5e1"/>
-          <w:left w:val="single" w:sz="2" w:space="0" w:color="cbd5e1"/>
-          <w:bottom w:val="single" w:sz="2" w:space="0" w:color="cbd5e1"/>
-          <w:right w:val="single" w:sz="2" w:space="0" w:color="cbd5e1"/>
-          <w:insideH w:val="single" w:sz="2" w:space="0" w:color="cbd5e1"/>
-          <w:insideV w:val="single" w:sz="2" w:space="0" w:color="cbd5e1"/>
+          <w:top w:val="single" w:sz="2" w:space="0" w:color="000000"/>
+          <w:left w:val="single" w:sz="2" w:space="0" w:color="000000"/>
+          <w:bottom w:val="single" w:sz="2" w:space="0" w:color="000000"/>
+          <w:right w:val="single" w:sz="2" w:space="0" w:color="000000"/>
+          <w:insideH w:val="single" w:sz="2" w:space="0" w:color="000000"/>
+          <w:insideV w:val="single" w:sz="2" w:space="0" w:color="000000"/>
         </w:tblBorders>
       </w:tblPr>
       <w:tblGrid>
@@ -8972,8 +9055,7 @@
             <w:r>
               <w:rPr>
                 <w:rFonts w:ascii="Cambria" w:hAnsi="Cambria"/>
-                <w:b/>
-                <w:color w:val="008000"/>
+                <w:color w:val="000000"/>
                 <w:sz w:val="20"/>
               </w:rPr>
               <w:t>ERBB2 negative, Hormone receptor positive</w:t>
@@ -8999,9 +9081,9 @@
       </w:pPr>
       <w:r>
         <w:rPr>
-          <w:rFonts w:ascii="Cambria" w:hAnsi="Cambria"/>
-          <w:color w:val="000000"/>
-          <w:sz w:val="20"/>
+          <w:rFonts w:ascii="Calibri" w:hAnsi="Calibri"/>
+          <w:color w:val="333333"/>
+          <w:sz w:val="18"/>
         </w:rPr>
         <w:t>Reference:</w:t>
       </w:r>
@@ -9013,9 +9095,9 @@
       </w:pPr>
       <w:r>
         <w:rPr>
-          <w:rFonts w:ascii="Cambria" w:hAnsi="Cambria"/>
-          <w:color w:val="000000"/>
-          <w:sz w:val="20"/>
+          <w:rFonts w:ascii="Calibri" w:hAnsi="Calibri"/>
+          <w:color w:val="333333"/>
+          <w:sz w:val="18"/>
         </w:rPr>
         <w:t>https://www.ema.europa.eu/en/documents/product-information/truqap-epar-product-information_en.pdf</w:t>
       </w:r>
@@ -9088,12 +9170,12 @@
         <w:jc w:val="center"/>
         <w:tblLook w:firstColumn="1" w:firstRow="1" w:lastColumn="0" w:lastRow="0" w:noHBand="0" w:noVBand="1" w:val="04A0"/>
         <w:tblBorders>
-          <w:top w:val="single" w:sz="2" w:space="0" w:color="cbd5e1"/>
-          <w:left w:val="single" w:sz="2" w:space="0" w:color="cbd5e1"/>
-          <w:bottom w:val="single" w:sz="2" w:space="0" w:color="cbd5e1"/>
-          <w:right w:val="single" w:sz="2" w:space="0" w:color="cbd5e1"/>
-          <w:insideH w:val="single" w:sz="2" w:space="0" w:color="cbd5e1"/>
-          <w:insideV w:val="single" w:sz="2" w:space="0" w:color="cbd5e1"/>
+          <w:top w:val="single" w:sz="2" w:space="0" w:color="000000"/>
+          <w:left w:val="single" w:sz="2" w:space="0" w:color="000000"/>
+          <w:bottom w:val="single" w:sz="2" w:space="0" w:color="000000"/>
+          <w:right w:val="single" w:sz="2" w:space="0" w:color="000000"/>
+          <w:insideH w:val="single" w:sz="2" w:space="0" w:color="000000"/>
+          <w:insideV w:val="single" w:sz="2" w:space="0" w:color="000000"/>
         </w:tblBorders>
       </w:tblPr>
       <w:tblGrid>
@@ -9233,8 +9315,7 @@
             <w:r>
               <w:rPr>
                 <w:rFonts w:ascii="Cambria" w:hAnsi="Cambria"/>
-                <w:b/>
-                <w:color w:val="008000"/>
+                <w:color w:val="000000"/>
                 <w:sz w:val="20"/>
               </w:rPr>
               <w:t>ERBB2 negative, ER positive</w:t>
@@ -9284,9 +9365,9 @@
       </w:pPr>
       <w:r>
         <w:rPr>
-          <w:rFonts w:ascii="Cambria" w:hAnsi="Cambria"/>
-          <w:color w:val="000000"/>
-          <w:sz w:val="20"/>
+          <w:rFonts w:ascii="Calibri" w:hAnsi="Calibri"/>
+          <w:color w:val="333333"/>
+          <w:sz w:val="18"/>
         </w:rPr>
         <w:t>ESMO Level of Evidence/Grade of Recommendation:  I / B</w:t>
       </w:r>
@@ -9298,9 +9379,9 @@
       </w:pPr>
       <w:r>
         <w:rPr>
-          <w:rFonts w:ascii="Cambria" w:hAnsi="Cambria"/>
-          <w:color w:val="000000"/>
-          <w:sz w:val="20"/>
+          <w:rFonts w:ascii="Calibri" w:hAnsi="Calibri"/>
+          <w:color w:val="333333"/>
+          <w:sz w:val="18"/>
         </w:rPr>
         <w:t>Population segment (Line of therapy):</w:t>
       </w:r>
@@ -9312,9 +9393,9 @@
       </w:pPr>
       <w:r>
         <w:rPr>
-          <w:rFonts w:ascii="Cambria" w:hAnsi="Cambria"/>
-          <w:color w:val="000000"/>
-          <w:sz w:val="20"/>
+          <w:rFonts w:ascii="Calibri" w:hAnsi="Calibri"/>
+          <w:color w:val="333333"/>
+          <w:sz w:val="18"/>
         </w:rPr>
         <w:t> Luminal A; Advanced, Metastatic (Second-line therapy); ESMO-MCBS v1.1 score: 2</w:t>
       </w:r>
@@ -9326,9 +9407,9 @@
       </w:pPr>
       <w:r>
         <w:rPr>
-          <w:rFonts w:ascii="Cambria" w:hAnsi="Cambria"/>
-          <w:color w:val="000000"/>
-          <w:sz w:val="20"/>
+          <w:rFonts w:ascii="Calibri" w:hAnsi="Calibri"/>
+          <w:color w:val="333333"/>
+          <w:sz w:val="18"/>
         </w:rPr>
         <w:t>Reference:  ESMO Clinical Practice Guidelines - ESMO-Metastatic Breast Cancer [Ann Oncol (2021) VOLUME 32, ISSUE 12, P1475-1495, DECEMBER 01, 2021; DOI:https://doi.org/10.1016/j.annonc.2021.09.019]</w:t>
       </w:r>
@@ -9392,9 +9473,9 @@
       </w:pPr>
       <w:r>
         <w:rPr>
-          <w:rFonts w:ascii="Cambria" w:hAnsi="Cambria"/>
-          <w:color w:val="000000"/>
-          <w:sz w:val="20"/>
+          <w:rFonts w:ascii="Calibri" w:hAnsi="Calibri"/>
+          <w:color w:val="333333"/>
+          <w:sz w:val="18"/>
         </w:rPr>
         <w:t>NCT05631795 ALPelisib INdia Safety STudy (ALPINIST): A Phase IV, Prospective, Multicenter, Open-label, Non- comparative, Interventional Study to Assess the Safety of Alpelisib Plus Fulvestrant, in Men and Post- menopausal Women With HR Positive, HER2-negative, Advanced Breast Cancer (aBC) With a PIK3CA Mutation, Whose Disease Has Progressed on or After Endocrine Based Treatment</w:t>
       </w:r>
@@ -9406,9 +9487,9 @@
       </w:pPr>
       <w:r>
         <w:rPr>
-          <w:rFonts w:ascii="Cambria" w:hAnsi="Cambria"/>
-          <w:color w:val="000000"/>
-          <w:sz w:val="20"/>
+          <w:rFonts w:ascii="Calibri" w:hAnsi="Calibri"/>
+          <w:color w:val="333333"/>
+          <w:sz w:val="18"/>
         </w:rPr>
         <w:t>IV</w:t>
       </w:r>
@@ -9420,9 +9501,9 @@
       </w:pPr>
       <w:r>
         <w:rPr>
-          <w:rFonts w:ascii="Cambria" w:hAnsi="Cambria"/>
-          <w:color w:val="000000"/>
-          <w:sz w:val="20"/>
+          <w:rFonts w:ascii="Calibri" w:hAnsi="Calibri"/>
+          <w:color w:val="333333"/>
+          <w:sz w:val="18"/>
         </w:rPr>
         <w:t>NCT05486143 Phase III, Open-Label, Randomized, Study Comparing Gedatolisib Combined With Fulvestrant &amp; With or Without Palbociclib to Standard-of-Care Therapies in Patients With HR-Positive, HER2-Negative Advanced Breast Cancer Previously Treated With a CDK4/6 Inhibitor in Combination w/Non-Steroidal Aromatase Inhibitor Therapy</w:t>
       </w:r>
@@ -9434,9 +9515,9 @@
       </w:pPr>
       <w:r>
         <w:rPr>
-          <w:rFonts w:ascii="Cambria" w:hAnsi="Cambria"/>
-          <w:color w:val="000000"/>
-          <w:sz w:val="20"/>
+          <w:rFonts w:ascii="Calibri" w:hAnsi="Calibri"/>
+          <w:color w:val="333333"/>
+          <w:sz w:val="18"/>
         </w:rPr>
         <w:t>III</w:t>
       </w:r>
@@ -9448,9 +9529,9 @@
       </w:pPr>
       <w:r>
         <w:rPr>
-          <w:rFonts w:ascii="Cambria" w:hAnsi="Cambria"/>
-          <w:color w:val="000000"/>
-          <w:sz w:val="20"/>
+          <w:rFonts w:ascii="Calibri" w:hAnsi="Calibri"/>
+          <w:color w:val="333333"/>
+          <w:sz w:val="18"/>
         </w:rPr>
         <w:t>NCT06790693 A Phase III, Multicenter, Randomized, Double-Blind, Placebo-Controlled Study Evaluating the Efficacy and Safety of Inavolisib Plus a CDK4/6 Inhibitor and Letrozole Versus Placebo Plus a CDK4/6 Inhibitor and Letrozole in Patients With Endocrine-Sensitive PIK3CA-Mutated, Hormone Receptor-Positive, HER2- Negative Advanced Breast Cancer</w:t>
       </w:r>
@@ -9462,9 +9543,9 @@
       </w:pPr>
       <w:r>
         <w:rPr>
-          <w:rFonts w:ascii="Cambria" w:hAnsi="Cambria"/>
-          <w:color w:val="000000"/>
-          <w:sz w:val="20"/>
+          <w:rFonts w:ascii="Calibri" w:hAnsi="Calibri"/>
+          <w:color w:val="333333"/>
+          <w:sz w:val="18"/>
         </w:rPr>
         <w:t>III</w:t>
       </w:r>
@@ -9476,9 +9557,9 @@
       </w:pPr>
       <w:r>
         <w:rPr>
-          <w:rFonts w:ascii="Cambria" w:hAnsi="Cambria"/>
-          <w:color w:val="000000"/>
-          <w:sz w:val="20"/>
+          <w:rFonts w:ascii="Calibri" w:hAnsi="Calibri"/>
+          <w:color w:val="333333"/>
+          <w:sz w:val="18"/>
         </w:rPr>
         <w:t>NCT05933395 Genetically-informed Therapy for ER+ Breast Cancer in a Post-CDK4/6 Inhibitor Setting: a Phase II Umbrella Study (GERTRUDE)</w:t>
       </w:r>
@@ -9490,9 +9571,9 @@
       </w:pPr>
       <w:r>
         <w:rPr>
-          <w:rFonts w:ascii="Cambria" w:hAnsi="Cambria"/>
-          <w:color w:val="000000"/>
-          <w:sz w:val="20"/>
+          <w:rFonts w:ascii="Calibri" w:hAnsi="Calibri"/>
+          <w:color w:val="333333"/>
+          <w:sz w:val="18"/>
         </w:rPr>
         <w:t>II</w:t>
       </w:r>
@@ -9504,9 +9585,9 @@
       </w:pPr>
       <w:r>
         <w:rPr>
-          <w:rFonts w:ascii="Cambria" w:hAnsi="Cambria"/>
-          <w:color w:val="000000"/>
-          <w:sz w:val="20"/>
+          <w:rFonts w:ascii="Calibri" w:hAnsi="Calibri"/>
+          <w:color w:val="333333"/>
+          <w:sz w:val="18"/>
         </w:rPr>
         <w:t>NCT04762979 A Phase II, Single Arm, Non-randomized Study of Alpelisib (BYL719) in Combination With Continued Endocrine Therapy Following Progression on Endocrine Therapy in Hormone Receptor Positive, HER2 Negative, PIK3CA Mutant Metastatic Breast Cancer</w:t>
       </w:r>
@@ -9518,9 +9599,9 @@
       </w:pPr>
       <w:r>
         <w:rPr>
-          <w:rFonts w:ascii="Cambria" w:hAnsi="Cambria"/>
-          <w:color w:val="000000"/>
-          <w:sz w:val="20"/>
+          <w:rFonts w:ascii="Calibri" w:hAnsi="Calibri"/>
+          <w:color w:val="333333"/>
+          <w:sz w:val="18"/>
         </w:rPr>
         <w:t>II</w:t>
       </w:r>
@@ -9532,9 +9613,9 @@
       </w:pPr>
       <w:r>
         <w:rPr>
-          <w:rFonts w:ascii="Cambria" w:hAnsi="Cambria"/>
-          <w:color w:val="000000"/>
-          <w:sz w:val="20"/>
+          <w:rFonts w:ascii="Calibri" w:hAnsi="Calibri"/>
+          <w:color w:val="333333"/>
+          <w:sz w:val="18"/>
         </w:rPr>
         <w:t>NCT05983107 A Prospective Cohort, Open, Phase II Clinical Study of Chidamide/Everolimus Combined With Endocrine Therapy for PIK3CA Wild-type/Mutant Hormone Receptor Positive/Human Epidermal Growth Factor Receptor 2 Negative Advanced Breast Cancer</w:t>
       </w:r>
@@ -9546,9 +9627,9 @@
       </w:pPr>
       <w:r>
         <w:rPr>
-          <w:rFonts w:ascii="Cambria" w:hAnsi="Cambria"/>
-          <w:color w:val="000000"/>
-          <w:sz w:val="20"/>
+          <w:rFonts w:ascii="Calibri" w:hAnsi="Calibri"/>
+          <w:color w:val="333333"/>
+          <w:sz w:val="18"/>
         </w:rPr>
         <w:t>II</w:t>
       </w:r>
@@ -9560,9 +9641,9 @@
       </w:pPr>
       <w:r>
         <w:rPr>
-          <w:rFonts w:ascii="Cambria" w:hAnsi="Cambria"/>
-          <w:color w:val="000000"/>
-          <w:sz w:val="20"/>
+          <w:rFonts w:ascii="Calibri" w:hAnsi="Calibri"/>
+          <w:color w:val="333333"/>
+          <w:sz w:val="18"/>
         </w:rPr>
         <w:t>NCT05332561 Genomics Guided Targeted Post-neoadjuvant Therapy in Patients With Early Breast Cancer - a Multicenter, Open-label, Umbrella Phase-II Study - COGNITION-GUIDE</w:t>
       </w:r>
@@ -9574,9 +9655,9 @@
       </w:pPr>
       <w:r>
         <w:rPr>
-          <w:rFonts w:ascii="Cambria" w:hAnsi="Cambria"/>
-          <w:color w:val="000000"/>
-          <w:sz w:val="20"/>
+          <w:rFonts w:ascii="Calibri" w:hAnsi="Calibri"/>
+          <w:color w:val="333333"/>
+          <w:sz w:val="18"/>
         </w:rPr>
         <w:t>II</w:t>
       </w:r>
@@ -9588,9 +9669,9 @@
       </w:pPr>
       <w:r>
         <w:rPr>
-          <w:rFonts w:ascii="Cambria" w:hAnsi="Cambria"/>
-          <w:color w:val="000000"/>
-          <w:sz w:val="20"/>
+          <w:rFonts w:ascii="Calibri" w:hAnsi="Calibri"/>
+          <w:color w:val="333333"/>
+          <w:sz w:val="18"/>
         </w:rPr>
         <w:t>NCT05810870 Phase II Study for Patients With Advanced Triple Negative or Metaplastic HR-positive/HER2-negative, PIK3CA/PTEN-altered Breast Cancer Treated With Eribulin in Combination With MEN1611</w:t>
       </w:r>
@@ -9602,9 +9683,9 @@
       </w:pPr>
       <w:r>
         <w:rPr>
-          <w:rFonts w:ascii="Cambria" w:hAnsi="Cambria"/>
-          <w:color w:val="000000"/>
-          <w:sz w:val="20"/>
+          <w:rFonts w:ascii="Calibri" w:hAnsi="Calibri"/>
+          <w:color w:val="333333"/>
+          <w:sz w:val="18"/>
         </w:rPr>
         <w:t>II</w:t>
       </w:r>
@@ -9616,9 +9697,9 @@
       </w:pPr>
       <w:r>
         <w:rPr>
-          <w:rFonts w:ascii="Cambria" w:hAnsi="Cambria"/>
-          <w:color w:val="000000"/>
-          <w:sz w:val="20"/>
+          <w:rFonts w:ascii="Calibri" w:hAnsi="Calibri"/>
+          <w:color w:val="333333"/>
+          <w:sz w:val="18"/>
         </w:rPr>
         <w:t>NCT05594095 Precision Platform Study of HR+/ HER2-advanced Breast Cancer Based on SNF Typing (A Prospective, Open-label, Multi-center, Phase II Platform Study)</w:t>
       </w:r>
@@ -9630,9 +9711,9 @@
       </w:pPr>
       <w:r>
         <w:rPr>
-          <w:rFonts w:ascii="Cambria" w:hAnsi="Cambria"/>
-          <w:color w:val="000000"/>
-          <w:sz w:val="20"/>
+          <w:rFonts w:ascii="Calibri" w:hAnsi="Calibri"/>
+          <w:color w:val="333333"/>
+          <w:sz w:val="18"/>
         </w:rPr>
         <w:t>II</w:t>
       </w:r>
@@ -9644,9 +9725,9 @@
       </w:pPr>
       <w:r>
         <w:rPr>
-          <w:rFonts w:ascii="Cambria" w:hAnsi="Cambria"/>
-          <w:color w:val="000000"/>
-          <w:sz w:val="20"/>
+          <w:rFonts w:ascii="Calibri" w:hAnsi="Calibri"/>
+          <w:color w:val="333333"/>
+          <w:sz w:val="18"/>
         </w:rPr>
         <w:t>NCT05563220 A Phase Ib/II, Open-Label Umbrella Study To Evaluate Safety And Efficacy Of Elacestrant In Various Combination In Patients With Metastatic Breast Cancer</w:t>
       </w:r>
@@ -9658,9 +9739,9 @@
       </w:pPr>
       <w:r>
         <w:rPr>
-          <w:rFonts w:ascii="Cambria" w:hAnsi="Cambria"/>
-          <w:color w:val="000000"/>
-          <w:sz w:val="20"/>
+          <w:rFonts w:ascii="Calibri" w:hAnsi="Calibri"/>
+          <w:color w:val="333333"/>
+          <w:sz w:val="18"/>
         </w:rPr>
         <w:t>I/II</w:t>
       </w:r>
@@ -9672,9 +9753,9 @@
       </w:pPr>
       <w:r>
         <w:rPr>
-          <w:rFonts w:ascii="Cambria" w:hAnsi="Cambria"/>
-          <w:color w:val="000000"/>
-          <w:sz w:val="20"/>
+          <w:rFonts w:ascii="Calibri" w:hAnsi="Calibri"/>
+          <w:color w:val="333333"/>
+          <w:sz w:val="18"/>
         </w:rPr>
         <w:t>NCT05455619 Study to Assess the Safety and Efficacy of Evexomostat (SDX-7320) in Combination With A PI3K or Akt Inhibitor Plus Fulvestrant in Patients With HR+, HER2-, Metastatic Breast Cancer With PI3K Pathway Alteration(s)</w:t>
       </w:r>
@@ -9686,9 +9767,9 @@
       </w:pPr>
       <w:r>
         <w:rPr>
-          <w:rFonts w:ascii="Cambria" w:hAnsi="Cambria"/>
-          <w:color w:val="000000"/>
-          <w:sz w:val="20"/>
+          <w:rFonts w:ascii="Calibri" w:hAnsi="Calibri"/>
+          <w:color w:val="333333"/>
+          <w:sz w:val="18"/>
         </w:rPr>
         <w:t>I/II</w:t>
       </w:r>
@@ -9700,9 +9781,9 @@
       </w:pPr>
       <w:r>
         <w:rPr>
-          <w:rFonts w:ascii="Cambria" w:hAnsi="Cambria"/>
-          <w:color w:val="000000"/>
-          <w:sz w:val="20"/>
+          <w:rFonts w:ascii="Calibri" w:hAnsi="Calibri"/>
+          <w:color w:val="333333"/>
+          <w:sz w:val="18"/>
         </w:rPr>
         <w:t>NCT06208410 A Clinical Study of JS105 in Combination With Other Anti-tumor Therapies in Patients With Advanced Solid Tumors</w:t>
       </w:r>
@@ -9714,9 +9795,9 @@
       </w:pPr>
       <w:r>
         <w:rPr>
-          <w:rFonts w:ascii="Cambria" w:hAnsi="Cambria"/>
-          <w:color w:val="000000"/>
-          <w:sz w:val="20"/>
+          <w:rFonts w:ascii="Calibri" w:hAnsi="Calibri"/>
+          <w:color w:val="333333"/>
+          <w:sz w:val="18"/>
         </w:rPr>
         <w:t>I/II</w:t>
       </w:r>
@@ -9728,9 +9809,9 @@
       </w:pPr>
       <w:r>
         <w:rPr>
-          <w:rFonts w:ascii="Cambria" w:hAnsi="Cambria"/>
-          <w:color w:val="000000"/>
-          <w:sz w:val="20"/>
+          <w:rFonts w:ascii="Calibri" w:hAnsi="Calibri"/>
+          <w:color w:val="333333"/>
+          <w:sz w:val="18"/>
         </w:rPr>
         <w:t>NCT04856371 A Multicenter, Open-label, Phase Ib Study to Evaluate the Safety, Tolerability, Pharmacokinetics and Preliminary Efficacy of CYH33 in Combination With Endocrine Therapy With or Without Palbociclib in Patients With PIK3CA Mutant, HR+, HER2- Advanced Breast Cancer.</w:t>
       </w:r>
@@ -9742,9 +9823,9 @@
       </w:pPr>
       <w:r>
         <w:rPr>
-          <w:rFonts w:ascii="Cambria" w:hAnsi="Cambria"/>
-          <w:color w:val="000000"/>
-          <w:sz w:val="20"/>
+          <w:rFonts w:ascii="Calibri" w:hAnsi="Calibri"/>
+          <w:color w:val="333333"/>
+          <w:sz w:val="18"/>
         </w:rPr>
         <w:t>I</w:t>
       </w:r>
@@ -9808,9 +9889,9 @@
       </w:pPr>
       <w:r>
         <w:rPr>
-          <w:rFonts w:ascii="Cambria" w:hAnsi="Cambria"/>
-          <w:color w:val="000000"/>
-          <w:sz w:val="20"/>
+          <w:rFonts w:ascii="Calibri" w:hAnsi="Calibri"/>
+          <w:color w:val="333333"/>
+          <w:sz w:val="18"/>
         </w:rPr>
         <w:t>NCT05216432 A First-in-Human Study of Mutant-selective PI3Kα Inhibitor, RLY-2608, As a Single Agent in Advanced Solid Tumor Patients and in Combination with Fulvestrant in Patients with Advanced Breast Cancer</w:t>
       </w:r>
@@ -9822,9 +9903,9 @@
       </w:pPr>
       <w:r>
         <w:rPr>
-          <w:rFonts w:ascii="Cambria" w:hAnsi="Cambria"/>
-          <w:color w:val="000000"/>
-          <w:sz w:val="20"/>
+          <w:rFonts w:ascii="Calibri" w:hAnsi="Calibri"/>
+          <w:color w:val="333333"/>
+          <w:sz w:val="18"/>
         </w:rPr>
         <w:t>I</w:t>
       </w:r>
@@ -9836,9 +9917,9 @@
       </w:pPr>
       <w:r>
         <w:rPr>
-          <w:rFonts w:ascii="Cambria" w:hAnsi="Cambria"/>
-          <w:color w:val="000000"/>
-          <w:sz w:val="20"/>
+          <w:rFonts w:ascii="Calibri" w:hAnsi="Calibri"/>
+          <w:color w:val="333333"/>
+          <w:sz w:val="18"/>
         </w:rPr>
         <w:t>NCT05683418 A Study to Evaluate the Safety and Tolerability of the Covalent Phosphoinositide-3-Kinase (PI3K)-alpha Inhibitor, TOS-358, in Adult Subjects with Select Solid Tumors</w:t>
       </w:r>
@@ -9850,9 +9931,9 @@
       </w:pPr>
       <w:r>
         <w:rPr>
-          <w:rFonts w:ascii="Cambria" w:hAnsi="Cambria"/>
-          <w:color w:val="000000"/>
-          <w:sz w:val="20"/>
+          <w:rFonts w:ascii="Calibri" w:hAnsi="Calibri"/>
+          <w:color w:val="333333"/>
+          <w:sz w:val="18"/>
         </w:rPr>
         <w:t>I</w:t>
       </w:r>
@@ -9864,9 +9945,9 @@
       </w:pPr>
       <w:r>
         <w:rPr>
-          <w:rFonts w:ascii="Cambria" w:hAnsi="Cambria"/>
-          <w:color w:val="000000"/>
-          <w:sz w:val="20"/>
+          <w:rFonts w:ascii="Calibri" w:hAnsi="Calibri"/>
+          <w:color w:val="333333"/>
+          <w:sz w:val="18"/>
         </w:rPr>
         <w:t>NCT04851613 A Phase Ib/III Study to Evaluate the Efficacy and Safety of Afuresertib Plus Fulvestrant in Patients With Locally Advanced or Metastatic HR+/HER2- Breast Cancer Who Failed Standard of Care Therapies</w:t>
       </w:r>
@@ -9878,9 +9959,9 @@
       </w:pPr>
       <w:r>
         <w:rPr>
-          <w:rFonts w:ascii="Cambria" w:hAnsi="Cambria"/>
-          <w:color w:val="000000"/>
-          <w:sz w:val="20"/>
+          <w:rFonts w:ascii="Calibri" w:hAnsi="Calibri"/>
+          <w:color w:val="333333"/>
+          <w:sz w:val="18"/>
         </w:rPr>
         <w:t>I</w:t>
       </w:r>
@@ -9892,9 +9973,9 @@
       </w:pPr>
       <w:r>
         <w:rPr>
-          <w:rFonts w:ascii="Cambria" w:hAnsi="Cambria"/>
-          <w:color w:val="000000"/>
-          <w:sz w:val="20"/>
+          <w:rFonts w:ascii="Calibri" w:hAnsi="Calibri"/>
+          <w:color w:val="333333"/>
+          <w:sz w:val="18"/>
         </w:rPr>
         <w:t>NCT04355858 Precision Treatment of Luminal Advanced Breast Cancer Based on Molecular Subtyping II</w:t>
       </w:r>
@@ -9906,9 +9987,9 @@
       </w:pPr>
       <w:r>
         <w:rPr>
-          <w:rFonts w:ascii="Cambria" w:hAnsi="Cambria"/>
-          <w:color w:val="000000"/>
-          <w:sz w:val="20"/>
+          <w:rFonts w:ascii="Calibri" w:hAnsi="Calibri"/>
+          <w:color w:val="333333"/>
+          <w:sz w:val="18"/>
         </w:rPr>
         <w:t>NCT06736704 A Phase 1, Open-Label Dose Escalation and Expansion Study of SNV4818 As Monotherapy or in Combination with Other Anticancer Agents in Participants with Advanced Solid Tumors</w:t>
       </w:r>
@@ -9920,9 +10001,9 @@
       </w:pPr>
       <w:r>
         <w:rPr>
-          <w:rFonts w:ascii="Cambria" w:hAnsi="Cambria"/>
-          <w:color w:val="000000"/>
-          <w:sz w:val="20"/>
+          <w:rFonts w:ascii="Calibri" w:hAnsi="Calibri"/>
+          <w:color w:val="333333"/>
+          <w:sz w:val="18"/>
         </w:rPr>
         <w:t>I</w:t>
       </w:r>
@@ -9934,9 +10015,9 @@
       </w:pPr>
       <w:r>
         <w:rPr>
-          <w:rFonts w:ascii="Cambria" w:hAnsi="Cambria"/>
-          <w:color w:val="000000"/>
-          <w:sz w:val="20"/>
+          <w:rFonts w:ascii="Calibri" w:hAnsi="Calibri"/>
+          <w:color w:val="333333"/>
+          <w:sz w:val="18"/>
         </w:rPr>
         <w:t>NCT03239015 Efficacy and Safety of Precision Therapy in Refractory Tumor (Long March Pathway) II</w:t>
       </w:r>
@@ -9948,9 +10029,9 @@
       </w:pPr>
       <w:r>
         <w:rPr>
-          <w:rFonts w:ascii="Cambria" w:hAnsi="Cambria"/>
-          <w:color w:val="000000"/>
-          <w:sz w:val="20"/>
+          <w:rFonts w:ascii="Calibri" w:hAnsi="Calibri"/>
+          <w:color w:val="333333"/>
+          <w:sz w:val="18"/>
         </w:rPr>
         <w:t>NCT06496568 A Phase I/Ib Study Evaluating Single-Agent Inavolisib and Inavolisib Plus Atezolizumab in PIK3CA- Mutated Cancers</w:t>
       </w:r>
@@ -9962,9 +10043,9 @@
       </w:pPr>
       <w:r>
         <w:rPr>
-          <w:rFonts w:ascii="Cambria" w:hAnsi="Cambria"/>
-          <w:color w:val="000000"/>
-          <w:sz w:val="20"/>
+          <w:rFonts w:ascii="Calibri" w:hAnsi="Calibri"/>
+          <w:color w:val="333333"/>
+          <w:sz w:val="18"/>
         </w:rPr>
         <w:t>I</w:t>
       </w:r>
@@ -9976,9 +10057,9 @@
       </w:pPr>
       <w:r>
         <w:rPr>
-          <w:rFonts w:ascii="Cambria" w:hAnsi="Cambria"/>
-          <w:color w:val="000000"/>
-          <w:sz w:val="20"/>
+          <w:rFonts w:ascii="Calibri" w:hAnsi="Calibri"/>
+          <w:color w:val="333333"/>
+          <w:sz w:val="18"/>
         </w:rPr>
         <w:t>NCT05039801 A Phase I Open-Label, Dose-Escalation and Dose-Expansion Study to Investigate the Safety, Pharmacokinetics, and Anti-Tumor Activity of IACS-6274 as Monotherapy and in Combination in Patients With Advanced Solid Tumors</w:t>
       </w:r>
@@ -9990,9 +10071,9 @@
       </w:pPr>
       <w:r>
         <w:rPr>
-          <w:rFonts w:ascii="Cambria" w:hAnsi="Cambria"/>
-          <w:color w:val="000000"/>
-          <w:sz w:val="20"/>
+          <w:rFonts w:ascii="Calibri" w:hAnsi="Calibri"/>
+          <w:color w:val="333333"/>
+          <w:sz w:val="18"/>
         </w:rPr>
         <w:t>I</w:t>
       </w:r>
@@ -10004,9 +10085,9 @@
       </w:pPr>
       <w:r>
         <w:rPr>
-          <w:rFonts w:ascii="Cambria" w:hAnsi="Cambria"/>
-          <w:color w:val="000000"/>
-          <w:sz w:val="20"/>
+          <w:rFonts w:ascii="Calibri" w:hAnsi="Calibri"/>
+          <w:color w:val="333333"/>
+          <w:sz w:val="18"/>
         </w:rPr>
         <w:t>No NCT ID Phase I/Ib Clinical Study of the Safety, Tolerability, Pharmacokinetics and Preliminary Efficacy and Indication Cohort Expansion of the Selective PI3Kα Inhibitor RP903 (Also Known as JS105) in Patients with Advanced Malignancies</w:t>
       </w:r>
@@ -10018,9 +10099,9 @@
       </w:pPr>
       <w:r>
         <w:rPr>
-          <w:rFonts w:ascii="Cambria" w:hAnsi="Cambria"/>
-          <w:color w:val="000000"/>
-          <w:sz w:val="20"/>
+          <w:rFonts w:ascii="Calibri" w:hAnsi="Calibri"/>
+          <w:color w:val="333333"/>
+          <w:sz w:val="18"/>
         </w:rPr>
         <w:t>I</w:t>
       </w:r>
@@ -10032,9 +10113,9 @@
       </w:pPr>
       <w:r>
         <w:rPr>
-          <w:rFonts w:ascii="Cambria" w:hAnsi="Cambria"/>
-          <w:color w:val="000000"/>
-          <w:sz w:val="20"/>
+          <w:rFonts w:ascii="Calibri" w:hAnsi="Calibri"/>
+          <w:color w:val="333333"/>
+          <w:sz w:val="18"/>
         </w:rPr>
         <w:t>NCT03065062 Phase I Study of the CDK4/6 Inhibitor Palbociclib (PD-0332991) in Combination With the PI3K/mTOR Inhibitor Gedatolisib (PF-05212384) for Patients With Advanced Squamous Cell Lung, Pancreatic, Head &amp; Neck and Other Solid Tumors</w:t>
       </w:r>
@@ -10046,9 +10127,9 @@
       </w:pPr>
       <w:r>
         <w:rPr>
-          <w:rFonts w:ascii="Cambria" w:hAnsi="Cambria"/>
-          <w:color w:val="000000"/>
-          <w:sz w:val="20"/>
+          <w:rFonts w:ascii="Calibri" w:hAnsi="Calibri"/>
+          <w:color w:val="333333"/>
+          <w:sz w:val="18"/>
         </w:rPr>
         <w:t>I</w:t>
       </w:r>
@@ -10060,9 +10141,9 @@
       </w:pPr>
       <w:r>
         <w:rPr>
-          <w:rFonts w:ascii="Cambria" w:hAnsi="Cambria"/>
-          <w:color w:val="000000"/>
-          <w:sz w:val="20"/>
+          <w:rFonts w:ascii="Calibri" w:hAnsi="Calibri"/>
+          <w:color w:val="333333"/>
+          <w:sz w:val="18"/>
         </w:rPr>
         <w:t>NCT05944237 A Cancer Research UK Phase I/IIa Trial of HTL0039732, Given Orally as Monotherapy and in Combination With Immunotherapy or Other Approved Therapies in Participants With Advanced Solid Tumours</w:t>
       </w:r>
@@ -10074,9 +10155,9 @@
       </w:pPr>
       <w:r>
         <w:rPr>
-          <w:rFonts w:ascii="Cambria" w:hAnsi="Cambria"/>
-          <w:color w:val="000000"/>
-          <w:sz w:val="20"/>
+          <w:rFonts w:ascii="Calibri" w:hAnsi="Calibri"/>
+          <w:color w:val="333333"/>
+          <w:sz w:val="18"/>
         </w:rPr>
         <w:t>I/II</w:t>
       </w:r>
@@ -10141,11 +10222,11 @@
       </w:pPr>
       <w:r>
         <w:rPr>
-          <w:rFonts w:ascii="Cambria" w:hAnsi="Cambria"/>
+          <w:rFonts w:ascii="Calibri" w:hAnsi="Calibri"/>
           <w:b/>
-          <w:i w:val="0"/>
-          <w:color w:val="008080"/>
-          <w:sz w:val="22"/>
+          <w:i/>
+          <w:color w:val="333333"/>
+          <w:sz w:val="18"/>
         </w:rPr>
         <w:t>phosphatidylinositol-4,5-bisphosphate 3-kinase catalytic subunit alpha</w:t>
       </w:r>
@@ -10166,12 +10247,12 @@
         <w:jc w:val="center"/>
         <w:tblLook w:firstColumn="1" w:firstRow="1" w:lastColumn="0" w:lastRow="0" w:noHBand="0" w:noVBand="1" w:val="04A0"/>
         <w:tblBorders>
-          <w:top w:val="single" w:sz="2" w:space="0" w:color="cbd5e1"/>
-          <w:left w:val="single" w:sz="2" w:space="0" w:color="cbd5e1"/>
-          <w:bottom w:val="single" w:sz="2" w:space="0" w:color="cbd5e1"/>
-          <w:right w:val="single" w:sz="2" w:space="0" w:color="cbd5e1"/>
-          <w:insideH w:val="single" w:sz="2" w:space="0" w:color="cbd5e1"/>
-          <w:insideV w:val="single" w:sz="2" w:space="0" w:color="cbd5e1"/>
+          <w:top w:val="single" w:sz="2" w:space="0" w:color="000000"/>
+          <w:left w:val="single" w:sz="2" w:space="0" w:color="000000"/>
+          <w:bottom w:val="single" w:sz="2" w:space="0" w:color="000000"/>
+          <w:right w:val="single" w:sz="2" w:space="0" w:color="000000"/>
+          <w:insideH w:val="single" w:sz="2" w:space="0" w:color="000000"/>
+          <w:insideV w:val="single" w:sz="2" w:space="0" w:color="000000"/>
         </w:tblBorders>
       </w:tblPr>
       <w:tblGrid>
@@ -10414,10 +10495,10 @@
       </w:pPr>
       <w:r>
         <w:rPr>
-          <w:rFonts w:ascii="Cambria" w:hAnsi="Cambria"/>
+          <w:rFonts w:ascii="Calibri" w:hAnsi="Calibri"/>
           <w:b/>
           <w:i w:val="0"/>
-          <w:color w:val="1F497D"/>
+          <w:color w:val="262262"/>
           <w:sz w:val="26"/>
         </w:rPr>
         <w:t>References</w:t>
@@ -10430,9 +10511,9 @@
       </w:pPr>
       <w:r>
         <w:rPr>
-          <w:rFonts w:ascii="Cambria" w:hAnsi="Cambria"/>
-          <w:color w:val="000000"/>
-          <w:sz w:val="20"/>
+          <w:rFonts w:ascii="Calibri" w:hAnsi="Calibri"/>
+          <w:color w:val="333333"/>
+          <w:sz w:val="18"/>
         </w:rPr>
         <w:t>1. Volinia et al. Molecular cloning, cDNA sequence, and chromosomal localization of the human phosphatidylinositol 3-kinase p110 alpha (PIK3CA) gene. Genomics. 1994 Dec;24(3):472-7. PMID: 7713498</w:t>
       </w:r>
@@ -10444,9 +10525,9 @@
       </w:pPr>
       <w:r>
         <w:rPr>
-          <w:rFonts w:ascii="Cambria" w:hAnsi="Cambria"/>
-          <w:color w:val="000000"/>
-          <w:sz w:val="20"/>
+          <w:rFonts w:ascii="Calibri" w:hAnsi="Calibri"/>
+          <w:color w:val="333333"/>
+          <w:sz w:val="18"/>
         </w:rPr>
         <w:t>2. Whale et al. Functional characterization of a novel somatic oncogenic mutation of PIK3CB. Signal Transduct Target Ther. 2017;2:17063. PMID: 29279775</w:t>
       </w:r>
@@ -10458,9 +10539,9 @@
       </w:pPr>
       <w:r>
         <w:rPr>
-          <w:rFonts w:ascii="Cambria" w:hAnsi="Cambria"/>
-          <w:color w:val="000000"/>
-          <w:sz w:val="20"/>
+          <w:rFonts w:ascii="Calibri" w:hAnsi="Calibri"/>
+          <w:color w:val="333333"/>
+          <w:sz w:val="18"/>
         </w:rPr>
         <w:t>3. Osaki et al. PI3K-Akt pathway: its functions and alterations in human cancer. Apoptosis. 2004 Nov;9(6):667-76. PMID: 15505410</w:t>
       </w:r>
@@ -10472,9 +10553,9 @@
       </w:pPr>
       <w:r>
         <w:rPr>
-          <w:rFonts w:ascii="Cambria" w:hAnsi="Cambria"/>
-          <w:color w:val="000000"/>
-          <w:sz w:val="20"/>
+          <w:rFonts w:ascii="Calibri" w:hAnsi="Calibri"/>
+          <w:color w:val="333333"/>
+          <w:sz w:val="18"/>
         </w:rPr>
         <w:t>4. Cantley. The phosphoinositide 3-kinase pathway. Science. 2002 May 31;296(5573):1655-7. PMID: 12040186</w:t>
       </w:r>
@@ -10486,9 +10567,9 @@
       </w:pPr>
       <w:r>
         <w:rPr>
-          <w:rFonts w:ascii="Cambria" w:hAnsi="Cambria"/>
-          <w:color w:val="000000"/>
-          <w:sz w:val="20"/>
+          <w:rFonts w:ascii="Calibri" w:hAnsi="Calibri"/>
+          <w:color w:val="333333"/>
+          <w:sz w:val="18"/>
         </w:rPr>
         <w:t>5. Fruman et al. The PI3K Pathway in Human Disease. Cell. 2017 Aug 10;170(4):605-635. PMID: 28802037</w:t>
       </w:r>
@@ -10500,9 +10581,9 @@
       </w:pPr>
       <w:r>
         <w:rPr>
-          <w:rFonts w:ascii="Cambria" w:hAnsi="Cambria"/>
-          <w:color w:val="000000"/>
-          <w:sz w:val="20"/>
+          <w:rFonts w:ascii="Calibri" w:hAnsi="Calibri"/>
+          <w:color w:val="333333"/>
+          <w:sz w:val="18"/>
         </w:rPr>
         <w:t>6. Engelman et al. The evolution of phosphatidylinositol 3-kinases as regulators of growth and metabolism. Nat. Rev. Genet. 2006 Aug;7(8):606-19. PMID: 16847462</w:t>
       </w:r>
@@ -10514,9 +10595,9 @@
       </w:pPr>
       <w:r>
         <w:rPr>
-          <w:rFonts w:ascii="Cambria" w:hAnsi="Cambria"/>
-          <w:color w:val="000000"/>
-          <w:sz w:val="20"/>
+          <w:rFonts w:ascii="Calibri" w:hAnsi="Calibri"/>
+          <w:color w:val="333333"/>
+          <w:sz w:val="18"/>
         </w:rPr>
         <w:t>7. Vanhaesebroeck et al. PI3K signalling: the path to discovery and understanding. Nat. Rev. Mol. Cell Biol. 2012 Feb 23;13(3):195-203. PMID: 22358332</w:t>
       </w:r>
@@ -10528,9 +10609,9 @@
       </w:pPr>
       <w:r>
         <w:rPr>
-          <w:rFonts w:ascii="Cambria" w:hAnsi="Cambria"/>
-          <w:color w:val="000000"/>
-          <w:sz w:val="20"/>
+          <w:rFonts w:ascii="Calibri" w:hAnsi="Calibri"/>
+          <w:color w:val="333333"/>
+          <w:sz w:val="18"/>
         </w:rPr>
         <w:t>8. Yuan et al. PI3K pathway alterations in cancer: variations on a theme. Oncogene. 2008 Sep 18;27(41):5497-510. PMID: 18794884</w:t>
       </w:r>
@@ -10542,9 +10623,9 @@
       </w:pPr>
       <w:r>
         <w:rPr>
-          <w:rFonts w:ascii="Cambria" w:hAnsi="Cambria"/>
-          <w:color w:val="000000"/>
-          <w:sz w:val="20"/>
+          <w:rFonts w:ascii="Calibri" w:hAnsi="Calibri"/>
+          <w:color w:val="333333"/>
+          <w:sz w:val="18"/>
         </w:rPr>
         <w:t>9. Liu et al. Targeting the phosphoinositide 3-kinase pathway in cancer. Nat Rev Drug Discov. 2009 Aug;8(8):627-44. PMID: 19644473</w:t>
       </w:r>
@@ -10556,9 +10637,9 @@
       </w:pPr>
       <w:r>
         <w:rPr>
-          <w:rFonts w:ascii="Cambria" w:hAnsi="Cambria"/>
-          <w:color w:val="000000"/>
-          <w:sz w:val="20"/>
+          <w:rFonts w:ascii="Calibri" w:hAnsi="Calibri"/>
+          <w:color w:val="333333"/>
+          <w:sz w:val="18"/>
         </w:rPr>
         <w:t>10. Hanahan et al. Hallmarks of cancer: the next generation. Cell. 2011 Mar 4;144(5):646-74. PMID: 21376230</w:t>
       </w:r>
@@ -10570,9 +10651,9 @@
       </w:pPr>
       <w:r>
         <w:rPr>
-          <w:rFonts w:ascii="Cambria" w:hAnsi="Cambria"/>
-          <w:color w:val="000000"/>
-          <w:sz w:val="20"/>
+          <w:rFonts w:ascii="Calibri" w:hAnsi="Calibri"/>
+          <w:color w:val="333333"/>
+          <w:sz w:val="18"/>
         </w:rPr>
         <w:t>11. Cerami et al. The cBio cancer genomics portal: an open platform for exploring multidimensional cancer genomics data. Cancer Discov. 2012 May;2(5):401-4. PMID: 22588877</w:t>
       </w:r>
@@ -10584,9 +10665,9 @@
       </w:pPr>
       <w:r>
         <w:rPr>
-          <w:rFonts w:ascii="Cambria" w:hAnsi="Cambria"/>
-          <w:color w:val="000000"/>
-          <w:sz w:val="20"/>
+          <w:rFonts w:ascii="Calibri" w:hAnsi="Calibri"/>
+          <w:color w:val="333333"/>
+          <w:sz w:val="18"/>
         </w:rPr>
         <w:t>12. Weinstein et al. The Cancer Genome Atlas Pan-Cancer analysis project. Nat. Genet. 2013 Oct;45(10):1113-20. PMID: 24071849</w:t>
       </w:r>
@@ -10598,9 +10679,9 @@
       </w:pPr>
       <w:r>
         <w:rPr>
-          <w:rFonts w:ascii="Cambria" w:hAnsi="Cambria"/>
-          <w:color w:val="000000"/>
-          <w:sz w:val="20"/>
+          <w:rFonts w:ascii="Calibri" w:hAnsi="Calibri"/>
+          <w:color w:val="333333"/>
+          <w:sz w:val="18"/>
         </w:rPr>
         <w:t>13. Brito et al. PIK3CA Mutations in Diffuse Gliomas: An Update on Molecular Stratification, Prognosis, Recurrence, and Aggressiveness. Clin Med Insights Oncol. 2022;16:11795549211068804. PMID: 35023985</w:t>
       </w:r>
@@ -10612,9 +10693,9 @@
       </w:pPr>
       <w:r>
         <w:rPr>
-          <w:rFonts w:ascii="Cambria" w:hAnsi="Cambria"/>
-          <w:color w:val="000000"/>
-          <w:sz w:val="20"/>
+          <w:rFonts w:ascii="Calibri" w:hAnsi="Calibri"/>
+          <w:color w:val="333333"/>
+          <w:sz w:val="18"/>
         </w:rPr>
         <w:t>14. Huret et al. Atlas of genetics and cytogenetics in oncology and haematology in 2013. Nucleic Acids Res. 2013 Jan;41(Database issue):D920-4. PMID: 23161685</w:t>
       </w:r>
@@ -10626,9 +10707,9 @@
       </w:pPr>
       <w:r>
         <w:rPr>
-          <w:rFonts w:ascii="Cambria" w:hAnsi="Cambria"/>
-          <w:color w:val="000000"/>
-          <w:sz w:val="20"/>
+          <w:rFonts w:ascii="Calibri" w:hAnsi="Calibri"/>
+          <w:color w:val="333333"/>
+          <w:sz w:val="18"/>
         </w:rPr>
         <w:t>15. Miled et al. Mechanism of two classes of cancer mutations in the phosphoinositide 3-kinase catalytic subunit. Science. 2007 Jul 13;317(5835):239-42. PMID: 17626883</w:t>
       </w:r>
@@ -10640,9 +10721,9 @@
       </w:pPr>
       <w:r>
         <w:rPr>
-          <w:rFonts w:ascii="Cambria" w:hAnsi="Cambria"/>
-          <w:color w:val="000000"/>
-          <w:sz w:val="20"/>
+          <w:rFonts w:ascii="Calibri" w:hAnsi="Calibri"/>
+          <w:color w:val="333333"/>
+          <w:sz w:val="18"/>
         </w:rPr>
         <w:t>16. Burke et al. Synergy in activating class I PI3Ks. Trends Biochem. Sci. 2015 Feb;40(2):88-100. PMID: 25573003</w:t>
       </w:r>
@@ -10654,9 +10735,9 @@
       </w:pPr>
       <w:r>
         <w:rPr>
-          <w:rFonts w:ascii="Cambria" w:hAnsi="Cambria"/>
-          <w:color w:val="000000"/>
-          <w:sz w:val="20"/>
+          <w:rFonts w:ascii="Calibri" w:hAnsi="Calibri"/>
+          <w:color w:val="333333"/>
+          <w:sz w:val="18"/>
         </w:rPr>
         <w:t>17. Burke et al. Oncogenic mutations mimic and enhance dynamic events in the natural activation of phosphoinositide 3-kinase p110α (PIK3CA). Proc. Natl. Acad. Sci. U.S.A. 2012 Sep 18;109(38):15259-64. PMID: 22949682</w:t>
       </w:r>
@@ -10668,9 +10749,9 @@
       </w:pPr>
       <w:r>
         <w:rPr>
-          <w:rFonts w:ascii="Cambria" w:hAnsi="Cambria"/>
-          <w:color w:val="000000"/>
-          <w:sz w:val="20"/>
+          <w:rFonts w:ascii="Calibri" w:hAnsi="Calibri"/>
+          <w:color w:val="333333"/>
+          <w:sz w:val="18"/>
         </w:rPr>
         <w:t>18. https://www.accessdata.fda.gov/drugsatfda_docs/label/2024/212526s009lbl.pdf</w:t>
       </w:r>
@@ -10682,9 +10763,9 @@
       </w:pPr>
       <w:r>
         <w:rPr>
-          <w:rFonts w:ascii="Cambria" w:hAnsi="Cambria"/>
-          <w:color w:val="000000"/>
-          <w:sz w:val="20"/>
+          <w:rFonts w:ascii="Calibri" w:hAnsi="Calibri"/>
+          <w:color w:val="333333"/>
+          <w:sz w:val="18"/>
         </w:rPr>
         <w:t>19. Mayer et al. A Phase Ib Study of Alpelisib (BYL719), a PI3Kα-Specific Inhibitor, with Letrozole in ER+/HER2- Metastatic Breast Cancer. Clin. Cancer Res. 2017 Jan 1;23(1):26-34. PMID: 27126994</w:t>
       </w:r>
@@ -10696,9 +10777,9 @@
       </w:pPr>
       <w:r>
         <w:rPr>
-          <w:rFonts w:ascii="Cambria" w:hAnsi="Cambria"/>
-          <w:color w:val="000000"/>
-          <w:sz w:val="20"/>
+          <w:rFonts w:ascii="Calibri" w:hAnsi="Calibri"/>
+          <w:color w:val="333333"/>
+          <w:sz w:val="18"/>
         </w:rPr>
         <w:t>20. Mayer et al. A Phase II Randomized Study of Neoadjuvant Letrozole Plus Alpelisib for Hormone Receptor-Positive, Human Epidermal Growth Factor Receptor 2-Negative Breast Cancer (NEO-ORB). Clin. Cancer Res. 2019 Feb 5. PMID: 30723140</w:t>
       </w:r>
@@ -10710,9 +10791,9 @@
       </w:pPr>
       <w:r>
         <w:rPr>
-          <w:rFonts w:ascii="Cambria" w:hAnsi="Cambria"/>
-          <w:color w:val="000000"/>
-          <w:sz w:val="20"/>
+          <w:rFonts w:ascii="Calibri" w:hAnsi="Calibri"/>
+          <w:color w:val="333333"/>
+          <w:sz w:val="18"/>
         </w:rPr>
         <w:t>21. https://www.accessdata.fda.gov/drugsatfda_docs/label/2025/218197s002lbl.pdf</w:t>
       </w:r>
@@ -10724,9 +10805,9 @@
       </w:pPr>
       <w:r>
         <w:rPr>
-          <w:rFonts w:ascii="Cambria" w:hAnsi="Cambria"/>
-          <w:color w:val="000000"/>
-          <w:sz w:val="20"/>
+          <w:rFonts w:ascii="Calibri" w:hAnsi="Calibri"/>
+          <w:color w:val="333333"/>
+          <w:sz w:val="18"/>
         </w:rPr>
         <w:t>22. https://www.accessdata.fda.gov/drugsatfda_docs/label/2024/219249s000lbl.pdf</w:t>
       </w:r>
@@ -10738,9 +10819,9 @@
       </w:pPr>
       <w:r>
         <w:rPr>
-          <w:rFonts w:ascii="Cambria" w:hAnsi="Cambria"/>
-          <w:color w:val="000000"/>
-          <w:sz w:val="20"/>
+          <w:rFonts w:ascii="Calibri" w:hAnsi="Calibri"/>
+          <w:color w:val="333333"/>
+          <w:sz w:val="18"/>
         </w:rPr>
         <w:t>23. Jung et al. Pilot study of sirolimus in patients with PIK3CA mutant/amplified refractory solid cancer. Mol Clin Oncol. 2017 Jul;7(1):27-31. PMID: 28685070</w:t>
       </w:r>
@@ -10752,9 +10833,9 @@
       </w:pPr>
       <w:r>
         <w:rPr>
-          <w:rFonts w:ascii="Cambria" w:hAnsi="Cambria"/>
-          <w:color w:val="000000"/>
-          <w:sz w:val="20"/>
+          <w:rFonts w:ascii="Calibri" w:hAnsi="Calibri"/>
+          <w:color w:val="333333"/>
+          <w:sz w:val="18"/>
         </w:rPr>
         <w:t>24. Janku et al. PIK3CA mutations in patients with advanced cancers treated with PI3K/AKT/mTOR axis inhibitors. Mol. Cancer Ther. 2011 Mar;10(3):558-65. PMID: 21216929</w:t>
       </w:r>
